--- a/lab4/docs/实验4 单周期CPU设计与测试.docx
+++ b/lab4/docs/实验4 单周期CPU设计与测试.docx
@@ -5,9 +5,6 @@
     <w:p>
       <w:pPr>
         <w:ind w:leftChars="202" w:left="485"/>
-        <w:rPr>
-          <w:rFonts w:hint="eastAsia"/>
-        </w:rPr>
         <w:sectPr>
           <w:headerReference w:type="default" r:id="rId7"/>
           <w:footerReference w:type="default" r:id="rId8"/>
@@ -38,7 +35,6 @@
           <w:kern w:val="2"/>
           <w:sz w:val="30"/>
           <w:szCs w:val="30"/>
-          <w:lang w:val="en-US" w:eastAsia="zh-CN"/>
         </w:rPr>
         <w:t>实验</w:t>
       </w:r>
@@ -49,7 +45,6 @@
           <w:kern w:val="2"/>
           <w:sz w:val="30"/>
           <w:szCs w:val="30"/>
-          <w:lang w:val="en-US" w:eastAsia="zh-CN"/>
         </w:rPr>
         <w:t>4</w:t>
       </w:r>
@@ -59,7 +54,6 @@
           <w:kern w:val="2"/>
           <w:sz w:val="30"/>
           <w:szCs w:val="30"/>
-          <w:lang w:val="en-US" w:eastAsia="zh-CN"/>
         </w:rPr>
         <w:t xml:space="preserve"> </w:t>
       </w:r>
@@ -70,7 +64,6 @@
           <w:kern w:val="2"/>
           <w:sz w:val="30"/>
           <w:szCs w:val="30"/>
-          <w:lang w:val="en-US" w:eastAsia="zh-CN"/>
         </w:rPr>
         <w:t xml:space="preserve"> </w:t>
       </w:r>
@@ -81,7 +74,6 @@
           <w:kern w:val="2"/>
           <w:sz w:val="30"/>
           <w:szCs w:val="30"/>
-          <w:lang w:val="en-US" w:eastAsia="zh-CN"/>
         </w:rPr>
         <w:t>单周期</w:t>
       </w:r>
@@ -92,7 +84,6 @@
           <w:kern w:val="2"/>
           <w:sz w:val="30"/>
           <w:szCs w:val="30"/>
-          <w:lang w:val="en-US" w:eastAsia="zh-CN"/>
         </w:rPr>
         <w:t>CPU</w:t>
       </w:r>
@@ -103,7 +94,6 @@
           <w:kern w:val="2"/>
           <w:sz w:val="30"/>
           <w:szCs w:val="30"/>
-          <w:lang w:val="en-US" w:eastAsia="zh-CN"/>
         </w:rPr>
         <w:t>设计与测试</w:t>
       </w:r>
@@ -137,7 +127,7 @@
     </w:p>
     <w:p>
       <w:pPr>
-        <w:pStyle w:val="a7"/>
+        <w:pStyle w:val="ab"/>
         <w:widowControl w:val="0"/>
         <w:numPr>
           <w:ilvl w:val="0"/>
@@ -217,7 +207,7 @@
     </w:p>
     <w:p>
       <w:pPr>
-        <w:pStyle w:val="a7"/>
+        <w:pStyle w:val="ab"/>
         <w:widowControl w:val="0"/>
         <w:numPr>
           <w:ilvl w:val="0"/>
@@ -229,30 +219,29 @@
         <w:ind w:firstLineChars="0"/>
         <w:jc w:val="both"/>
         <w:rPr>
+          <w:sz w:val="21"/>
+          <w:szCs w:val="21"/>
+        </w:rPr>
+      </w:pPr>
+      <w:r>
+        <w:rPr>
           <w:rFonts w:hint="eastAsia"/>
           <w:sz w:val="21"/>
           <w:szCs w:val="21"/>
         </w:rPr>
-      </w:pPr>
-      <w:r>
-        <w:rPr>
-          <w:rFonts w:hint="eastAsia"/>
+        <w:t>理解</w:t>
+      </w:r>
+      <w:r>
+        <w:rPr>
           <w:sz w:val="21"/>
           <w:szCs w:val="21"/>
         </w:rPr>
-        <w:t>理解</w:t>
-      </w:r>
-      <w:r>
-        <w:rPr>
-          <w:sz w:val="21"/>
-          <w:szCs w:val="21"/>
-        </w:rPr>
         <w:t>指令类型和指令格式之间的关系，掌握取指令部件、指令解析电路和立即数扩展器的设计方法。</w:t>
       </w:r>
     </w:p>
     <w:p>
       <w:pPr>
-        <w:pStyle w:val="a7"/>
+        <w:pStyle w:val="ab"/>
         <w:widowControl w:val="0"/>
         <w:numPr>
           <w:ilvl w:val="0"/>
@@ -264,23 +253,22 @@
         <w:ind w:firstLineChars="0"/>
         <w:jc w:val="both"/>
         <w:rPr>
+          <w:sz w:val="21"/>
+          <w:szCs w:val="21"/>
+        </w:rPr>
+      </w:pPr>
+      <w:r>
+        <w:rPr>
           <w:rFonts w:hint="eastAsia"/>
           <w:sz w:val="21"/>
           <w:szCs w:val="21"/>
         </w:rPr>
-      </w:pPr>
-      <w:r>
-        <w:rPr>
-          <w:rFonts w:hint="eastAsia"/>
-          <w:sz w:val="21"/>
-          <w:szCs w:val="21"/>
-        </w:rPr>
         <w:t>理解每条目标指令的功能和对应数据通路的关系，掌握单周期处理器的控制器设计方法。</w:t>
       </w:r>
     </w:p>
     <w:p>
       <w:pPr>
-        <w:pStyle w:val="a7"/>
+        <w:pStyle w:val="ab"/>
         <w:widowControl w:val="0"/>
         <w:numPr>
           <w:ilvl w:val="0"/>
@@ -330,7 +318,7 @@
     </w:p>
     <w:p>
       <w:pPr>
-        <w:pStyle w:val="a7"/>
+        <w:pStyle w:val="ab"/>
         <w:widowControl w:val="0"/>
         <w:numPr>
           <w:ilvl w:val="0"/>
@@ -399,7 +387,7 @@
     </w:p>
     <w:p>
       <w:pPr>
-        <w:pStyle w:val="a7"/>
+        <w:pStyle w:val="ab"/>
         <w:widowControl w:val="0"/>
         <w:adjustRightInd w:val="0"/>
         <w:snapToGrid w:val="0"/>
@@ -407,7 +395,6 @@
         <w:ind w:firstLine="480"/>
         <w:jc w:val="both"/>
         <w:rPr>
-          <w:rFonts w:hint="eastAsia"/>
           <w:szCs w:val="21"/>
         </w:rPr>
       </w:pPr>
@@ -505,7 +492,7 @@
         <w:snapToGrid w:val="0"/>
         <w:spacing w:before="0" w:after="0" w:line="360" w:lineRule="auto"/>
         <w:rPr>
-          <w:rFonts w:ascii="Times New Roman" w:eastAsia="黑体" w:hAnsi="Times New Roman" w:hint="eastAsia"/>
+          <w:rFonts w:ascii="Times New Roman" w:eastAsia="黑体" w:hAnsi="Times New Roman"/>
           <w:bCs/>
           <w:color w:val="000000"/>
           <w:sz w:val="21"/>
@@ -593,7 +580,6 @@
         <w:spacing w:line="360" w:lineRule="auto"/>
         <w:ind w:firstLineChars="200" w:firstLine="480"/>
         <w:rPr>
-          <w:rFonts w:hint="eastAsia"/>
           <w:color w:val="000000"/>
           <w:szCs w:val="21"/>
         </w:rPr>
@@ -661,7 +647,6 @@
         <w:snapToGrid w:val="0"/>
         <w:spacing w:line="360" w:lineRule="auto"/>
         <w:rPr>
-          <w:rFonts w:hint="eastAsia"/>
           <w:color w:val="000000"/>
           <w:szCs w:val="21"/>
         </w:rPr>
@@ -724,7 +709,6 @@
         <w:snapToGrid w:val="0"/>
         <w:spacing w:line="360" w:lineRule="auto"/>
         <w:rPr>
-          <w:rFonts w:hint="eastAsia"/>
           <w:color w:val="000000"/>
           <w:szCs w:val="21"/>
         </w:rPr>
@@ -839,7 +823,7 @@
     </w:p>
     <w:p>
       <w:pPr>
-        <w:pStyle w:val="a7"/>
+        <w:pStyle w:val="ab"/>
         <w:widowControl w:val="0"/>
         <w:adjustRightInd w:val="0"/>
         <w:snapToGrid w:val="0"/>
@@ -988,6 +972,7 @@
     </w:p>
     <w:p>
       <w:pPr>
+        <w:ind w:firstLine="420"/>
         <w:rPr>
           <w:bCs/>
           <w:color w:val="000000"/>
@@ -995,24 +980,328 @@
           <w:szCs w:val="21"/>
         </w:rPr>
       </w:pPr>
-    </w:p>
-    <w:p>
-      <w:pPr>
-        <w:ind w:right="1050"/>
+      <w:r>
         <w:rPr>
           <w:bCs/>
           <w:color w:val="000000"/>
           <w:sz w:val="21"/>
           <w:szCs w:val="21"/>
         </w:rPr>
-      </w:pPr>
+        <w:t>单周期</w:t>
+      </w:r>
+      <w:r>
+        <w:rPr>
+          <w:bCs/>
+          <w:color w:val="000000"/>
+          <w:sz w:val="21"/>
+          <w:szCs w:val="21"/>
+        </w:rPr>
+        <w:t>CPU</w:t>
+      </w:r>
+      <w:r>
+        <w:rPr>
+          <w:bCs/>
+          <w:color w:val="000000"/>
+          <w:sz w:val="21"/>
+          <w:szCs w:val="21"/>
+        </w:rPr>
+        <w:t>在一个时钟周期内完成取指、译码、执行、访存和写回。</w:t>
+      </w:r>
+      <w:r>
+        <w:rPr>
+          <w:bCs/>
+          <w:color w:val="000000"/>
+          <w:sz w:val="21"/>
+          <w:szCs w:val="21"/>
+        </w:rPr>
+        <w:t>PC</w:t>
+      </w:r>
+      <w:r>
+        <w:rPr>
+          <w:bCs/>
+          <w:color w:val="000000"/>
+          <w:sz w:val="21"/>
+          <w:szCs w:val="21"/>
+        </w:rPr>
+        <w:t>按顺序加</w:t>
+      </w:r>
+      <w:r>
+        <w:rPr>
+          <w:bCs/>
+          <w:color w:val="000000"/>
+          <w:sz w:val="21"/>
+          <w:szCs w:val="21"/>
+        </w:rPr>
+        <w:t>4</w:t>
+      </w:r>
+      <w:r>
+        <w:rPr>
+          <w:bCs/>
+          <w:color w:val="000000"/>
+          <w:sz w:val="21"/>
+          <w:szCs w:val="21"/>
+        </w:rPr>
+        <w:t>或在</w:t>
+      </w:r>
+      <w:r>
+        <w:rPr>
+          <w:bCs/>
+          <w:color w:val="000000"/>
+          <w:sz w:val="21"/>
+          <w:szCs w:val="21"/>
+        </w:rPr>
+        <w:t>beq</w:t>
+      </w:r>
+      <w:r>
+        <w:rPr>
+          <w:bCs/>
+          <w:color w:val="000000"/>
+          <w:sz w:val="21"/>
+          <w:szCs w:val="21"/>
+        </w:rPr>
+        <w:t>成立时跳转；控制器根据</w:t>
+      </w:r>
+      <w:r>
+        <w:rPr>
+          <w:bCs/>
+          <w:color w:val="000000"/>
+          <w:sz w:val="21"/>
+          <w:szCs w:val="21"/>
+        </w:rPr>
+        <w:t>opcode/funct</w:t>
+      </w:r>
+      <w:r>
+        <w:rPr>
+          <w:bCs/>
+          <w:color w:val="000000"/>
+          <w:sz w:val="21"/>
+          <w:szCs w:val="21"/>
+        </w:rPr>
+        <w:t>字段生成寄存器写使能、数据存储器写使能、</w:t>
+      </w:r>
+      <w:r>
+        <w:rPr>
+          <w:bCs/>
+          <w:color w:val="000000"/>
+          <w:sz w:val="21"/>
+          <w:szCs w:val="21"/>
+        </w:rPr>
+        <w:t>ALU</w:t>
+      </w:r>
+      <w:r>
+        <w:rPr>
+          <w:bCs/>
+          <w:color w:val="000000"/>
+          <w:sz w:val="21"/>
+          <w:szCs w:val="21"/>
+        </w:rPr>
+        <w:t>输入选择、写回选择和分支控制；立即数扩展支持</w:t>
+      </w:r>
+      <w:r>
+        <w:rPr>
+          <w:bCs/>
+          <w:color w:val="000000"/>
+          <w:sz w:val="21"/>
+          <w:szCs w:val="21"/>
+        </w:rPr>
+        <w:t>I/S/B/U</w:t>
+      </w:r>
+      <w:r>
+        <w:rPr>
+          <w:bCs/>
+          <w:color w:val="000000"/>
+          <w:sz w:val="21"/>
+          <w:szCs w:val="21"/>
+        </w:rPr>
+        <w:t>型；数据通路支持</w:t>
+      </w:r>
+      <w:r>
+        <w:rPr>
+          <w:bCs/>
+          <w:color w:val="000000"/>
+          <w:sz w:val="21"/>
+          <w:szCs w:val="21"/>
+        </w:rPr>
+        <w:t>add</w:t>
+      </w:r>
+      <w:r>
+        <w:rPr>
+          <w:bCs/>
+          <w:color w:val="000000"/>
+          <w:sz w:val="21"/>
+          <w:szCs w:val="21"/>
+        </w:rPr>
+        <w:t>、</w:t>
+      </w:r>
+      <w:r>
+        <w:rPr>
+          <w:bCs/>
+          <w:color w:val="000000"/>
+          <w:sz w:val="21"/>
+          <w:szCs w:val="21"/>
+        </w:rPr>
+        <w:t>sub</w:t>
+      </w:r>
+      <w:r>
+        <w:rPr>
+          <w:bCs/>
+          <w:color w:val="000000"/>
+          <w:sz w:val="21"/>
+          <w:szCs w:val="21"/>
+        </w:rPr>
+        <w:t>、</w:t>
+      </w:r>
+      <w:r>
+        <w:rPr>
+          <w:bCs/>
+          <w:color w:val="000000"/>
+          <w:sz w:val="21"/>
+          <w:szCs w:val="21"/>
+        </w:rPr>
+        <w:t>or</w:t>
+      </w:r>
+      <w:r>
+        <w:rPr>
+          <w:bCs/>
+          <w:color w:val="000000"/>
+          <w:sz w:val="21"/>
+          <w:szCs w:val="21"/>
+        </w:rPr>
+        <w:t>、</w:t>
+      </w:r>
+      <w:r>
+        <w:rPr>
+          <w:bCs/>
+          <w:color w:val="000000"/>
+          <w:sz w:val="21"/>
+          <w:szCs w:val="21"/>
+        </w:rPr>
+        <w:t>slt</w:t>
+      </w:r>
+      <w:r>
+        <w:rPr>
+          <w:bCs/>
+          <w:color w:val="000000"/>
+          <w:sz w:val="21"/>
+          <w:szCs w:val="21"/>
+        </w:rPr>
+        <w:t>、</w:t>
+      </w:r>
+      <w:r>
+        <w:rPr>
+          <w:bCs/>
+          <w:color w:val="000000"/>
+          <w:sz w:val="21"/>
+          <w:szCs w:val="21"/>
+        </w:rPr>
+        <w:t>sltu</w:t>
+      </w:r>
+      <w:r>
+        <w:rPr>
+          <w:bCs/>
+          <w:color w:val="000000"/>
+          <w:sz w:val="21"/>
+          <w:szCs w:val="21"/>
+        </w:rPr>
+        <w:t>、</w:t>
+      </w:r>
+      <w:r>
+        <w:rPr>
+          <w:bCs/>
+          <w:color w:val="000000"/>
+          <w:sz w:val="21"/>
+          <w:szCs w:val="21"/>
+        </w:rPr>
+        <w:t>lw</w:t>
+      </w:r>
+      <w:r>
+        <w:rPr>
+          <w:bCs/>
+          <w:color w:val="000000"/>
+          <w:sz w:val="21"/>
+          <w:szCs w:val="21"/>
+        </w:rPr>
+        <w:t>、</w:t>
+      </w:r>
+      <w:r>
+        <w:rPr>
+          <w:bCs/>
+          <w:color w:val="000000"/>
+          <w:sz w:val="21"/>
+          <w:szCs w:val="21"/>
+        </w:rPr>
+        <w:t>sw</w:t>
+      </w:r>
+      <w:r>
+        <w:rPr>
+          <w:bCs/>
+          <w:color w:val="000000"/>
+          <w:sz w:val="21"/>
+          <w:szCs w:val="21"/>
+        </w:rPr>
+        <w:t>、</w:t>
+      </w:r>
+      <w:r>
+        <w:rPr>
+          <w:bCs/>
+          <w:color w:val="000000"/>
+          <w:sz w:val="21"/>
+          <w:szCs w:val="21"/>
+        </w:rPr>
+        <w:t>beq</w:t>
+      </w:r>
+      <w:r>
+        <w:rPr>
+          <w:bCs/>
+          <w:color w:val="000000"/>
+          <w:sz w:val="21"/>
+          <w:szCs w:val="21"/>
+        </w:rPr>
+        <w:t>和</w:t>
+      </w:r>
+      <w:r>
+        <w:rPr>
+          <w:bCs/>
+          <w:color w:val="000000"/>
+          <w:sz w:val="21"/>
+          <w:szCs w:val="21"/>
+        </w:rPr>
+        <w:t>lui</w:t>
+      </w:r>
+      <w:r>
+        <w:rPr>
+          <w:bCs/>
+          <w:color w:val="000000"/>
+          <w:sz w:val="21"/>
+          <w:szCs w:val="21"/>
+        </w:rPr>
+        <w:t>共</w:t>
+      </w:r>
+      <w:r>
+        <w:rPr>
+          <w:bCs/>
+          <w:color w:val="000000"/>
+          <w:sz w:val="21"/>
+          <w:szCs w:val="21"/>
+        </w:rPr>
+        <w:t>9</w:t>
+      </w:r>
+      <w:r>
+        <w:rPr>
+          <w:bCs/>
+          <w:color w:val="000000"/>
+          <w:sz w:val="21"/>
+          <w:szCs w:val="21"/>
+        </w:rPr>
+        <w:t>条目标指令。</w:t>
+      </w:r>
     </w:p>
     <w:p>
       <w:pPr>
         <w:pStyle w:val="Normal0"/>
         <w:spacing w:before="0" w:after="0"/>
         <w:rPr>
-          <w:rFonts w:ascii="Times New Roman" w:eastAsia="黑体" w:hAnsi="Times New Roman"/>
+          <w:rFonts w:ascii="Times New Roman" w:eastAsia="黑体" w:hAnsi="Times New Roman" w:hint="eastAsia"/>
           <w:bCs/>
           <w:color w:val="000000"/>
           <w:sz w:val="24"/>
@@ -1023,34 +1312,6 @@
     </w:p>
     <w:p>
       <w:pPr>
-        <w:pStyle w:val="Normal0"/>
-        <w:spacing w:before="0" w:after="0"/>
-        <w:rPr>
-          <w:rFonts w:ascii="Times New Roman" w:eastAsia="黑体" w:hAnsi="Times New Roman"/>
-          <w:bCs/>
-          <w:color w:val="000000"/>
-          <w:sz w:val="24"/>
-          <w:szCs w:val="24"/>
-          <w:lang w:val="en-US" w:eastAsia="zh-CN"/>
-        </w:rPr>
-      </w:pPr>
-    </w:p>
-    <w:p>
-      <w:pPr>
-        <w:pStyle w:val="Normal0"/>
-        <w:spacing w:before="0" w:after="0"/>
-        <w:rPr>
-          <w:rFonts w:ascii="Times New Roman" w:eastAsia="黑体" w:hAnsi="Times New Roman"/>
-          <w:bCs/>
-          <w:color w:val="000000"/>
-          <w:sz w:val="24"/>
-          <w:szCs w:val="24"/>
-          <w:lang w:val="en-US" w:eastAsia="zh-CN"/>
-        </w:rPr>
-      </w:pPr>
-    </w:p>
-    <w:p>
-      <w:pPr>
         <w:rPr>
           <w:bCs/>
           <w:color w:val="000000"/>
@@ -1080,73 +1341,28 @@
     </w:p>
     <w:p>
       <w:pPr>
+        <w:spacing w:after="40"/>
         <w:rPr>
           <w:bCs/>
-          <w:color w:val="000000"/>
-          <w:sz w:val="21"/>
-          <w:szCs w:val="21"/>
-        </w:rPr>
-      </w:pPr>
-    </w:p>
-    <w:p>
-      <w:pPr>
+        </w:rPr>
+      </w:pPr>
+      <w:r>
         <w:rPr>
           <w:bCs/>
-          <w:color w:val="000000"/>
-          <w:sz w:val="21"/>
-          <w:szCs w:val="21"/>
-        </w:rPr>
-      </w:pPr>
-    </w:p>
-    <w:p>
-      <w:pPr>
+          <w:sz w:val="19"/>
+        </w:rPr>
+        <w:t>文件：</w:t>
+      </w:r>
+      <w:r>
         <w:rPr>
           <w:bCs/>
-          <w:color w:val="000000"/>
-          <w:sz w:val="21"/>
-          <w:szCs w:val="21"/>
-        </w:rPr>
-      </w:pPr>
-    </w:p>
-    <w:p>
-      <w:pPr>
-        <w:rPr>
-          <w:bCs/>
-          <w:color w:val="000000"/>
-          <w:sz w:val="21"/>
-          <w:szCs w:val="21"/>
-        </w:rPr>
-      </w:pPr>
-    </w:p>
-    <w:p>
-      <w:pPr>
-        <w:rPr>
-          <w:bCs/>
-          <w:color w:val="000000"/>
-          <w:sz w:val="21"/>
-          <w:szCs w:val="21"/>
-        </w:rPr>
-      </w:pPr>
-    </w:p>
-    <w:p>
-      <w:pPr>
-        <w:rPr>
-          <w:bCs/>
-          <w:color w:val="000000"/>
-          <w:sz w:val="21"/>
-          <w:szCs w:val="21"/>
-        </w:rPr>
-      </w:pPr>
-      <w:r>
-        <w:rPr>
-          <w:bCs/>
-          <w:color w:val="000000"/>
-          <w:sz w:val="21"/>
-          <w:szCs w:val="21"/>
-        </w:rPr>
-        <w:t>(c) RTL</w:t>
-      </w:r>
-      <w:r>
+          <w:sz w:val="19"/>
+        </w:rPr>
+        <w:t>lab4/task1_single_cycle_cpu/src/alu_32bit.v</w:t>
+      </w:r>
+    </w:p>
+    <w:p>
+      <w:pPr>
         <w:rPr>
           <w:rFonts w:hint="eastAsia"/>
           <w:bCs/>
@@ -1154,76 +1370,5822 @@
           <w:sz w:val="21"/>
           <w:szCs w:val="21"/>
         </w:rPr>
-        <w:t>视图</w:t>
-      </w:r>
-    </w:p>
-    <w:p>
-      <w:pPr>
+      </w:pPr>
+    </w:p>
+    <w:p>
+      <w:pPr>
+        <w:snapToGrid w:val="0"/>
+        <w:spacing w:line="240" w:lineRule="atLeast"/>
+      </w:pPr>
+      <w:r>
+        <w:rPr>
+          <w:rFonts w:ascii="Consolas" w:eastAsia="Consolas" w:hAnsi="Consolas"/>
+          <w:sz w:val="14"/>
+        </w:rPr>
+        <w:t>`timescale 1ns / 1ps</w:t>
+      </w:r>
+      <w:r>
+        <w:rPr>
+          <w:rFonts w:ascii="Consolas" w:eastAsia="Consolas" w:hAnsi="Consolas"/>
+          <w:sz w:val="14"/>
+        </w:rPr>
+        <w:br/>
+      </w:r>
+      <w:r>
+        <w:rPr>
+          <w:rFonts w:ascii="Consolas" w:eastAsia="Consolas" w:hAnsi="Consolas"/>
+          <w:sz w:val="14"/>
+        </w:rPr>
+        <w:br/>
+        <w:t>module cla_4bit (</w:t>
+      </w:r>
+      <w:r>
+        <w:rPr>
+          <w:rFonts w:ascii="Consolas" w:eastAsia="Consolas" w:hAnsi="Consolas"/>
+          <w:sz w:val="14"/>
+        </w:rPr>
+        <w:br/>
+        <w:t xml:space="preserve">    input  wire [3:0] a,</w:t>
+      </w:r>
+      <w:r>
+        <w:rPr>
+          <w:rFonts w:ascii="Consolas" w:eastAsia="Consolas" w:hAnsi="Consolas"/>
+          <w:sz w:val="14"/>
+        </w:rPr>
+        <w:br/>
+        <w:t xml:space="preserve">    input  wire [3:0] b,</w:t>
+      </w:r>
+      <w:r>
+        <w:rPr>
+          <w:rFonts w:ascii="Consolas" w:eastAsia="Consolas" w:hAnsi="Consolas"/>
+          <w:sz w:val="14"/>
+        </w:rPr>
+        <w:br/>
+        <w:t xml:space="preserve">    input  wire       cin,</w:t>
+      </w:r>
+      <w:r>
+        <w:rPr>
+          <w:rFonts w:ascii="Consolas" w:eastAsia="Consolas" w:hAnsi="Consolas"/>
+          <w:sz w:val="14"/>
+        </w:rPr>
+        <w:br/>
+        <w:t xml:space="preserve">    output wire [3:0] sum,</w:t>
+      </w:r>
+      <w:r>
+        <w:rPr>
+          <w:rFonts w:ascii="Consolas" w:eastAsia="Consolas" w:hAnsi="Consolas"/>
+          <w:sz w:val="14"/>
+        </w:rPr>
+        <w:br/>
+        <w:t xml:space="preserve">    output wire       cout,</w:t>
+      </w:r>
+      <w:r>
+        <w:rPr>
+          <w:rFonts w:ascii="Consolas" w:eastAsia="Consolas" w:hAnsi="Consolas"/>
+          <w:sz w:val="14"/>
+        </w:rPr>
+        <w:br/>
+        <w:t xml:space="preserve">    output wire       pg,</w:t>
+      </w:r>
+      <w:r>
+        <w:rPr>
+          <w:rFonts w:ascii="Consolas" w:eastAsia="Consolas" w:hAnsi="Consolas"/>
+          <w:sz w:val="14"/>
+        </w:rPr>
+        <w:br/>
+        <w:t xml:space="preserve">    output wire       gg</w:t>
+      </w:r>
+      <w:r>
+        <w:rPr>
+          <w:rFonts w:ascii="Consolas" w:eastAsia="Consolas" w:hAnsi="Consolas"/>
+          <w:sz w:val="14"/>
+        </w:rPr>
+        <w:br/>
+        <w:t>);</w:t>
+      </w:r>
+      <w:r>
+        <w:rPr>
+          <w:rFonts w:ascii="Consolas" w:eastAsia="Consolas" w:hAnsi="Consolas"/>
+          <w:sz w:val="14"/>
+        </w:rPr>
+        <w:br/>
+      </w:r>
+      <w:r>
+        <w:rPr>
+          <w:rFonts w:ascii="Consolas" w:eastAsia="Consolas" w:hAnsi="Consolas"/>
+          <w:sz w:val="14"/>
+        </w:rPr>
+        <w:br/>
+        <w:t xml:space="preserve">    wire [3:0] p;</w:t>
+      </w:r>
+      <w:r>
+        <w:rPr>
+          <w:rFonts w:ascii="Consolas" w:eastAsia="Consolas" w:hAnsi="Consolas"/>
+          <w:sz w:val="14"/>
+        </w:rPr>
+        <w:br/>
+        <w:t xml:space="preserve">    wire [3:0] g;</w:t>
+      </w:r>
+      <w:r>
+        <w:rPr>
+          <w:rFonts w:ascii="Consolas" w:eastAsia="Consolas" w:hAnsi="Consolas"/>
+          <w:sz w:val="14"/>
+        </w:rPr>
+        <w:br/>
+        <w:t xml:space="preserve">    wire c1;</w:t>
+      </w:r>
+      <w:r>
+        <w:rPr>
+          <w:rFonts w:ascii="Consolas" w:eastAsia="Consolas" w:hAnsi="Consolas"/>
+          <w:sz w:val="14"/>
+        </w:rPr>
+        <w:br/>
+        <w:t xml:space="preserve">    wire c2;</w:t>
+      </w:r>
+      <w:r>
+        <w:rPr>
+          <w:rFonts w:ascii="Consolas" w:eastAsia="Consolas" w:hAnsi="Consolas"/>
+          <w:sz w:val="14"/>
+        </w:rPr>
+        <w:br/>
+        <w:t xml:space="preserve">    wire c3;</w:t>
+      </w:r>
+      <w:r>
+        <w:rPr>
+          <w:rFonts w:ascii="Consolas" w:eastAsia="Consolas" w:hAnsi="Consolas"/>
+          <w:sz w:val="14"/>
+        </w:rPr>
+        <w:br/>
+        <w:t xml:space="preserve">    wire c4;</w:t>
+      </w:r>
+      <w:r>
+        <w:rPr>
+          <w:rFonts w:ascii="Consolas" w:eastAsia="Consolas" w:hAnsi="Consolas"/>
+          <w:sz w:val="14"/>
+        </w:rPr>
+        <w:br/>
+      </w:r>
+      <w:r>
+        <w:rPr>
+          <w:rFonts w:ascii="Consolas" w:eastAsia="Consolas" w:hAnsi="Consolas"/>
+          <w:sz w:val="14"/>
+        </w:rPr>
+        <w:br/>
+        <w:t xml:space="preserve">    assign p = a ^ b;</w:t>
+      </w:r>
+      <w:r>
+        <w:rPr>
+          <w:rFonts w:ascii="Consolas" w:eastAsia="Consolas" w:hAnsi="Consolas"/>
+          <w:sz w:val="14"/>
+        </w:rPr>
+        <w:br/>
+        <w:t xml:space="preserve">    assign g = a &amp; b;</w:t>
+      </w:r>
+      <w:r>
+        <w:rPr>
+          <w:rFonts w:ascii="Consolas" w:eastAsia="Consolas" w:hAnsi="Consolas"/>
+          <w:sz w:val="14"/>
+        </w:rPr>
+        <w:br/>
+      </w:r>
+      <w:r>
+        <w:rPr>
+          <w:rFonts w:ascii="Consolas" w:eastAsia="Consolas" w:hAnsi="Consolas"/>
+          <w:sz w:val="14"/>
+        </w:rPr>
+        <w:br/>
+        <w:t xml:space="preserve">    assign c1 = g[0] | (p[0] &amp; cin);</w:t>
+      </w:r>
+      <w:r>
+        <w:rPr>
+          <w:rFonts w:ascii="Consolas" w:eastAsia="Consolas" w:hAnsi="Consolas"/>
+          <w:sz w:val="14"/>
+        </w:rPr>
+        <w:br/>
+        <w:t xml:space="preserve">    assign c2 = g[1] | (p[1] &amp; g[0]) | (p[1] &amp; p[0] &amp; cin);</w:t>
+      </w:r>
+      <w:r>
+        <w:rPr>
+          <w:rFonts w:ascii="Consolas" w:eastAsia="Consolas" w:hAnsi="Consolas"/>
+          <w:sz w:val="14"/>
+        </w:rPr>
+        <w:br/>
+        <w:t xml:space="preserve">    assign c3 = g[2] | (p[2] &amp; g[1]) | (p[2] &amp; p[1] &amp; g[0]) | (p[2] &amp; p[1] &amp; p[0] &amp; cin);</w:t>
+      </w:r>
+      <w:r>
+        <w:rPr>
+          <w:rFonts w:ascii="Consolas" w:eastAsia="Consolas" w:hAnsi="Consolas"/>
+          <w:sz w:val="14"/>
+        </w:rPr>
+        <w:br/>
+        <w:t xml:space="preserve">    assign c4 = g[3] | (p[3] &amp; g[2]) | (p[3] &amp; p[2] &amp; g[1])</w:t>
+      </w:r>
+      <w:r>
+        <w:rPr>
+          <w:rFonts w:ascii="Consolas" w:eastAsia="Consolas" w:hAnsi="Consolas"/>
+          <w:sz w:val="14"/>
+        </w:rPr>
+        <w:br/>
+        <w:t xml:space="preserve">              | (p[3] &amp; p[2] &amp; p[1] &amp; g[0]) | (p[3] &amp; p[2] &amp; p[1] &amp; p[0] &amp; cin);</w:t>
+      </w:r>
+      <w:r>
+        <w:rPr>
+          <w:rFonts w:ascii="Consolas" w:eastAsia="Consolas" w:hAnsi="Consolas"/>
+          <w:sz w:val="14"/>
+        </w:rPr>
+        <w:br/>
+      </w:r>
+      <w:r>
+        <w:rPr>
+          <w:rFonts w:ascii="Consolas" w:eastAsia="Consolas" w:hAnsi="Consolas"/>
+          <w:sz w:val="14"/>
+        </w:rPr>
+        <w:br/>
+        <w:t xml:space="preserve">    assign sum = p ^ {c3, c2, c1, cin};</w:t>
+      </w:r>
+      <w:r>
+        <w:rPr>
+          <w:rFonts w:ascii="Consolas" w:eastAsia="Consolas" w:hAnsi="Consolas"/>
+          <w:sz w:val="14"/>
+        </w:rPr>
+        <w:br/>
+        <w:t xml:space="preserve">    assign cout = c4;</w:t>
+      </w:r>
+      <w:r>
+        <w:rPr>
+          <w:rFonts w:ascii="Consolas" w:eastAsia="Consolas" w:hAnsi="Consolas"/>
+          <w:sz w:val="14"/>
+        </w:rPr>
+        <w:br/>
+        <w:t xml:space="preserve">    assign pg = &amp;p;</w:t>
+      </w:r>
+      <w:r>
+        <w:rPr>
+          <w:rFonts w:ascii="Consolas" w:eastAsia="Consolas" w:hAnsi="Consolas"/>
+          <w:sz w:val="14"/>
+        </w:rPr>
+        <w:br/>
+        <w:t xml:space="preserve">    assign gg = g[3] | (p[3] &amp; g[2]) | (p[3] &amp; p[2] &amp; g[1]) | (p[3] &amp; p[2] &amp; p[1] &amp; g[0]);</w:t>
+      </w:r>
+      <w:r>
+        <w:rPr>
+          <w:rFonts w:ascii="Consolas" w:eastAsia="Consolas" w:hAnsi="Consolas"/>
+          <w:sz w:val="14"/>
+        </w:rPr>
+        <w:br/>
+      </w:r>
+      <w:r>
+        <w:rPr>
+          <w:rFonts w:ascii="Consolas" w:eastAsia="Consolas" w:hAnsi="Consolas"/>
+          <w:sz w:val="14"/>
+        </w:rPr>
+        <w:br/>
+        <w:t>endmodule</w:t>
+      </w:r>
+      <w:r>
+        <w:rPr>
+          <w:rFonts w:ascii="Consolas" w:eastAsia="Consolas" w:hAnsi="Consolas"/>
+          <w:sz w:val="14"/>
+        </w:rPr>
+        <w:br/>
+      </w:r>
+      <w:r>
+        <w:rPr>
+          <w:rFonts w:ascii="Consolas" w:eastAsia="Consolas" w:hAnsi="Consolas"/>
+          <w:sz w:val="14"/>
+        </w:rPr>
+        <w:br/>
+        <w:t>module cla_16bit (</w:t>
+      </w:r>
+      <w:r>
+        <w:rPr>
+          <w:rFonts w:ascii="Consolas" w:eastAsia="Consolas" w:hAnsi="Consolas"/>
+          <w:sz w:val="14"/>
+        </w:rPr>
+        <w:br/>
+        <w:t xml:space="preserve">    input  wire [15:0] a,</w:t>
+      </w:r>
+      <w:r>
+        <w:rPr>
+          <w:rFonts w:ascii="Consolas" w:eastAsia="Consolas" w:hAnsi="Consolas"/>
+          <w:sz w:val="14"/>
+        </w:rPr>
+        <w:br/>
+        <w:t xml:space="preserve">    input  wire [15:0] b,</w:t>
+      </w:r>
+      <w:r>
+        <w:rPr>
+          <w:rFonts w:ascii="Consolas" w:eastAsia="Consolas" w:hAnsi="Consolas"/>
+          <w:sz w:val="14"/>
+        </w:rPr>
+        <w:br/>
+        <w:t xml:space="preserve">    input  wire        cin,</w:t>
+      </w:r>
+      <w:r>
+        <w:rPr>
+          <w:rFonts w:ascii="Consolas" w:eastAsia="Consolas" w:hAnsi="Consolas"/>
+          <w:sz w:val="14"/>
+        </w:rPr>
+        <w:br/>
+        <w:t xml:space="preserve">    output wire [15:0] sum,</w:t>
+      </w:r>
+      <w:r>
+        <w:rPr>
+          <w:rFonts w:ascii="Consolas" w:eastAsia="Consolas" w:hAnsi="Consolas"/>
+          <w:sz w:val="14"/>
+        </w:rPr>
+        <w:br/>
+      </w:r>
+      <w:r>
+        <w:rPr>
+          <w:rFonts w:ascii="Consolas" w:eastAsia="Consolas" w:hAnsi="Consolas"/>
+          <w:sz w:val="14"/>
+        </w:rPr>
+        <w:lastRenderedPageBreak/>
+        <w:t xml:space="preserve">    output wire        cout,</w:t>
+      </w:r>
+      <w:r>
+        <w:rPr>
+          <w:rFonts w:ascii="Consolas" w:eastAsia="Consolas" w:hAnsi="Consolas"/>
+          <w:sz w:val="14"/>
+        </w:rPr>
+        <w:br/>
+        <w:t xml:space="preserve">    output wire        pg,</w:t>
+      </w:r>
+      <w:r>
+        <w:rPr>
+          <w:rFonts w:ascii="Consolas" w:eastAsia="Consolas" w:hAnsi="Consolas"/>
+          <w:sz w:val="14"/>
+        </w:rPr>
+        <w:br/>
+        <w:t xml:space="preserve">    output wire        gg</w:t>
+      </w:r>
+      <w:r>
+        <w:rPr>
+          <w:rFonts w:ascii="Consolas" w:eastAsia="Consolas" w:hAnsi="Consolas"/>
+          <w:sz w:val="14"/>
+        </w:rPr>
+        <w:br/>
+        <w:t>);</w:t>
+      </w:r>
+      <w:r>
+        <w:rPr>
+          <w:rFonts w:ascii="Consolas" w:eastAsia="Consolas" w:hAnsi="Consolas"/>
+          <w:sz w:val="14"/>
+        </w:rPr>
+        <w:br/>
+      </w:r>
+      <w:r>
+        <w:rPr>
+          <w:rFonts w:ascii="Consolas" w:eastAsia="Consolas" w:hAnsi="Consolas"/>
+          <w:sz w:val="14"/>
+        </w:rPr>
+        <w:br/>
+        <w:t xml:space="preserve">    wire [3:0] p;</w:t>
+      </w:r>
+      <w:r>
+        <w:rPr>
+          <w:rFonts w:ascii="Consolas" w:eastAsia="Consolas" w:hAnsi="Consolas"/>
+          <w:sz w:val="14"/>
+        </w:rPr>
+        <w:br/>
+        <w:t xml:space="preserve">    wire [3:0] g;</w:t>
+      </w:r>
+      <w:r>
+        <w:rPr>
+          <w:rFonts w:ascii="Consolas" w:eastAsia="Consolas" w:hAnsi="Consolas"/>
+          <w:sz w:val="14"/>
+        </w:rPr>
+        <w:br/>
+        <w:t xml:space="preserve">    wire c4;</w:t>
+      </w:r>
+      <w:r>
+        <w:rPr>
+          <w:rFonts w:ascii="Consolas" w:eastAsia="Consolas" w:hAnsi="Consolas"/>
+          <w:sz w:val="14"/>
+        </w:rPr>
+        <w:br/>
+        <w:t xml:space="preserve">    wire c8;</w:t>
+      </w:r>
+      <w:r>
+        <w:rPr>
+          <w:rFonts w:ascii="Consolas" w:eastAsia="Consolas" w:hAnsi="Consolas"/>
+          <w:sz w:val="14"/>
+        </w:rPr>
+        <w:br/>
+        <w:t xml:space="preserve">    wire c12;</w:t>
+      </w:r>
+      <w:r>
+        <w:rPr>
+          <w:rFonts w:ascii="Consolas" w:eastAsia="Consolas" w:hAnsi="Consolas"/>
+          <w:sz w:val="14"/>
+        </w:rPr>
+        <w:br/>
+        <w:t xml:space="preserve">    wire c16;</w:t>
+      </w:r>
+      <w:r>
+        <w:rPr>
+          <w:rFonts w:ascii="Consolas" w:eastAsia="Consolas" w:hAnsi="Consolas"/>
+          <w:sz w:val="14"/>
+        </w:rPr>
+        <w:br/>
+      </w:r>
+      <w:r>
+        <w:rPr>
+          <w:rFonts w:ascii="Consolas" w:eastAsia="Consolas" w:hAnsi="Consolas"/>
+          <w:sz w:val="14"/>
+        </w:rPr>
+        <w:br/>
+        <w:t xml:space="preserve">    assign c4  = g[0] | (p[0] &amp; cin);</w:t>
+      </w:r>
+      <w:r>
+        <w:rPr>
+          <w:rFonts w:ascii="Consolas" w:eastAsia="Consolas" w:hAnsi="Consolas"/>
+          <w:sz w:val="14"/>
+        </w:rPr>
+        <w:br/>
+        <w:t xml:space="preserve">    assign c8  = g[1] | (p[1] &amp; g[0]) | (p[1] &amp; p[0] &amp; cin);</w:t>
+      </w:r>
+      <w:r>
+        <w:rPr>
+          <w:rFonts w:ascii="Consolas" w:eastAsia="Consolas" w:hAnsi="Consolas"/>
+          <w:sz w:val="14"/>
+        </w:rPr>
+        <w:br/>
+        <w:t xml:space="preserve">    assign c12 = g[2] | (p[2] &amp; g[1]) | (p[2] &amp; p[1] &amp; g[0]) | (p[2] &amp; p[1] &amp; p[0] &amp; cin);</w:t>
+      </w:r>
+      <w:r>
+        <w:rPr>
+          <w:rFonts w:ascii="Consolas" w:eastAsia="Consolas" w:hAnsi="Consolas"/>
+          <w:sz w:val="14"/>
+        </w:rPr>
+        <w:br/>
+        <w:t xml:space="preserve">    assign c16 = g[3] | (p[3] &amp; g[2]) | (p[3] &amp; p[2] &amp; g[1])</w:t>
+      </w:r>
+      <w:r>
+        <w:rPr>
+          <w:rFonts w:ascii="Consolas" w:eastAsia="Consolas" w:hAnsi="Consolas"/>
+          <w:sz w:val="14"/>
+        </w:rPr>
+        <w:br/>
+        <w:t xml:space="preserve">               | (p[3] &amp; p[2] &amp; p[1] &amp; g[0]) | (p[3] &amp; p[2] &amp; p[1] &amp; p[0] &amp; cin);</w:t>
+      </w:r>
+      <w:r>
+        <w:rPr>
+          <w:rFonts w:ascii="Consolas" w:eastAsia="Consolas" w:hAnsi="Consolas"/>
+          <w:sz w:val="14"/>
+        </w:rPr>
+        <w:br/>
+      </w:r>
+      <w:r>
+        <w:rPr>
+          <w:rFonts w:ascii="Consolas" w:eastAsia="Consolas" w:hAnsi="Consolas"/>
+          <w:sz w:val="14"/>
+        </w:rPr>
+        <w:br/>
+        <w:t xml:space="preserve">    cla_4bit u0 (.a(a[3:0]),    .b(b[3:0]),    .cin(cin), .sum(sum[3:0]),    .cout(), .pg(p[0]), .gg(g[0]));</w:t>
+      </w:r>
+      <w:r>
+        <w:rPr>
+          <w:rFonts w:ascii="Consolas" w:eastAsia="Consolas" w:hAnsi="Consolas"/>
+          <w:sz w:val="14"/>
+        </w:rPr>
+        <w:br/>
+        <w:t xml:space="preserve">    cla_4bit u1 (.a(a[7:4]),    .b(b[7:4]),    .cin(c4),  .sum(sum[7:4]),    .cout(), .pg(p[1]), .gg(g[1]));</w:t>
+      </w:r>
+      <w:r>
+        <w:rPr>
+          <w:rFonts w:ascii="Consolas" w:eastAsia="Consolas" w:hAnsi="Consolas"/>
+          <w:sz w:val="14"/>
+        </w:rPr>
+        <w:br/>
+        <w:t xml:space="preserve">    cla_4bit u2 (.a(a[11:8]),   .b(b[11:8]),   .cin(c8),  .sum(sum[11:8]),   .cout(), .pg(p[2]), .gg(g[2]));</w:t>
+      </w:r>
+      <w:r>
+        <w:rPr>
+          <w:rFonts w:ascii="Consolas" w:eastAsia="Consolas" w:hAnsi="Consolas"/>
+          <w:sz w:val="14"/>
+        </w:rPr>
+        <w:br/>
+        <w:t xml:space="preserve">    cla_4bit u3 (.a(a[15:12]),  .b(b[15:12]),  .cin(c12), .sum(sum[15:12]),  .cout(), .pg(p[3]), .gg(g[3]));</w:t>
+      </w:r>
+      <w:r>
+        <w:rPr>
+          <w:rFonts w:ascii="Consolas" w:eastAsia="Consolas" w:hAnsi="Consolas"/>
+          <w:sz w:val="14"/>
+        </w:rPr>
+        <w:br/>
+      </w:r>
+      <w:r>
+        <w:rPr>
+          <w:rFonts w:ascii="Consolas" w:eastAsia="Consolas" w:hAnsi="Consolas"/>
+          <w:sz w:val="14"/>
+        </w:rPr>
+        <w:br/>
+        <w:t xml:space="preserve">    assign cout = c16;</w:t>
+      </w:r>
+      <w:r>
+        <w:rPr>
+          <w:rFonts w:ascii="Consolas" w:eastAsia="Consolas" w:hAnsi="Consolas"/>
+          <w:sz w:val="14"/>
+        </w:rPr>
+        <w:br/>
+        <w:t xml:space="preserve">    assign pg = &amp;p;</w:t>
+      </w:r>
+      <w:r>
+        <w:rPr>
+          <w:rFonts w:ascii="Consolas" w:eastAsia="Consolas" w:hAnsi="Consolas"/>
+          <w:sz w:val="14"/>
+        </w:rPr>
+        <w:br/>
+        <w:t xml:space="preserve">    assign gg = g[3] | (p[3] &amp; g[2]) | (p[3] &amp; p[2] &amp; g[1]) | (p[3] &amp; p[2] &amp; p[1] &amp; g[0]);</w:t>
+      </w:r>
+      <w:r>
+        <w:rPr>
+          <w:rFonts w:ascii="Consolas" w:eastAsia="Consolas" w:hAnsi="Consolas"/>
+          <w:sz w:val="14"/>
+        </w:rPr>
+        <w:br/>
+      </w:r>
+      <w:r>
+        <w:rPr>
+          <w:rFonts w:ascii="Consolas" w:eastAsia="Consolas" w:hAnsi="Consolas"/>
+          <w:sz w:val="14"/>
+        </w:rPr>
+        <w:br/>
+        <w:t>endmodule</w:t>
+      </w:r>
+      <w:r>
+        <w:rPr>
+          <w:rFonts w:ascii="Consolas" w:eastAsia="Consolas" w:hAnsi="Consolas"/>
+          <w:sz w:val="14"/>
+        </w:rPr>
+        <w:br/>
+      </w:r>
+      <w:r>
+        <w:rPr>
+          <w:rFonts w:ascii="Consolas" w:eastAsia="Consolas" w:hAnsi="Consolas"/>
+          <w:sz w:val="14"/>
+        </w:rPr>
+        <w:br/>
+        <w:t>module adder_32bit (</w:t>
+      </w:r>
+      <w:r>
+        <w:rPr>
+          <w:rFonts w:ascii="Consolas" w:eastAsia="Consolas" w:hAnsi="Consolas"/>
+          <w:sz w:val="14"/>
+        </w:rPr>
+        <w:br/>
+        <w:t xml:space="preserve">    input  wire [31:0] a,</w:t>
+      </w:r>
+      <w:r>
+        <w:rPr>
+          <w:rFonts w:ascii="Consolas" w:eastAsia="Consolas" w:hAnsi="Consolas"/>
+          <w:sz w:val="14"/>
+        </w:rPr>
+        <w:br/>
+        <w:t xml:space="preserve">    input  wire [31:0] b,</w:t>
+      </w:r>
+      <w:r>
+        <w:rPr>
+          <w:rFonts w:ascii="Consolas" w:eastAsia="Consolas" w:hAnsi="Consolas"/>
+          <w:sz w:val="14"/>
+        </w:rPr>
+        <w:br/>
+        <w:t xml:space="preserve">    input  wire        sub,</w:t>
+      </w:r>
+      <w:r>
+        <w:rPr>
+          <w:rFonts w:ascii="Consolas" w:eastAsia="Consolas" w:hAnsi="Consolas"/>
+          <w:sz w:val="14"/>
+        </w:rPr>
+        <w:br/>
+        <w:t xml:space="preserve">    output wire [31:0] result,</w:t>
+      </w:r>
+      <w:r>
+        <w:rPr>
+          <w:rFonts w:ascii="Consolas" w:eastAsia="Consolas" w:hAnsi="Consolas"/>
+          <w:sz w:val="14"/>
+        </w:rPr>
+        <w:br/>
+        <w:t xml:space="preserve">    output wire        CF,</w:t>
+      </w:r>
+      <w:r>
+        <w:rPr>
+          <w:rFonts w:ascii="Consolas" w:eastAsia="Consolas" w:hAnsi="Consolas"/>
+          <w:sz w:val="14"/>
+        </w:rPr>
+        <w:br/>
+        <w:t xml:space="preserve">    output wire        SF,</w:t>
+      </w:r>
+      <w:r>
+        <w:rPr>
+          <w:rFonts w:ascii="Consolas" w:eastAsia="Consolas" w:hAnsi="Consolas"/>
+          <w:sz w:val="14"/>
+        </w:rPr>
+        <w:br/>
+        <w:t xml:space="preserve">    output wire        OF,</w:t>
+      </w:r>
+      <w:r>
+        <w:rPr>
+          <w:rFonts w:ascii="Consolas" w:eastAsia="Consolas" w:hAnsi="Consolas"/>
+          <w:sz w:val="14"/>
+        </w:rPr>
+        <w:br/>
+        <w:t xml:space="preserve">    output wire        ZF</w:t>
+      </w:r>
+      <w:r>
+        <w:rPr>
+          <w:rFonts w:ascii="Consolas" w:eastAsia="Consolas" w:hAnsi="Consolas"/>
+          <w:sz w:val="14"/>
+        </w:rPr>
+        <w:br/>
+        <w:t>);</w:t>
+      </w:r>
+      <w:r>
+        <w:rPr>
+          <w:rFonts w:ascii="Consolas" w:eastAsia="Consolas" w:hAnsi="Consolas"/>
+          <w:sz w:val="14"/>
+        </w:rPr>
+        <w:br/>
+      </w:r>
+      <w:r>
+        <w:rPr>
+          <w:rFonts w:ascii="Consolas" w:eastAsia="Consolas" w:hAnsi="Consolas"/>
+          <w:sz w:val="14"/>
+        </w:rPr>
+        <w:br/>
+        <w:t xml:space="preserve">    wire [31:0] b_eff;</w:t>
+      </w:r>
+      <w:r>
+        <w:rPr>
+          <w:rFonts w:ascii="Consolas" w:eastAsia="Consolas" w:hAnsi="Consolas"/>
+          <w:sz w:val="14"/>
+        </w:rPr>
+        <w:br/>
+        <w:t xml:space="preserve">    wire c16;</w:t>
+      </w:r>
+      <w:r>
+        <w:rPr>
+          <w:rFonts w:ascii="Consolas" w:eastAsia="Consolas" w:hAnsi="Consolas"/>
+          <w:sz w:val="14"/>
+        </w:rPr>
+        <w:br/>
+        <w:t xml:space="preserve">    wire cout;</w:t>
+      </w:r>
+      <w:r>
+        <w:rPr>
+          <w:rFonts w:ascii="Consolas" w:eastAsia="Consolas" w:hAnsi="Consolas"/>
+          <w:sz w:val="14"/>
+        </w:rPr>
+        <w:br/>
+        <w:t xml:space="preserve">    wire pg0;</w:t>
+      </w:r>
+      <w:r>
+        <w:rPr>
+          <w:rFonts w:ascii="Consolas" w:eastAsia="Consolas" w:hAnsi="Consolas"/>
+          <w:sz w:val="14"/>
+        </w:rPr>
+        <w:br/>
+        <w:t xml:space="preserve">    wire gg0;</w:t>
+      </w:r>
+      <w:r>
+        <w:rPr>
+          <w:rFonts w:ascii="Consolas" w:eastAsia="Consolas" w:hAnsi="Consolas"/>
+          <w:sz w:val="14"/>
+        </w:rPr>
+        <w:br/>
+        <w:t xml:space="preserve">    wire pg1;</w:t>
+      </w:r>
+      <w:r>
+        <w:rPr>
+          <w:rFonts w:ascii="Consolas" w:eastAsia="Consolas" w:hAnsi="Consolas"/>
+          <w:sz w:val="14"/>
+        </w:rPr>
+        <w:br/>
+        <w:t xml:space="preserve">    wire gg1;</w:t>
+      </w:r>
+      <w:r>
+        <w:rPr>
+          <w:rFonts w:ascii="Consolas" w:eastAsia="Consolas" w:hAnsi="Consolas"/>
+          <w:sz w:val="14"/>
+        </w:rPr>
+        <w:br/>
+      </w:r>
+      <w:r>
+        <w:rPr>
+          <w:rFonts w:ascii="Consolas" w:eastAsia="Consolas" w:hAnsi="Consolas"/>
+          <w:sz w:val="14"/>
+        </w:rPr>
+        <w:br/>
+        <w:t xml:space="preserve">    assign b_eff = b ^ {32{sub}};</w:t>
+      </w:r>
+      <w:r>
+        <w:rPr>
+          <w:rFonts w:ascii="Consolas" w:eastAsia="Consolas" w:hAnsi="Consolas"/>
+          <w:sz w:val="14"/>
+        </w:rPr>
+        <w:br/>
+      </w:r>
+      <w:r>
+        <w:rPr>
+          <w:rFonts w:ascii="Consolas" w:eastAsia="Consolas" w:hAnsi="Consolas"/>
+          <w:sz w:val="14"/>
+        </w:rPr>
+        <w:br/>
+        <w:t xml:space="preserve">    cla_16bit u_low (</w:t>
+      </w:r>
+      <w:r>
+        <w:rPr>
+          <w:rFonts w:ascii="Consolas" w:eastAsia="Consolas" w:hAnsi="Consolas"/>
+          <w:sz w:val="14"/>
+        </w:rPr>
+        <w:br/>
+        <w:t xml:space="preserve">        .a(a[15:0]),</w:t>
+      </w:r>
+      <w:r>
+        <w:rPr>
+          <w:rFonts w:ascii="Consolas" w:eastAsia="Consolas" w:hAnsi="Consolas"/>
+          <w:sz w:val="14"/>
+        </w:rPr>
+        <w:br/>
+        <w:t xml:space="preserve">        .b(b_eff[15:0]),</w:t>
+      </w:r>
+      <w:r>
+        <w:rPr>
+          <w:rFonts w:ascii="Consolas" w:eastAsia="Consolas" w:hAnsi="Consolas"/>
+          <w:sz w:val="14"/>
+        </w:rPr>
+        <w:br/>
+        <w:t xml:space="preserve">        .cin(sub),</w:t>
+      </w:r>
+      <w:r>
+        <w:rPr>
+          <w:rFonts w:ascii="Consolas" w:eastAsia="Consolas" w:hAnsi="Consolas"/>
+          <w:sz w:val="14"/>
+        </w:rPr>
+        <w:br/>
+        <w:t xml:space="preserve">        .sum(result[15:0]),</w:t>
+      </w:r>
+      <w:r>
+        <w:rPr>
+          <w:rFonts w:ascii="Consolas" w:eastAsia="Consolas" w:hAnsi="Consolas"/>
+          <w:sz w:val="14"/>
+        </w:rPr>
+        <w:br/>
+        <w:t xml:space="preserve">        .cout(c16),</w:t>
+      </w:r>
+      <w:r>
+        <w:rPr>
+          <w:rFonts w:ascii="Consolas" w:eastAsia="Consolas" w:hAnsi="Consolas"/>
+          <w:sz w:val="14"/>
+        </w:rPr>
+        <w:br/>
+        <w:t xml:space="preserve">        .pg(pg0),</w:t>
+      </w:r>
+      <w:r>
+        <w:rPr>
+          <w:rFonts w:ascii="Consolas" w:eastAsia="Consolas" w:hAnsi="Consolas"/>
+          <w:sz w:val="14"/>
+        </w:rPr>
+        <w:br/>
+      </w:r>
+      <w:r>
+        <w:rPr>
+          <w:rFonts w:ascii="Consolas" w:eastAsia="Consolas" w:hAnsi="Consolas"/>
+          <w:sz w:val="14"/>
+        </w:rPr>
+        <w:lastRenderedPageBreak/>
+        <w:t xml:space="preserve">        .gg(gg0)</w:t>
+      </w:r>
+      <w:r>
+        <w:rPr>
+          <w:rFonts w:ascii="Consolas" w:eastAsia="Consolas" w:hAnsi="Consolas"/>
+          <w:sz w:val="14"/>
+        </w:rPr>
+        <w:br/>
+        <w:t xml:space="preserve">    );</w:t>
+      </w:r>
+      <w:r>
+        <w:rPr>
+          <w:rFonts w:ascii="Consolas" w:eastAsia="Consolas" w:hAnsi="Consolas"/>
+          <w:sz w:val="14"/>
+        </w:rPr>
+        <w:br/>
+      </w:r>
+      <w:r>
+        <w:rPr>
+          <w:rFonts w:ascii="Consolas" w:eastAsia="Consolas" w:hAnsi="Consolas"/>
+          <w:sz w:val="14"/>
+        </w:rPr>
+        <w:br/>
+        <w:t xml:space="preserve">    cla_16bit u_high (</w:t>
+      </w:r>
+      <w:r>
+        <w:rPr>
+          <w:rFonts w:ascii="Consolas" w:eastAsia="Consolas" w:hAnsi="Consolas"/>
+          <w:sz w:val="14"/>
+        </w:rPr>
+        <w:br/>
+        <w:t xml:space="preserve">        .a(a[31:16]),</w:t>
+      </w:r>
+      <w:r>
+        <w:rPr>
+          <w:rFonts w:ascii="Consolas" w:eastAsia="Consolas" w:hAnsi="Consolas"/>
+          <w:sz w:val="14"/>
+        </w:rPr>
+        <w:br/>
+        <w:t xml:space="preserve">        .b(b_eff[31:16]),</w:t>
+      </w:r>
+      <w:r>
+        <w:rPr>
+          <w:rFonts w:ascii="Consolas" w:eastAsia="Consolas" w:hAnsi="Consolas"/>
+          <w:sz w:val="14"/>
+        </w:rPr>
+        <w:br/>
+        <w:t xml:space="preserve">        .cin(c16),</w:t>
+      </w:r>
+      <w:r>
+        <w:rPr>
+          <w:rFonts w:ascii="Consolas" w:eastAsia="Consolas" w:hAnsi="Consolas"/>
+          <w:sz w:val="14"/>
+        </w:rPr>
+        <w:br/>
+        <w:t xml:space="preserve">        .sum(result[31:16]),</w:t>
+      </w:r>
+      <w:r>
+        <w:rPr>
+          <w:rFonts w:ascii="Consolas" w:eastAsia="Consolas" w:hAnsi="Consolas"/>
+          <w:sz w:val="14"/>
+        </w:rPr>
+        <w:br/>
+        <w:t xml:space="preserve">        .cout(cout),</w:t>
+      </w:r>
+      <w:r>
+        <w:rPr>
+          <w:rFonts w:ascii="Consolas" w:eastAsia="Consolas" w:hAnsi="Consolas"/>
+          <w:sz w:val="14"/>
+        </w:rPr>
+        <w:br/>
+        <w:t xml:space="preserve">        .pg(pg1),</w:t>
+      </w:r>
+      <w:r>
+        <w:rPr>
+          <w:rFonts w:ascii="Consolas" w:eastAsia="Consolas" w:hAnsi="Consolas"/>
+          <w:sz w:val="14"/>
+        </w:rPr>
+        <w:br/>
+        <w:t xml:space="preserve">        .gg(gg1)</w:t>
+      </w:r>
+      <w:r>
+        <w:rPr>
+          <w:rFonts w:ascii="Consolas" w:eastAsia="Consolas" w:hAnsi="Consolas"/>
+          <w:sz w:val="14"/>
+        </w:rPr>
+        <w:br/>
+        <w:t xml:space="preserve">    );</w:t>
+      </w:r>
+      <w:r>
+        <w:rPr>
+          <w:rFonts w:ascii="Consolas" w:eastAsia="Consolas" w:hAnsi="Consolas"/>
+          <w:sz w:val="14"/>
+        </w:rPr>
+        <w:br/>
+      </w:r>
+      <w:r>
+        <w:rPr>
+          <w:rFonts w:ascii="Consolas" w:eastAsia="Consolas" w:hAnsi="Consolas"/>
+          <w:sz w:val="14"/>
+        </w:rPr>
+        <w:br/>
+        <w:t xml:space="preserve">    assign CF = sub ? ~cout : cout;</w:t>
+      </w:r>
+      <w:r>
+        <w:rPr>
+          <w:rFonts w:ascii="Consolas" w:eastAsia="Consolas" w:hAnsi="Consolas"/>
+          <w:sz w:val="14"/>
+        </w:rPr>
+        <w:br/>
+        <w:t xml:space="preserve">    assign SF = result[31];</w:t>
+      </w:r>
+      <w:r>
+        <w:rPr>
+          <w:rFonts w:ascii="Consolas" w:eastAsia="Consolas" w:hAnsi="Consolas"/>
+          <w:sz w:val="14"/>
+        </w:rPr>
+        <w:br/>
+        <w:t xml:space="preserve">    assign OF = (a[31] &amp; b_eff[31] &amp; ~result[31]) | (~a[31] &amp; ~b_eff[31] &amp; result[31]);</w:t>
+      </w:r>
+      <w:r>
+        <w:rPr>
+          <w:rFonts w:ascii="Consolas" w:eastAsia="Consolas" w:hAnsi="Consolas"/>
+          <w:sz w:val="14"/>
+        </w:rPr>
+        <w:br/>
+        <w:t xml:space="preserve">    assign ZF = (result == 32'b0);</w:t>
+      </w:r>
+      <w:r>
+        <w:rPr>
+          <w:rFonts w:ascii="Consolas" w:eastAsia="Consolas" w:hAnsi="Consolas"/>
+          <w:sz w:val="14"/>
+        </w:rPr>
+        <w:br/>
+      </w:r>
+      <w:r>
+        <w:rPr>
+          <w:rFonts w:ascii="Consolas" w:eastAsia="Consolas" w:hAnsi="Consolas"/>
+          <w:sz w:val="14"/>
+        </w:rPr>
+        <w:br/>
+        <w:t>endmodule</w:t>
+      </w:r>
+      <w:r>
+        <w:rPr>
+          <w:rFonts w:ascii="Consolas" w:eastAsia="Consolas" w:hAnsi="Consolas"/>
+          <w:sz w:val="14"/>
+        </w:rPr>
+        <w:br/>
+      </w:r>
+      <w:r>
+        <w:rPr>
+          <w:rFonts w:ascii="Consolas" w:eastAsia="Consolas" w:hAnsi="Consolas"/>
+          <w:sz w:val="14"/>
+        </w:rPr>
+        <w:br/>
+        <w:t>module alu_32bit (</w:t>
+      </w:r>
+      <w:r>
+        <w:rPr>
+          <w:rFonts w:ascii="Consolas" w:eastAsia="Consolas" w:hAnsi="Consolas"/>
+          <w:sz w:val="14"/>
+        </w:rPr>
+        <w:br/>
+        <w:t xml:space="preserve">    input  wire [31:0] a,</w:t>
+      </w:r>
+      <w:r>
+        <w:rPr>
+          <w:rFonts w:ascii="Consolas" w:eastAsia="Consolas" w:hAnsi="Consolas"/>
+          <w:sz w:val="14"/>
+        </w:rPr>
+        <w:br/>
+        <w:t xml:space="preserve">    input  wire [31:0] b,</w:t>
+      </w:r>
+      <w:r>
+        <w:rPr>
+          <w:rFonts w:ascii="Consolas" w:eastAsia="Consolas" w:hAnsi="Consolas"/>
+          <w:sz w:val="14"/>
+        </w:rPr>
+        <w:br/>
+        <w:t xml:space="preserve">    input  wire [2:0]  alu_ctrl,</w:t>
+      </w:r>
+      <w:r>
+        <w:rPr>
+          <w:rFonts w:ascii="Consolas" w:eastAsia="Consolas" w:hAnsi="Consolas"/>
+          <w:sz w:val="14"/>
+        </w:rPr>
+        <w:br/>
+        <w:t xml:space="preserve">    output reg  [31:0] result,</w:t>
+      </w:r>
+      <w:r>
+        <w:rPr>
+          <w:rFonts w:ascii="Consolas" w:eastAsia="Consolas" w:hAnsi="Consolas"/>
+          <w:sz w:val="14"/>
+        </w:rPr>
+        <w:br/>
+        <w:t xml:space="preserve">    output reg         CF,</w:t>
+      </w:r>
+      <w:r>
+        <w:rPr>
+          <w:rFonts w:ascii="Consolas" w:eastAsia="Consolas" w:hAnsi="Consolas"/>
+          <w:sz w:val="14"/>
+        </w:rPr>
+        <w:br/>
+        <w:t xml:space="preserve">    output wire        SF,</w:t>
+      </w:r>
+      <w:r>
+        <w:rPr>
+          <w:rFonts w:ascii="Consolas" w:eastAsia="Consolas" w:hAnsi="Consolas"/>
+          <w:sz w:val="14"/>
+        </w:rPr>
+        <w:br/>
+        <w:t xml:space="preserve">    output reg         OF,</w:t>
+      </w:r>
+      <w:r>
+        <w:rPr>
+          <w:rFonts w:ascii="Consolas" w:eastAsia="Consolas" w:hAnsi="Consolas"/>
+          <w:sz w:val="14"/>
+        </w:rPr>
+        <w:br/>
+        <w:t xml:space="preserve">    output wire        ZF</w:t>
+      </w:r>
+      <w:r>
+        <w:rPr>
+          <w:rFonts w:ascii="Consolas" w:eastAsia="Consolas" w:hAnsi="Consolas"/>
+          <w:sz w:val="14"/>
+        </w:rPr>
+        <w:br/>
+        <w:t>);</w:t>
+      </w:r>
+      <w:r>
+        <w:rPr>
+          <w:rFonts w:ascii="Consolas" w:eastAsia="Consolas" w:hAnsi="Consolas"/>
+          <w:sz w:val="14"/>
+        </w:rPr>
+        <w:br/>
+      </w:r>
+      <w:r>
+        <w:rPr>
+          <w:rFonts w:ascii="Consolas" w:eastAsia="Consolas" w:hAnsi="Consolas"/>
+          <w:sz w:val="14"/>
+        </w:rPr>
+        <w:br/>
+        <w:t xml:space="preserve">    localparam ALU_ADD  = 3'b000;</w:t>
+      </w:r>
+      <w:r>
+        <w:rPr>
+          <w:rFonts w:ascii="Consolas" w:eastAsia="Consolas" w:hAnsi="Consolas"/>
+          <w:sz w:val="14"/>
+        </w:rPr>
+        <w:br/>
+        <w:t xml:space="preserve">    localparam ALU_SUB  = 3'b001;</w:t>
+      </w:r>
+      <w:r>
+        <w:rPr>
+          <w:rFonts w:ascii="Consolas" w:eastAsia="Consolas" w:hAnsi="Consolas"/>
+          <w:sz w:val="14"/>
+        </w:rPr>
+        <w:br/>
+        <w:t xml:space="preserve">    localparam ALU_OR   = 3'b010;</w:t>
+      </w:r>
+      <w:r>
+        <w:rPr>
+          <w:rFonts w:ascii="Consolas" w:eastAsia="Consolas" w:hAnsi="Consolas"/>
+          <w:sz w:val="14"/>
+        </w:rPr>
+        <w:br/>
+        <w:t xml:space="preserve">    localparam ALU_SLT  = 3'b011;</w:t>
+      </w:r>
+      <w:r>
+        <w:rPr>
+          <w:rFonts w:ascii="Consolas" w:eastAsia="Consolas" w:hAnsi="Consolas"/>
+          <w:sz w:val="14"/>
+        </w:rPr>
+        <w:br/>
+        <w:t xml:space="preserve">    localparam ALU_SLTU = 3'b100;</w:t>
+      </w:r>
+      <w:r>
+        <w:rPr>
+          <w:rFonts w:ascii="Consolas" w:eastAsia="Consolas" w:hAnsi="Consolas"/>
+          <w:sz w:val="14"/>
+        </w:rPr>
+        <w:br/>
+        <w:t xml:space="preserve">    localparam ALU_SRCB = 3'b101;</w:t>
+      </w:r>
+      <w:r>
+        <w:rPr>
+          <w:rFonts w:ascii="Consolas" w:eastAsia="Consolas" w:hAnsi="Consolas"/>
+          <w:sz w:val="14"/>
+        </w:rPr>
+        <w:br/>
+      </w:r>
+      <w:r>
+        <w:rPr>
+          <w:rFonts w:ascii="Consolas" w:eastAsia="Consolas" w:hAnsi="Consolas"/>
+          <w:sz w:val="14"/>
+        </w:rPr>
+        <w:br/>
+        <w:t xml:space="preserve">    wire [31:0] add_result;</w:t>
+      </w:r>
+      <w:r>
+        <w:rPr>
+          <w:rFonts w:ascii="Consolas" w:eastAsia="Consolas" w:hAnsi="Consolas"/>
+          <w:sz w:val="14"/>
+        </w:rPr>
+        <w:br/>
+        <w:t xml:space="preserve">    wire add_cf;</w:t>
+      </w:r>
+      <w:r>
+        <w:rPr>
+          <w:rFonts w:ascii="Consolas" w:eastAsia="Consolas" w:hAnsi="Consolas"/>
+          <w:sz w:val="14"/>
+        </w:rPr>
+        <w:br/>
+        <w:t xml:space="preserve">    wire add_sf;</w:t>
+      </w:r>
+      <w:r>
+        <w:rPr>
+          <w:rFonts w:ascii="Consolas" w:eastAsia="Consolas" w:hAnsi="Consolas"/>
+          <w:sz w:val="14"/>
+        </w:rPr>
+        <w:br/>
+        <w:t xml:space="preserve">    wire add_of;</w:t>
+      </w:r>
+      <w:r>
+        <w:rPr>
+          <w:rFonts w:ascii="Consolas" w:eastAsia="Consolas" w:hAnsi="Consolas"/>
+          <w:sz w:val="14"/>
+        </w:rPr>
+        <w:br/>
+        <w:t xml:space="preserve">    wire add_zf;</w:t>
+      </w:r>
+      <w:r>
+        <w:rPr>
+          <w:rFonts w:ascii="Consolas" w:eastAsia="Consolas" w:hAnsi="Consolas"/>
+          <w:sz w:val="14"/>
+        </w:rPr>
+        <w:br/>
+        <w:t xml:space="preserve">    wire use_sub;</w:t>
+      </w:r>
+      <w:r>
+        <w:rPr>
+          <w:rFonts w:ascii="Consolas" w:eastAsia="Consolas" w:hAnsi="Consolas"/>
+          <w:sz w:val="14"/>
+        </w:rPr>
+        <w:br/>
+      </w:r>
+      <w:r>
+        <w:rPr>
+          <w:rFonts w:ascii="Consolas" w:eastAsia="Consolas" w:hAnsi="Consolas"/>
+          <w:sz w:val="14"/>
+        </w:rPr>
+        <w:br/>
+        <w:t xml:space="preserve">    assign use_sub = (alu_ctrl == ALU_SUB) || (alu_ctrl == ALU_SLT) || (alu_ctrl == ALU_SLTU);</w:t>
+      </w:r>
+      <w:r>
+        <w:rPr>
+          <w:rFonts w:ascii="Consolas" w:eastAsia="Consolas" w:hAnsi="Consolas"/>
+          <w:sz w:val="14"/>
+        </w:rPr>
+        <w:br/>
+      </w:r>
+      <w:r>
+        <w:rPr>
+          <w:rFonts w:ascii="Consolas" w:eastAsia="Consolas" w:hAnsi="Consolas"/>
+          <w:sz w:val="14"/>
+        </w:rPr>
+        <w:br/>
+        <w:t xml:space="preserve">    adder_32bit u_adder (</w:t>
+      </w:r>
+      <w:r>
+        <w:rPr>
+          <w:rFonts w:ascii="Consolas" w:eastAsia="Consolas" w:hAnsi="Consolas"/>
+          <w:sz w:val="14"/>
+        </w:rPr>
+        <w:br/>
+        <w:t xml:space="preserve">        .a(a),</w:t>
+      </w:r>
+      <w:r>
+        <w:rPr>
+          <w:rFonts w:ascii="Consolas" w:eastAsia="Consolas" w:hAnsi="Consolas"/>
+          <w:sz w:val="14"/>
+        </w:rPr>
+        <w:br/>
+        <w:t xml:space="preserve">        .b(b),</w:t>
+      </w:r>
+      <w:r>
+        <w:rPr>
+          <w:rFonts w:ascii="Consolas" w:eastAsia="Consolas" w:hAnsi="Consolas"/>
+          <w:sz w:val="14"/>
+        </w:rPr>
+        <w:br/>
+        <w:t xml:space="preserve">        .sub(use_sub),</w:t>
+      </w:r>
+      <w:r>
+        <w:rPr>
+          <w:rFonts w:ascii="Consolas" w:eastAsia="Consolas" w:hAnsi="Consolas"/>
+          <w:sz w:val="14"/>
+        </w:rPr>
+        <w:br/>
+        <w:t xml:space="preserve">        .result(add_result),</w:t>
+      </w:r>
+      <w:r>
+        <w:rPr>
+          <w:rFonts w:ascii="Consolas" w:eastAsia="Consolas" w:hAnsi="Consolas"/>
+          <w:sz w:val="14"/>
+        </w:rPr>
+        <w:br/>
+        <w:t xml:space="preserve">        .CF(add_cf),</w:t>
+      </w:r>
+      <w:r>
+        <w:rPr>
+          <w:rFonts w:ascii="Consolas" w:eastAsia="Consolas" w:hAnsi="Consolas"/>
+          <w:sz w:val="14"/>
+        </w:rPr>
+        <w:br/>
+        <w:t xml:space="preserve">        .SF(add_sf),</w:t>
+      </w:r>
+      <w:r>
+        <w:rPr>
+          <w:rFonts w:ascii="Consolas" w:eastAsia="Consolas" w:hAnsi="Consolas"/>
+          <w:sz w:val="14"/>
+        </w:rPr>
+        <w:br/>
+        <w:t xml:space="preserve">        .OF(add_of),</w:t>
+      </w:r>
+      <w:r>
+        <w:rPr>
+          <w:rFonts w:ascii="Consolas" w:eastAsia="Consolas" w:hAnsi="Consolas"/>
+          <w:sz w:val="14"/>
+        </w:rPr>
+        <w:br/>
+        <w:t xml:space="preserve">        .ZF(add_zf)</w:t>
+      </w:r>
+      <w:r>
+        <w:rPr>
+          <w:rFonts w:ascii="Consolas" w:eastAsia="Consolas" w:hAnsi="Consolas"/>
+          <w:sz w:val="14"/>
+        </w:rPr>
+        <w:br/>
+        <w:t xml:space="preserve">    );</w:t>
+      </w:r>
+      <w:r>
+        <w:rPr>
+          <w:rFonts w:ascii="Consolas" w:eastAsia="Consolas" w:hAnsi="Consolas"/>
+          <w:sz w:val="14"/>
+        </w:rPr>
+        <w:br/>
+      </w:r>
+      <w:r>
+        <w:rPr>
+          <w:rFonts w:ascii="Consolas" w:eastAsia="Consolas" w:hAnsi="Consolas"/>
+          <w:sz w:val="14"/>
+        </w:rPr>
+        <w:lastRenderedPageBreak/>
+        <w:br/>
+        <w:t xml:space="preserve">    always @(*) begin</w:t>
+      </w:r>
+      <w:r>
+        <w:rPr>
+          <w:rFonts w:ascii="Consolas" w:eastAsia="Consolas" w:hAnsi="Consolas"/>
+          <w:sz w:val="14"/>
+        </w:rPr>
+        <w:br/>
+        <w:t xml:space="preserve">        result = 32'b0;</w:t>
+      </w:r>
+      <w:r>
+        <w:rPr>
+          <w:rFonts w:ascii="Consolas" w:eastAsia="Consolas" w:hAnsi="Consolas"/>
+          <w:sz w:val="14"/>
+        </w:rPr>
+        <w:br/>
+        <w:t xml:space="preserve">        CF = 1'b0;</w:t>
+      </w:r>
+      <w:r>
+        <w:rPr>
+          <w:rFonts w:ascii="Consolas" w:eastAsia="Consolas" w:hAnsi="Consolas"/>
+          <w:sz w:val="14"/>
+        </w:rPr>
+        <w:br/>
+        <w:t xml:space="preserve">        OF = 1'b0;</w:t>
+      </w:r>
+      <w:r>
+        <w:rPr>
+          <w:rFonts w:ascii="Consolas" w:eastAsia="Consolas" w:hAnsi="Consolas"/>
+          <w:sz w:val="14"/>
+        </w:rPr>
+        <w:br/>
+      </w:r>
+      <w:r>
+        <w:rPr>
+          <w:rFonts w:ascii="Consolas" w:eastAsia="Consolas" w:hAnsi="Consolas"/>
+          <w:sz w:val="14"/>
+        </w:rPr>
+        <w:br/>
+        <w:t xml:space="preserve">        case (alu_ctrl)</w:t>
+      </w:r>
+      <w:r>
+        <w:rPr>
+          <w:rFonts w:ascii="Consolas" w:eastAsia="Consolas" w:hAnsi="Consolas"/>
+          <w:sz w:val="14"/>
+        </w:rPr>
+        <w:br/>
+        <w:t xml:space="preserve">            ALU_ADD: begin</w:t>
+      </w:r>
+      <w:r>
+        <w:rPr>
+          <w:rFonts w:ascii="Consolas" w:eastAsia="Consolas" w:hAnsi="Consolas"/>
+          <w:sz w:val="14"/>
+        </w:rPr>
+        <w:br/>
+        <w:t xml:space="preserve">                result = add_result;</w:t>
+      </w:r>
+      <w:r>
+        <w:rPr>
+          <w:rFonts w:ascii="Consolas" w:eastAsia="Consolas" w:hAnsi="Consolas"/>
+          <w:sz w:val="14"/>
+        </w:rPr>
+        <w:br/>
+        <w:t xml:space="preserve">                CF = add_cf;</w:t>
+      </w:r>
+      <w:r>
+        <w:rPr>
+          <w:rFonts w:ascii="Consolas" w:eastAsia="Consolas" w:hAnsi="Consolas"/>
+          <w:sz w:val="14"/>
+        </w:rPr>
+        <w:br/>
+        <w:t xml:space="preserve">                OF = add_of;</w:t>
+      </w:r>
+      <w:r>
+        <w:rPr>
+          <w:rFonts w:ascii="Consolas" w:eastAsia="Consolas" w:hAnsi="Consolas"/>
+          <w:sz w:val="14"/>
+        </w:rPr>
+        <w:br/>
+        <w:t xml:space="preserve">            end</w:t>
+      </w:r>
+      <w:r>
+        <w:rPr>
+          <w:rFonts w:ascii="Consolas" w:eastAsia="Consolas" w:hAnsi="Consolas"/>
+          <w:sz w:val="14"/>
+        </w:rPr>
+        <w:br/>
+        <w:t xml:space="preserve">            ALU_SUB: begin</w:t>
+      </w:r>
+      <w:r>
+        <w:rPr>
+          <w:rFonts w:ascii="Consolas" w:eastAsia="Consolas" w:hAnsi="Consolas"/>
+          <w:sz w:val="14"/>
+        </w:rPr>
+        <w:br/>
+        <w:t xml:space="preserve">                result = add_result;</w:t>
+      </w:r>
+      <w:r>
+        <w:rPr>
+          <w:rFonts w:ascii="Consolas" w:eastAsia="Consolas" w:hAnsi="Consolas"/>
+          <w:sz w:val="14"/>
+        </w:rPr>
+        <w:br/>
+        <w:t xml:space="preserve">                CF = add_cf;</w:t>
+      </w:r>
+      <w:r>
+        <w:rPr>
+          <w:rFonts w:ascii="Consolas" w:eastAsia="Consolas" w:hAnsi="Consolas"/>
+          <w:sz w:val="14"/>
+        </w:rPr>
+        <w:br/>
+        <w:t xml:space="preserve">                OF = add_of;</w:t>
+      </w:r>
+      <w:r>
+        <w:rPr>
+          <w:rFonts w:ascii="Consolas" w:eastAsia="Consolas" w:hAnsi="Consolas"/>
+          <w:sz w:val="14"/>
+        </w:rPr>
+        <w:br/>
+        <w:t xml:space="preserve">            end</w:t>
+      </w:r>
+      <w:r>
+        <w:rPr>
+          <w:rFonts w:ascii="Consolas" w:eastAsia="Consolas" w:hAnsi="Consolas"/>
+          <w:sz w:val="14"/>
+        </w:rPr>
+        <w:br/>
+        <w:t xml:space="preserve">            ALU_OR: begin</w:t>
+      </w:r>
+      <w:r>
+        <w:rPr>
+          <w:rFonts w:ascii="Consolas" w:eastAsia="Consolas" w:hAnsi="Consolas"/>
+          <w:sz w:val="14"/>
+        </w:rPr>
+        <w:br/>
+        <w:t xml:space="preserve">                result = a | b;</w:t>
+      </w:r>
+      <w:r>
+        <w:rPr>
+          <w:rFonts w:ascii="Consolas" w:eastAsia="Consolas" w:hAnsi="Consolas"/>
+          <w:sz w:val="14"/>
+        </w:rPr>
+        <w:br/>
+        <w:t xml:space="preserve">            end</w:t>
+      </w:r>
+      <w:r>
+        <w:rPr>
+          <w:rFonts w:ascii="Consolas" w:eastAsia="Consolas" w:hAnsi="Consolas"/>
+          <w:sz w:val="14"/>
+        </w:rPr>
+        <w:br/>
+        <w:t xml:space="preserve">            ALU_SLT: begin</w:t>
+      </w:r>
+      <w:r>
+        <w:rPr>
+          <w:rFonts w:ascii="Consolas" w:eastAsia="Consolas" w:hAnsi="Consolas"/>
+          <w:sz w:val="14"/>
+        </w:rPr>
+        <w:br/>
+        <w:t xml:space="preserve">                result = {31'b0, (add_sf ^ add_of)};</w:t>
+      </w:r>
+      <w:r>
+        <w:rPr>
+          <w:rFonts w:ascii="Consolas" w:eastAsia="Consolas" w:hAnsi="Consolas"/>
+          <w:sz w:val="14"/>
+        </w:rPr>
+        <w:br/>
+        <w:t xml:space="preserve">            end</w:t>
+      </w:r>
+      <w:r>
+        <w:rPr>
+          <w:rFonts w:ascii="Consolas" w:eastAsia="Consolas" w:hAnsi="Consolas"/>
+          <w:sz w:val="14"/>
+        </w:rPr>
+        <w:br/>
+        <w:t xml:space="preserve">            ALU_SLTU: begin</w:t>
+      </w:r>
+      <w:r>
+        <w:rPr>
+          <w:rFonts w:ascii="Consolas" w:eastAsia="Consolas" w:hAnsi="Consolas"/>
+          <w:sz w:val="14"/>
+        </w:rPr>
+        <w:br/>
+        <w:t xml:space="preserve">                result = {31'b0, add_cf};</w:t>
+      </w:r>
+      <w:r>
+        <w:rPr>
+          <w:rFonts w:ascii="Consolas" w:eastAsia="Consolas" w:hAnsi="Consolas"/>
+          <w:sz w:val="14"/>
+        </w:rPr>
+        <w:br/>
+        <w:t xml:space="preserve">            end</w:t>
+      </w:r>
+      <w:r>
+        <w:rPr>
+          <w:rFonts w:ascii="Consolas" w:eastAsia="Consolas" w:hAnsi="Consolas"/>
+          <w:sz w:val="14"/>
+        </w:rPr>
+        <w:br/>
+        <w:t xml:space="preserve">            ALU_SRCB: begin</w:t>
+      </w:r>
+      <w:r>
+        <w:rPr>
+          <w:rFonts w:ascii="Consolas" w:eastAsia="Consolas" w:hAnsi="Consolas"/>
+          <w:sz w:val="14"/>
+        </w:rPr>
+        <w:br/>
+        <w:t xml:space="preserve">                result = b;</w:t>
+      </w:r>
+      <w:r>
+        <w:rPr>
+          <w:rFonts w:ascii="Consolas" w:eastAsia="Consolas" w:hAnsi="Consolas"/>
+          <w:sz w:val="14"/>
+        </w:rPr>
+        <w:br/>
+        <w:t xml:space="preserve">            end</w:t>
+      </w:r>
+      <w:r>
+        <w:rPr>
+          <w:rFonts w:ascii="Consolas" w:eastAsia="Consolas" w:hAnsi="Consolas"/>
+          <w:sz w:val="14"/>
+        </w:rPr>
+        <w:br/>
+        <w:t xml:space="preserve">            default: begin</w:t>
+      </w:r>
+      <w:r>
+        <w:rPr>
+          <w:rFonts w:ascii="Consolas" w:eastAsia="Consolas" w:hAnsi="Consolas"/>
+          <w:sz w:val="14"/>
+        </w:rPr>
+        <w:br/>
+        <w:t xml:space="preserve">                result = 32'b0;</w:t>
+      </w:r>
+      <w:r>
+        <w:rPr>
+          <w:rFonts w:ascii="Consolas" w:eastAsia="Consolas" w:hAnsi="Consolas"/>
+          <w:sz w:val="14"/>
+        </w:rPr>
+        <w:br/>
+        <w:t xml:space="preserve">            end</w:t>
+      </w:r>
+      <w:r>
+        <w:rPr>
+          <w:rFonts w:ascii="Consolas" w:eastAsia="Consolas" w:hAnsi="Consolas"/>
+          <w:sz w:val="14"/>
+        </w:rPr>
+        <w:br/>
+        <w:t xml:space="preserve">        endcase</w:t>
+      </w:r>
+      <w:r>
+        <w:rPr>
+          <w:rFonts w:ascii="Consolas" w:eastAsia="Consolas" w:hAnsi="Consolas"/>
+          <w:sz w:val="14"/>
+        </w:rPr>
+        <w:br/>
+        <w:t xml:space="preserve">    end</w:t>
+      </w:r>
+      <w:r>
+        <w:rPr>
+          <w:rFonts w:ascii="Consolas" w:eastAsia="Consolas" w:hAnsi="Consolas"/>
+          <w:sz w:val="14"/>
+        </w:rPr>
+        <w:br/>
+      </w:r>
+      <w:r>
+        <w:rPr>
+          <w:rFonts w:ascii="Consolas" w:eastAsia="Consolas" w:hAnsi="Consolas"/>
+          <w:sz w:val="14"/>
+        </w:rPr>
+        <w:br/>
+        <w:t xml:space="preserve">    assign SF = result[31];</w:t>
+      </w:r>
+      <w:r>
+        <w:rPr>
+          <w:rFonts w:ascii="Consolas" w:eastAsia="Consolas" w:hAnsi="Consolas"/>
+          <w:sz w:val="14"/>
+        </w:rPr>
+        <w:br/>
+        <w:t xml:space="preserve">    assign ZF = (result == 32'b0);</w:t>
+      </w:r>
+      <w:r>
+        <w:rPr>
+          <w:rFonts w:ascii="Consolas" w:eastAsia="Consolas" w:hAnsi="Consolas"/>
+          <w:sz w:val="14"/>
+        </w:rPr>
+        <w:br/>
+      </w:r>
+      <w:r>
+        <w:rPr>
+          <w:rFonts w:ascii="Consolas" w:eastAsia="Consolas" w:hAnsi="Consolas"/>
+          <w:sz w:val="14"/>
+        </w:rPr>
+        <w:br/>
+        <w:t>endmodule</w:t>
+      </w:r>
+      <w:r>
+        <w:rPr>
+          <w:rFonts w:ascii="Consolas" w:eastAsia="Consolas" w:hAnsi="Consolas"/>
+          <w:sz w:val="14"/>
+        </w:rPr>
+        <w:br/>
+      </w:r>
+    </w:p>
+    <w:p>
+      <w:pPr>
+        <w:spacing w:after="40"/>
         <w:rPr>
           <w:bCs/>
+        </w:rPr>
+      </w:pPr>
+      <w:r>
+        <w:rPr>
+          <w:bCs/>
+          <w:sz w:val="19"/>
+        </w:rPr>
+        <w:t>文件：</w:t>
+      </w:r>
+      <w:r>
+        <w:rPr>
+          <w:bCs/>
+          <w:sz w:val="19"/>
+        </w:rPr>
+        <w:t>lab4/task1_single_cycle_cpu/src/single_cycle_cpu.v</w:t>
+      </w:r>
+    </w:p>
+    <w:p>
+      <w:pPr>
+        <w:snapToGrid w:val="0"/>
+        <w:spacing w:line="240" w:lineRule="atLeast"/>
+        <w:rPr>
+          <w:rFonts w:ascii="Consolas" w:eastAsia="Consolas" w:hAnsi="Consolas"/>
+          <w:sz w:val="14"/>
+        </w:rPr>
+      </w:pPr>
+      <w:r>
+        <w:rPr>
+          <w:rFonts w:ascii="Consolas" w:eastAsia="Consolas" w:hAnsi="Consolas"/>
+          <w:sz w:val="14"/>
+        </w:rPr>
+        <w:t>`timescale 1ns / 1ps</w:t>
+      </w:r>
+      <w:r>
+        <w:rPr>
+          <w:rFonts w:ascii="Consolas" w:eastAsia="Consolas" w:hAnsi="Consolas"/>
+          <w:sz w:val="14"/>
+        </w:rPr>
+        <w:br/>
+      </w:r>
+      <w:r>
+        <w:rPr>
+          <w:rFonts w:ascii="Consolas" w:eastAsia="Consolas" w:hAnsi="Consolas"/>
+          <w:sz w:val="14"/>
+        </w:rPr>
+        <w:br/>
+        <w:t>module single_cycle_cpu (</w:t>
+      </w:r>
+      <w:r>
+        <w:rPr>
+          <w:rFonts w:ascii="Consolas" w:eastAsia="Consolas" w:hAnsi="Consolas"/>
+          <w:sz w:val="14"/>
+        </w:rPr>
+        <w:br/>
+        <w:t xml:space="preserve">    input  wire        clk,</w:t>
+      </w:r>
+      <w:r>
+        <w:rPr>
+          <w:rFonts w:ascii="Consolas" w:eastAsia="Consolas" w:hAnsi="Consolas"/>
+          <w:sz w:val="14"/>
+        </w:rPr>
+        <w:br/>
+        <w:t xml:space="preserve">    input  wire        reset,</w:t>
+      </w:r>
+      <w:r>
+        <w:rPr>
+          <w:rFonts w:ascii="Consolas" w:eastAsia="Consolas" w:hAnsi="Consolas"/>
+          <w:sz w:val="14"/>
+        </w:rPr>
+        <w:br/>
+        <w:t xml:space="preserve">    output wire [31:0] debug_pc,</w:t>
+      </w:r>
+      <w:r>
+        <w:rPr>
+          <w:rFonts w:ascii="Consolas" w:eastAsia="Consolas" w:hAnsi="Consolas"/>
+          <w:sz w:val="14"/>
+        </w:rPr>
+        <w:br/>
+        <w:t xml:space="preserve">    output wire [31:0] debug_instr,</w:t>
+      </w:r>
+      <w:r>
+        <w:rPr>
+          <w:rFonts w:ascii="Consolas" w:eastAsia="Consolas" w:hAnsi="Consolas"/>
+          <w:sz w:val="14"/>
+        </w:rPr>
+        <w:br/>
+        <w:t xml:space="preserve">    output wire [31:0] debug_alu_result,</w:t>
+      </w:r>
+      <w:r>
+        <w:rPr>
+          <w:rFonts w:ascii="Consolas" w:eastAsia="Consolas" w:hAnsi="Consolas"/>
+          <w:sz w:val="14"/>
+        </w:rPr>
+        <w:br/>
+        <w:t xml:space="preserve">    output wire        debug_mem_write</w:t>
+      </w:r>
+      <w:r>
+        <w:rPr>
+          <w:rFonts w:ascii="Consolas" w:eastAsia="Consolas" w:hAnsi="Consolas"/>
+          <w:sz w:val="14"/>
+        </w:rPr>
+        <w:br/>
+        <w:t>);</w:t>
+      </w:r>
+      <w:r>
+        <w:rPr>
+          <w:rFonts w:ascii="Consolas" w:eastAsia="Consolas" w:hAnsi="Consolas"/>
+          <w:sz w:val="14"/>
+        </w:rPr>
+        <w:br/>
+      </w:r>
+      <w:r>
+        <w:rPr>
+          <w:rFonts w:ascii="Consolas" w:eastAsia="Consolas" w:hAnsi="Consolas"/>
+          <w:sz w:val="14"/>
+        </w:rPr>
+        <w:br/>
+        <w:t xml:space="preserve">    wire [31:0] pc;</w:t>
+      </w:r>
+      <w:r>
+        <w:rPr>
+          <w:rFonts w:ascii="Consolas" w:eastAsia="Consolas" w:hAnsi="Consolas"/>
+          <w:sz w:val="14"/>
+        </w:rPr>
+        <w:br/>
+        <w:t xml:space="preserve">    wire [31:0] pc_plus4;</w:t>
+      </w:r>
+      <w:r>
+        <w:rPr>
+          <w:rFonts w:ascii="Consolas" w:eastAsia="Consolas" w:hAnsi="Consolas"/>
+          <w:sz w:val="14"/>
+        </w:rPr>
+        <w:br/>
+        <w:t xml:space="preserve">    wire [31:0] pc_branch;</w:t>
+      </w:r>
+      <w:r>
+        <w:rPr>
+          <w:rFonts w:ascii="Consolas" w:eastAsia="Consolas" w:hAnsi="Consolas"/>
+          <w:sz w:val="14"/>
+        </w:rPr>
+        <w:br/>
+        <w:t xml:space="preserve">    wire [31:0] instr;</w:t>
+      </w:r>
+      <w:r>
+        <w:rPr>
+          <w:rFonts w:ascii="Consolas" w:eastAsia="Consolas" w:hAnsi="Consolas"/>
+          <w:sz w:val="14"/>
+        </w:rPr>
+        <w:br/>
+      </w:r>
+      <w:r>
+        <w:rPr>
+          <w:rFonts w:ascii="Consolas" w:eastAsia="Consolas" w:hAnsi="Consolas"/>
+          <w:sz w:val="14"/>
+        </w:rPr>
+        <w:lastRenderedPageBreak/>
+        <w:t xml:space="preserve">    wire [31:0] imm_ext;</w:t>
+      </w:r>
+      <w:r>
+        <w:rPr>
+          <w:rFonts w:ascii="Consolas" w:eastAsia="Consolas" w:hAnsi="Consolas"/>
+          <w:sz w:val="14"/>
+        </w:rPr>
+        <w:br/>
+        <w:t xml:space="preserve">    wire [31:0] rd1;</w:t>
+      </w:r>
+      <w:r>
+        <w:rPr>
+          <w:rFonts w:ascii="Consolas" w:eastAsia="Consolas" w:hAnsi="Consolas"/>
+          <w:sz w:val="14"/>
+        </w:rPr>
+        <w:br/>
+        <w:t xml:space="preserve">    wire [31:0] rd2;</w:t>
+      </w:r>
+      <w:r>
+        <w:rPr>
+          <w:rFonts w:ascii="Consolas" w:eastAsia="Consolas" w:hAnsi="Consolas"/>
+          <w:sz w:val="14"/>
+        </w:rPr>
+        <w:br/>
+        <w:t xml:space="preserve">    wire [31:0] alu_b;</w:t>
+      </w:r>
+      <w:r>
+        <w:rPr>
+          <w:rFonts w:ascii="Consolas" w:eastAsia="Consolas" w:hAnsi="Consolas"/>
+          <w:sz w:val="14"/>
+        </w:rPr>
+        <w:br/>
+        <w:t xml:space="preserve">    wire [31:0] alu_result;</w:t>
+      </w:r>
+      <w:r>
+        <w:rPr>
+          <w:rFonts w:ascii="Consolas" w:eastAsia="Consolas" w:hAnsi="Consolas"/>
+          <w:sz w:val="14"/>
+        </w:rPr>
+        <w:br/>
+        <w:t xml:space="preserve">    wire [31:0] read_data;</w:t>
+      </w:r>
+      <w:r>
+        <w:rPr>
+          <w:rFonts w:ascii="Consolas" w:eastAsia="Consolas" w:hAnsi="Consolas"/>
+          <w:sz w:val="14"/>
+        </w:rPr>
+        <w:br/>
+        <w:t xml:space="preserve">    wire [31:0] result;</w:t>
+      </w:r>
+      <w:r>
+        <w:rPr>
+          <w:rFonts w:ascii="Consolas" w:eastAsia="Consolas" w:hAnsi="Consolas"/>
+          <w:sz w:val="14"/>
+        </w:rPr>
+        <w:br/>
+        <w:t xml:space="preserve">    wire [2:0] alu_ctrl;</w:t>
+      </w:r>
+      <w:r>
+        <w:rPr>
+          <w:rFonts w:ascii="Consolas" w:eastAsia="Consolas" w:hAnsi="Consolas"/>
+          <w:sz w:val="14"/>
+        </w:rPr>
+        <w:br/>
+        <w:t xml:space="preserve">    wire reg_write;</w:t>
+      </w:r>
+      <w:r>
+        <w:rPr>
+          <w:rFonts w:ascii="Consolas" w:eastAsia="Consolas" w:hAnsi="Consolas"/>
+          <w:sz w:val="14"/>
+        </w:rPr>
+        <w:br/>
+        <w:t xml:space="preserve">    wire mem_write;</w:t>
+      </w:r>
+      <w:r>
+        <w:rPr>
+          <w:rFonts w:ascii="Consolas" w:eastAsia="Consolas" w:hAnsi="Consolas"/>
+          <w:sz w:val="14"/>
+        </w:rPr>
+        <w:br/>
+        <w:t xml:space="preserve">    wire mem_to_reg;</w:t>
+      </w:r>
+      <w:r>
+        <w:rPr>
+          <w:rFonts w:ascii="Consolas" w:eastAsia="Consolas" w:hAnsi="Consolas"/>
+          <w:sz w:val="14"/>
+        </w:rPr>
+        <w:br/>
+        <w:t xml:space="preserve">    wire alu_src;</w:t>
+      </w:r>
+      <w:r>
+        <w:rPr>
+          <w:rFonts w:ascii="Consolas" w:eastAsia="Consolas" w:hAnsi="Consolas"/>
+          <w:sz w:val="14"/>
+        </w:rPr>
+        <w:br/>
+        <w:t xml:space="preserve">    wire branch;</w:t>
+      </w:r>
+      <w:r>
+        <w:rPr>
+          <w:rFonts w:ascii="Consolas" w:eastAsia="Consolas" w:hAnsi="Consolas"/>
+          <w:sz w:val="14"/>
+        </w:rPr>
+        <w:br/>
+        <w:t xml:space="preserve">    wire zero;</w:t>
+      </w:r>
+      <w:r>
+        <w:rPr>
+          <w:rFonts w:ascii="Consolas" w:eastAsia="Consolas" w:hAnsi="Consolas"/>
+          <w:sz w:val="14"/>
+        </w:rPr>
+        <w:br/>
+        <w:t xml:space="preserve">    wire branch_taken;</w:t>
+      </w:r>
+      <w:r>
+        <w:rPr>
+          <w:rFonts w:ascii="Consolas" w:eastAsia="Consolas" w:hAnsi="Consolas"/>
+          <w:sz w:val="14"/>
+        </w:rPr>
+        <w:br/>
+        <w:t xml:space="preserve">    reg [31:0] pc_reg;</w:t>
+      </w:r>
+      <w:r>
+        <w:rPr>
+          <w:rFonts w:ascii="Consolas" w:eastAsia="Consolas" w:hAnsi="Consolas"/>
+          <w:sz w:val="14"/>
+        </w:rPr>
+        <w:br/>
+      </w:r>
+      <w:r>
+        <w:rPr>
+          <w:rFonts w:ascii="Consolas" w:eastAsia="Consolas" w:hAnsi="Consolas"/>
+          <w:sz w:val="14"/>
+        </w:rPr>
+        <w:br/>
+        <w:t xml:space="preserve">    assign pc = pc_reg;</w:t>
+      </w:r>
+      <w:r>
+        <w:rPr>
+          <w:rFonts w:ascii="Consolas" w:eastAsia="Consolas" w:hAnsi="Consolas"/>
+          <w:sz w:val="14"/>
+        </w:rPr>
+        <w:br/>
+        <w:t xml:space="preserve">    assign pc_plus4 = pc + 32'd4;</w:t>
+      </w:r>
+      <w:r>
+        <w:rPr>
+          <w:rFonts w:ascii="Consolas" w:eastAsia="Consolas" w:hAnsi="Consolas"/>
+          <w:sz w:val="14"/>
+        </w:rPr>
+        <w:br/>
+        <w:t xml:space="preserve">    assign pc_branch = pc + imm_ext;</w:t>
+      </w:r>
+      <w:r>
+        <w:rPr>
+          <w:rFonts w:ascii="Consolas" w:eastAsia="Consolas" w:hAnsi="Consolas"/>
+          <w:sz w:val="14"/>
+        </w:rPr>
+        <w:br/>
+        <w:t xml:space="preserve">    assign branch_taken = branch &amp; zero;</w:t>
+      </w:r>
+      <w:r>
+        <w:rPr>
+          <w:rFonts w:ascii="Consolas" w:eastAsia="Consolas" w:hAnsi="Consolas"/>
+          <w:sz w:val="14"/>
+        </w:rPr>
+        <w:br/>
+        <w:t xml:space="preserve">    assign alu_b = alu_src ? imm_ext : rd2;</w:t>
+      </w:r>
+      <w:r>
+        <w:rPr>
+          <w:rFonts w:ascii="Consolas" w:eastAsia="Consolas" w:hAnsi="Consolas"/>
+          <w:sz w:val="14"/>
+        </w:rPr>
+        <w:br/>
+        <w:t xml:space="preserve">    assign result = mem_to_reg ? read_data : alu_result;</w:t>
+      </w:r>
+      <w:r>
+        <w:rPr>
+          <w:rFonts w:ascii="Consolas" w:eastAsia="Consolas" w:hAnsi="Consolas"/>
+          <w:sz w:val="14"/>
+        </w:rPr>
+        <w:br/>
+      </w:r>
+      <w:r>
+        <w:rPr>
+          <w:rFonts w:ascii="Consolas" w:eastAsia="Consolas" w:hAnsi="Consolas"/>
+          <w:sz w:val="14"/>
+        </w:rPr>
+        <w:br/>
+        <w:t xml:space="preserve">    always @(posedge clk or posedge reset) begin</w:t>
+      </w:r>
+      <w:r>
+        <w:rPr>
+          <w:rFonts w:ascii="Consolas" w:eastAsia="Consolas" w:hAnsi="Consolas"/>
+          <w:sz w:val="14"/>
+        </w:rPr>
+        <w:br/>
+        <w:t xml:space="preserve">        if (reset) begin</w:t>
+      </w:r>
+      <w:r>
+        <w:rPr>
+          <w:rFonts w:ascii="Consolas" w:eastAsia="Consolas" w:hAnsi="Consolas"/>
+          <w:sz w:val="14"/>
+        </w:rPr>
+        <w:br/>
+        <w:t xml:space="preserve">            pc_reg &lt;= 32'b0;</w:t>
+      </w:r>
+      <w:r>
+        <w:rPr>
+          <w:rFonts w:ascii="Consolas" w:eastAsia="Consolas" w:hAnsi="Consolas"/>
+          <w:sz w:val="14"/>
+        </w:rPr>
+        <w:br/>
+        <w:t xml:space="preserve">        end else begin</w:t>
+      </w:r>
+      <w:r>
+        <w:rPr>
+          <w:rFonts w:ascii="Consolas" w:eastAsia="Consolas" w:hAnsi="Consolas"/>
+          <w:sz w:val="14"/>
+        </w:rPr>
+        <w:br/>
+        <w:t xml:space="preserve">            pc_reg &lt;= branch_taken ? pc_branch : pc_plus4;</w:t>
+      </w:r>
+      <w:r>
+        <w:rPr>
+          <w:rFonts w:ascii="Consolas" w:eastAsia="Consolas" w:hAnsi="Consolas"/>
+          <w:sz w:val="14"/>
+        </w:rPr>
+        <w:br/>
+        <w:t xml:space="preserve">        end</w:t>
+      </w:r>
+      <w:r>
+        <w:rPr>
+          <w:rFonts w:ascii="Consolas" w:eastAsia="Consolas" w:hAnsi="Consolas"/>
+          <w:sz w:val="14"/>
+        </w:rPr>
+        <w:br/>
+        <w:t xml:space="preserve">    end</w:t>
+      </w:r>
+      <w:r>
+        <w:rPr>
+          <w:rFonts w:ascii="Consolas" w:eastAsia="Consolas" w:hAnsi="Consolas"/>
+          <w:sz w:val="14"/>
+        </w:rPr>
+        <w:br/>
+      </w:r>
+      <w:r>
+        <w:rPr>
+          <w:rFonts w:ascii="Consolas" w:eastAsia="Consolas" w:hAnsi="Consolas"/>
+          <w:sz w:val="14"/>
+        </w:rPr>
+        <w:br/>
+        <w:t xml:space="preserve">    instruction_memory u_imem (</w:t>
+      </w:r>
+      <w:r>
+        <w:rPr>
+          <w:rFonts w:ascii="Consolas" w:eastAsia="Consolas" w:hAnsi="Consolas"/>
+          <w:sz w:val="14"/>
+        </w:rPr>
+        <w:br/>
+        <w:t xml:space="preserve">        .addr(pc),</w:t>
+      </w:r>
+      <w:r>
+        <w:rPr>
+          <w:rFonts w:ascii="Consolas" w:eastAsia="Consolas" w:hAnsi="Consolas"/>
+          <w:sz w:val="14"/>
+        </w:rPr>
+        <w:br/>
+        <w:t xml:space="preserve">        .instr(instr)</w:t>
+      </w:r>
+      <w:r>
+        <w:rPr>
+          <w:rFonts w:ascii="Consolas" w:eastAsia="Consolas" w:hAnsi="Consolas"/>
+          <w:sz w:val="14"/>
+        </w:rPr>
+        <w:br/>
+        <w:t xml:space="preserve">    );</w:t>
+      </w:r>
+      <w:r>
+        <w:rPr>
+          <w:rFonts w:ascii="Consolas" w:eastAsia="Consolas" w:hAnsi="Consolas"/>
+          <w:sz w:val="14"/>
+        </w:rPr>
+        <w:br/>
+      </w:r>
+      <w:r>
+        <w:rPr>
+          <w:rFonts w:ascii="Consolas" w:eastAsia="Consolas" w:hAnsi="Consolas"/>
+          <w:sz w:val="14"/>
+        </w:rPr>
+        <w:br/>
+        <w:t xml:space="preserve">    rv32_regfile u_regfile (</w:t>
+      </w:r>
+      <w:r>
+        <w:rPr>
+          <w:rFonts w:ascii="Consolas" w:eastAsia="Consolas" w:hAnsi="Consolas"/>
+          <w:sz w:val="14"/>
+        </w:rPr>
+        <w:br/>
+        <w:t xml:space="preserve">        .clk(clk),</w:t>
+      </w:r>
+      <w:r>
+        <w:rPr>
+          <w:rFonts w:ascii="Consolas" w:eastAsia="Consolas" w:hAnsi="Consolas"/>
+          <w:sz w:val="14"/>
+        </w:rPr>
+        <w:br/>
+        <w:t xml:space="preserve">        .we(reg_write),</w:t>
+      </w:r>
+      <w:r>
+        <w:rPr>
+          <w:rFonts w:ascii="Consolas" w:eastAsia="Consolas" w:hAnsi="Consolas"/>
+          <w:sz w:val="14"/>
+        </w:rPr>
+        <w:br/>
+        <w:t xml:space="preserve">        .waddr(instr[11:7]),</w:t>
+      </w:r>
+      <w:r>
+        <w:rPr>
+          <w:rFonts w:ascii="Consolas" w:eastAsia="Consolas" w:hAnsi="Consolas"/>
+          <w:sz w:val="14"/>
+        </w:rPr>
+        <w:br/>
+        <w:t xml:space="preserve">        .wdata(result),</w:t>
+      </w:r>
+      <w:r>
+        <w:rPr>
+          <w:rFonts w:ascii="Consolas" w:eastAsia="Consolas" w:hAnsi="Consolas"/>
+          <w:sz w:val="14"/>
+        </w:rPr>
+        <w:br/>
+        <w:t xml:space="preserve">        .raddr1(instr[19:15]),</w:t>
+      </w:r>
+      <w:r>
+        <w:rPr>
+          <w:rFonts w:ascii="Consolas" w:eastAsia="Consolas" w:hAnsi="Consolas"/>
+          <w:sz w:val="14"/>
+        </w:rPr>
+        <w:br/>
+        <w:t xml:space="preserve">        .raddr2(instr[24:20]),</w:t>
+      </w:r>
+      <w:r>
+        <w:rPr>
+          <w:rFonts w:ascii="Consolas" w:eastAsia="Consolas" w:hAnsi="Consolas"/>
+          <w:sz w:val="14"/>
+        </w:rPr>
+        <w:br/>
+        <w:t xml:space="preserve">        .rdata1(rd1),</w:t>
+      </w:r>
+      <w:r>
+        <w:rPr>
+          <w:rFonts w:ascii="Consolas" w:eastAsia="Consolas" w:hAnsi="Consolas"/>
+          <w:sz w:val="14"/>
+        </w:rPr>
+        <w:br/>
+        <w:t xml:space="preserve">        .rdata2(rd2)</w:t>
+      </w:r>
+      <w:r>
+        <w:rPr>
+          <w:rFonts w:ascii="Consolas" w:eastAsia="Consolas" w:hAnsi="Consolas"/>
+          <w:sz w:val="14"/>
+        </w:rPr>
+        <w:br/>
+        <w:t xml:space="preserve">    );</w:t>
+      </w:r>
+      <w:r>
+        <w:rPr>
+          <w:rFonts w:ascii="Consolas" w:eastAsia="Consolas" w:hAnsi="Consolas"/>
+          <w:sz w:val="14"/>
+        </w:rPr>
+        <w:br/>
+      </w:r>
+      <w:r>
+        <w:rPr>
+          <w:rFonts w:ascii="Consolas" w:eastAsia="Consolas" w:hAnsi="Consolas"/>
+          <w:sz w:val="14"/>
+        </w:rPr>
+        <w:br/>
+        <w:t xml:space="preserve">    imm_extend u_imm (</w:t>
+      </w:r>
+      <w:r>
+        <w:rPr>
+          <w:rFonts w:ascii="Consolas" w:eastAsia="Consolas" w:hAnsi="Consolas"/>
+          <w:sz w:val="14"/>
+        </w:rPr>
+        <w:br/>
+        <w:t xml:space="preserve">        .instr(instr),</w:t>
+      </w:r>
+      <w:r>
+        <w:rPr>
+          <w:rFonts w:ascii="Consolas" w:eastAsia="Consolas" w:hAnsi="Consolas"/>
+          <w:sz w:val="14"/>
+        </w:rPr>
+        <w:br/>
+        <w:t xml:space="preserve">        .imm_ext(imm_ext)</w:t>
+      </w:r>
+      <w:r>
+        <w:rPr>
+          <w:rFonts w:ascii="Consolas" w:eastAsia="Consolas" w:hAnsi="Consolas"/>
+          <w:sz w:val="14"/>
+        </w:rPr>
+        <w:br/>
+        <w:t xml:space="preserve">    );</w:t>
+      </w:r>
+      <w:r>
+        <w:rPr>
+          <w:rFonts w:ascii="Consolas" w:eastAsia="Consolas" w:hAnsi="Consolas"/>
+          <w:sz w:val="14"/>
+        </w:rPr>
+        <w:br/>
+      </w:r>
+      <w:r>
+        <w:rPr>
+          <w:rFonts w:ascii="Consolas" w:eastAsia="Consolas" w:hAnsi="Consolas"/>
+          <w:sz w:val="14"/>
+        </w:rPr>
+        <w:br/>
+        <w:t xml:space="preserve">    control_unit u_control (</w:t>
+      </w:r>
+      <w:r>
+        <w:rPr>
+          <w:rFonts w:ascii="Consolas" w:eastAsia="Consolas" w:hAnsi="Consolas"/>
+          <w:sz w:val="14"/>
+        </w:rPr>
+        <w:br/>
+        <w:t xml:space="preserve">        .opcode(instr[6:0]),</w:t>
+      </w:r>
+      <w:r>
+        <w:rPr>
+          <w:rFonts w:ascii="Consolas" w:eastAsia="Consolas" w:hAnsi="Consolas"/>
+          <w:sz w:val="14"/>
+        </w:rPr>
+        <w:br/>
+        <w:t xml:space="preserve">        .funct3(instr[14:12]),</w:t>
+      </w:r>
+      <w:r>
+        <w:rPr>
+          <w:rFonts w:ascii="Consolas" w:eastAsia="Consolas" w:hAnsi="Consolas"/>
+          <w:sz w:val="14"/>
+        </w:rPr>
+        <w:br/>
+        <w:t xml:space="preserve">        .funct7(instr[31:25]),</w:t>
+      </w:r>
+      <w:r>
+        <w:rPr>
+          <w:rFonts w:ascii="Consolas" w:eastAsia="Consolas" w:hAnsi="Consolas"/>
+          <w:sz w:val="14"/>
+        </w:rPr>
+        <w:br/>
+      </w:r>
+      <w:r>
+        <w:rPr>
+          <w:rFonts w:ascii="Consolas" w:eastAsia="Consolas" w:hAnsi="Consolas"/>
+          <w:sz w:val="14"/>
+        </w:rPr>
+        <w:lastRenderedPageBreak/>
+        <w:t xml:space="preserve">        .reg_write(reg_write),</w:t>
+      </w:r>
+      <w:r>
+        <w:rPr>
+          <w:rFonts w:ascii="Consolas" w:eastAsia="Consolas" w:hAnsi="Consolas"/>
+          <w:sz w:val="14"/>
+        </w:rPr>
+        <w:br/>
+        <w:t xml:space="preserve">        .mem_write(mem_write),</w:t>
+      </w:r>
+      <w:r>
+        <w:rPr>
+          <w:rFonts w:ascii="Consolas" w:eastAsia="Consolas" w:hAnsi="Consolas"/>
+          <w:sz w:val="14"/>
+        </w:rPr>
+        <w:br/>
+        <w:t xml:space="preserve">        .mem_to_reg(mem_to_reg),</w:t>
+      </w:r>
+      <w:r>
+        <w:rPr>
+          <w:rFonts w:ascii="Consolas" w:eastAsia="Consolas" w:hAnsi="Consolas"/>
+          <w:sz w:val="14"/>
+        </w:rPr>
+        <w:br/>
+        <w:t xml:space="preserve">        .alu_src(alu_src),</w:t>
+      </w:r>
+      <w:r>
+        <w:rPr>
+          <w:rFonts w:ascii="Consolas" w:eastAsia="Consolas" w:hAnsi="Consolas"/>
+          <w:sz w:val="14"/>
+        </w:rPr>
+        <w:br/>
+        <w:t xml:space="preserve">        .branch(branch),</w:t>
+      </w:r>
+      <w:r>
+        <w:rPr>
+          <w:rFonts w:ascii="Consolas" w:eastAsia="Consolas" w:hAnsi="Consolas"/>
+          <w:sz w:val="14"/>
+        </w:rPr>
+        <w:br/>
+        <w:t xml:space="preserve">        .alu_ctrl(alu_ctrl)</w:t>
+      </w:r>
+      <w:r>
+        <w:rPr>
+          <w:rFonts w:ascii="Consolas" w:eastAsia="Consolas" w:hAnsi="Consolas"/>
+          <w:sz w:val="14"/>
+        </w:rPr>
+        <w:br/>
+        <w:t xml:space="preserve">    );</w:t>
+      </w:r>
+      <w:r>
+        <w:rPr>
+          <w:rFonts w:ascii="Consolas" w:eastAsia="Consolas" w:hAnsi="Consolas"/>
+          <w:sz w:val="14"/>
+        </w:rPr>
+        <w:br/>
+      </w:r>
+      <w:r>
+        <w:rPr>
+          <w:rFonts w:ascii="Consolas" w:eastAsia="Consolas" w:hAnsi="Consolas"/>
+          <w:sz w:val="14"/>
+        </w:rPr>
+        <w:br/>
+        <w:t xml:space="preserve">    alu_32bit u_alu (</w:t>
+      </w:r>
+      <w:r>
+        <w:rPr>
+          <w:rFonts w:ascii="Consolas" w:eastAsia="Consolas" w:hAnsi="Consolas"/>
+          <w:sz w:val="14"/>
+        </w:rPr>
+        <w:br/>
+        <w:t xml:space="preserve">        .a(rd1),</w:t>
+      </w:r>
+      <w:r>
+        <w:rPr>
+          <w:rFonts w:ascii="Consolas" w:eastAsia="Consolas" w:hAnsi="Consolas"/>
+          <w:sz w:val="14"/>
+        </w:rPr>
+        <w:br/>
+        <w:t xml:space="preserve">        .b(alu_b),</w:t>
+      </w:r>
+      <w:r>
+        <w:rPr>
+          <w:rFonts w:ascii="Consolas" w:eastAsia="Consolas" w:hAnsi="Consolas"/>
+          <w:sz w:val="14"/>
+        </w:rPr>
+        <w:br/>
+        <w:t xml:space="preserve">        .alu_ctrl(alu_ctrl),</w:t>
+      </w:r>
+      <w:r>
+        <w:rPr>
+          <w:rFonts w:ascii="Consolas" w:eastAsia="Consolas" w:hAnsi="Consolas"/>
+          <w:sz w:val="14"/>
+        </w:rPr>
+        <w:br/>
+        <w:t xml:space="preserve">        .result(alu_result),</w:t>
+      </w:r>
+      <w:r>
+        <w:rPr>
+          <w:rFonts w:ascii="Consolas" w:eastAsia="Consolas" w:hAnsi="Consolas"/>
+          <w:sz w:val="14"/>
+        </w:rPr>
+        <w:br/>
+        <w:t xml:space="preserve">        .CF(),</w:t>
+      </w:r>
+      <w:r>
+        <w:rPr>
+          <w:rFonts w:ascii="Consolas" w:eastAsia="Consolas" w:hAnsi="Consolas"/>
+          <w:sz w:val="14"/>
+        </w:rPr>
+        <w:br/>
+        <w:t xml:space="preserve">        .SF(),</w:t>
+      </w:r>
+      <w:r>
+        <w:rPr>
+          <w:rFonts w:ascii="Consolas" w:eastAsia="Consolas" w:hAnsi="Consolas"/>
+          <w:sz w:val="14"/>
+        </w:rPr>
+        <w:br/>
+        <w:t xml:space="preserve">        .OF(),</w:t>
+      </w:r>
+      <w:r>
+        <w:rPr>
+          <w:rFonts w:ascii="Consolas" w:eastAsia="Consolas" w:hAnsi="Consolas"/>
+          <w:sz w:val="14"/>
+        </w:rPr>
+        <w:br/>
+        <w:t xml:space="preserve">        .ZF(zero)</w:t>
+      </w:r>
+      <w:r>
+        <w:rPr>
+          <w:rFonts w:ascii="Consolas" w:eastAsia="Consolas" w:hAnsi="Consolas"/>
+          <w:sz w:val="14"/>
+        </w:rPr>
+        <w:br/>
+        <w:t xml:space="preserve">    );</w:t>
+      </w:r>
+      <w:r>
+        <w:rPr>
+          <w:rFonts w:ascii="Consolas" w:eastAsia="Consolas" w:hAnsi="Consolas"/>
+          <w:sz w:val="14"/>
+        </w:rPr>
+        <w:br/>
+      </w:r>
+      <w:r>
+        <w:rPr>
+          <w:rFonts w:ascii="Consolas" w:eastAsia="Consolas" w:hAnsi="Consolas"/>
+          <w:sz w:val="14"/>
+        </w:rPr>
+        <w:br/>
+        <w:t xml:space="preserve">    data_memory u_dmem (</w:t>
+      </w:r>
+      <w:r>
+        <w:rPr>
+          <w:rFonts w:ascii="Consolas" w:eastAsia="Consolas" w:hAnsi="Consolas"/>
+          <w:sz w:val="14"/>
+        </w:rPr>
+        <w:br/>
+        <w:t xml:space="preserve">        .clk(clk),</w:t>
+      </w:r>
+      <w:r>
+        <w:rPr>
+          <w:rFonts w:ascii="Consolas" w:eastAsia="Consolas" w:hAnsi="Consolas"/>
+          <w:sz w:val="14"/>
+        </w:rPr>
+        <w:br/>
+        <w:t xml:space="preserve">        .we(mem_write),</w:t>
+      </w:r>
+      <w:r>
+        <w:rPr>
+          <w:rFonts w:ascii="Consolas" w:eastAsia="Consolas" w:hAnsi="Consolas"/>
+          <w:sz w:val="14"/>
+        </w:rPr>
+        <w:br/>
+        <w:t xml:space="preserve">        .addr(alu_result),</w:t>
+      </w:r>
+      <w:r>
+        <w:rPr>
+          <w:rFonts w:ascii="Consolas" w:eastAsia="Consolas" w:hAnsi="Consolas"/>
+          <w:sz w:val="14"/>
+        </w:rPr>
+        <w:br/>
+        <w:t xml:space="preserve">        .wdata(rd2),</w:t>
+      </w:r>
+      <w:r>
+        <w:rPr>
+          <w:rFonts w:ascii="Consolas" w:eastAsia="Consolas" w:hAnsi="Consolas"/>
+          <w:sz w:val="14"/>
+        </w:rPr>
+        <w:br/>
+        <w:t xml:space="preserve">        .rdata(read_data)</w:t>
+      </w:r>
+      <w:r>
+        <w:rPr>
+          <w:rFonts w:ascii="Consolas" w:eastAsia="Consolas" w:hAnsi="Consolas"/>
+          <w:sz w:val="14"/>
+        </w:rPr>
+        <w:br/>
+        <w:t xml:space="preserve">    );</w:t>
+      </w:r>
+      <w:r>
+        <w:rPr>
+          <w:rFonts w:ascii="Consolas" w:eastAsia="Consolas" w:hAnsi="Consolas"/>
+          <w:sz w:val="14"/>
+        </w:rPr>
+        <w:br/>
+      </w:r>
+      <w:r>
+        <w:rPr>
+          <w:rFonts w:ascii="Consolas" w:eastAsia="Consolas" w:hAnsi="Consolas"/>
+          <w:sz w:val="14"/>
+        </w:rPr>
+        <w:br/>
+        <w:t xml:space="preserve">    assign debug_pc = pc;</w:t>
+      </w:r>
+      <w:r>
+        <w:rPr>
+          <w:rFonts w:ascii="Consolas" w:eastAsia="Consolas" w:hAnsi="Consolas"/>
+          <w:sz w:val="14"/>
+        </w:rPr>
+        <w:br/>
+        <w:t xml:space="preserve">    assign debug_instr = instr;</w:t>
+      </w:r>
+      <w:r>
+        <w:rPr>
+          <w:rFonts w:ascii="Consolas" w:eastAsia="Consolas" w:hAnsi="Consolas"/>
+          <w:sz w:val="14"/>
+        </w:rPr>
+        <w:br/>
+        <w:t xml:space="preserve">    assign debug_alu_result = alu_result;</w:t>
+      </w:r>
+      <w:r>
+        <w:rPr>
+          <w:rFonts w:ascii="Consolas" w:eastAsia="Consolas" w:hAnsi="Consolas"/>
+          <w:sz w:val="14"/>
+        </w:rPr>
+        <w:br/>
+        <w:t xml:space="preserve">    assign debug_mem_write = mem_write;</w:t>
+      </w:r>
+      <w:r>
+        <w:rPr>
+          <w:rFonts w:ascii="Consolas" w:eastAsia="Consolas" w:hAnsi="Consolas"/>
+          <w:sz w:val="14"/>
+        </w:rPr>
+        <w:br/>
+      </w:r>
+      <w:r>
+        <w:rPr>
+          <w:rFonts w:ascii="Consolas" w:eastAsia="Consolas" w:hAnsi="Consolas"/>
+          <w:sz w:val="14"/>
+        </w:rPr>
+        <w:br/>
+        <w:t>endmodule</w:t>
+      </w:r>
+      <w:r>
+        <w:rPr>
+          <w:rFonts w:ascii="Consolas" w:eastAsia="Consolas" w:hAnsi="Consolas"/>
+          <w:sz w:val="14"/>
+        </w:rPr>
+        <w:br/>
+      </w:r>
+      <w:r>
+        <w:rPr>
+          <w:rFonts w:ascii="Consolas" w:eastAsia="Consolas" w:hAnsi="Consolas"/>
+          <w:sz w:val="14"/>
+        </w:rPr>
+        <w:br/>
+        <w:t>module instruction_memory (</w:t>
+      </w:r>
+      <w:r>
+        <w:rPr>
+          <w:rFonts w:ascii="Consolas" w:eastAsia="Consolas" w:hAnsi="Consolas"/>
+          <w:sz w:val="14"/>
+        </w:rPr>
+        <w:br/>
+        <w:t xml:space="preserve">    input  wire [31:0] addr,</w:t>
+      </w:r>
+      <w:r>
+        <w:rPr>
+          <w:rFonts w:ascii="Consolas" w:eastAsia="Consolas" w:hAnsi="Consolas"/>
+          <w:sz w:val="14"/>
+        </w:rPr>
+        <w:br/>
+        <w:t xml:space="preserve">    output wire [31:0] instr</w:t>
+      </w:r>
+      <w:r>
+        <w:rPr>
+          <w:rFonts w:ascii="Consolas" w:eastAsia="Consolas" w:hAnsi="Consolas"/>
+          <w:sz w:val="14"/>
+        </w:rPr>
+        <w:br/>
+        <w:t>);</w:t>
+      </w:r>
+      <w:r>
+        <w:rPr>
+          <w:rFonts w:ascii="Consolas" w:eastAsia="Consolas" w:hAnsi="Consolas"/>
+          <w:sz w:val="14"/>
+        </w:rPr>
+        <w:br/>
+      </w:r>
+      <w:r>
+        <w:rPr>
+          <w:rFonts w:ascii="Consolas" w:eastAsia="Consolas" w:hAnsi="Consolas"/>
+          <w:sz w:val="14"/>
+        </w:rPr>
+        <w:br/>
+        <w:t xml:space="preserve">    reg [31:0] rom [0:255];</w:t>
+      </w:r>
+      <w:r>
+        <w:rPr>
+          <w:rFonts w:ascii="Consolas" w:eastAsia="Consolas" w:hAnsi="Consolas"/>
+          <w:sz w:val="14"/>
+        </w:rPr>
+        <w:br/>
+        <w:t xml:space="preserve">    integer i;</w:t>
+      </w:r>
+      <w:r>
+        <w:rPr>
+          <w:rFonts w:ascii="Consolas" w:eastAsia="Consolas" w:hAnsi="Consolas"/>
+          <w:sz w:val="14"/>
+        </w:rPr>
+        <w:br/>
+      </w:r>
+      <w:r>
+        <w:rPr>
+          <w:rFonts w:ascii="Consolas" w:eastAsia="Consolas" w:hAnsi="Consolas"/>
+          <w:sz w:val="14"/>
+        </w:rPr>
+        <w:br/>
+        <w:t xml:space="preserve">    initial begin</w:t>
+      </w:r>
+      <w:r>
+        <w:rPr>
+          <w:rFonts w:ascii="Consolas" w:eastAsia="Consolas" w:hAnsi="Consolas"/>
+          <w:sz w:val="14"/>
+        </w:rPr>
+        <w:br/>
+        <w:t xml:space="preserve">        for (i = 0; i &lt; 256; i = i + 1) begin</w:t>
+      </w:r>
+      <w:r>
+        <w:rPr>
+          <w:rFonts w:ascii="Consolas" w:eastAsia="Consolas" w:hAnsi="Consolas"/>
+          <w:sz w:val="14"/>
+        </w:rPr>
+        <w:br/>
+        <w:t xml:space="preserve">            rom[i] = 32'h00000013;</w:t>
+      </w:r>
+      <w:r>
+        <w:rPr>
+          <w:rFonts w:ascii="Consolas" w:eastAsia="Consolas" w:hAnsi="Consolas"/>
+          <w:sz w:val="14"/>
+        </w:rPr>
+        <w:br/>
+        <w:t xml:space="preserve">        end</w:t>
+      </w:r>
+      <w:r>
+        <w:rPr>
+          <w:rFonts w:ascii="Consolas" w:eastAsia="Consolas" w:hAnsi="Consolas"/>
+          <w:sz w:val="14"/>
+        </w:rPr>
+        <w:br/>
+        <w:t xml:space="preserve">        $readmemh("program_bubble.mem", rom);</w:t>
+      </w:r>
+      <w:r>
+        <w:rPr>
+          <w:rFonts w:ascii="Consolas" w:eastAsia="Consolas" w:hAnsi="Consolas"/>
+          <w:sz w:val="14"/>
+        </w:rPr>
+        <w:br/>
+        <w:t xml:space="preserve">    end</w:t>
+      </w:r>
+      <w:r>
+        <w:rPr>
+          <w:rFonts w:ascii="Consolas" w:eastAsia="Consolas" w:hAnsi="Consolas"/>
+          <w:sz w:val="14"/>
+        </w:rPr>
+        <w:br/>
+      </w:r>
+      <w:r>
+        <w:rPr>
+          <w:rFonts w:ascii="Consolas" w:eastAsia="Consolas" w:hAnsi="Consolas"/>
+          <w:sz w:val="14"/>
+        </w:rPr>
+        <w:br/>
+        <w:t xml:space="preserve">    assign instr = rom[addr[9:2]];</w:t>
+      </w:r>
+      <w:r>
+        <w:rPr>
+          <w:rFonts w:ascii="Consolas" w:eastAsia="Consolas" w:hAnsi="Consolas"/>
+          <w:sz w:val="14"/>
+        </w:rPr>
+        <w:br/>
+      </w:r>
+      <w:r>
+        <w:rPr>
+          <w:rFonts w:ascii="Consolas" w:eastAsia="Consolas" w:hAnsi="Consolas"/>
+          <w:sz w:val="14"/>
+        </w:rPr>
+        <w:br/>
+        <w:t>endmodule</w:t>
+      </w:r>
+      <w:r>
+        <w:rPr>
+          <w:rFonts w:ascii="Consolas" w:eastAsia="Consolas" w:hAnsi="Consolas"/>
+          <w:sz w:val="14"/>
+        </w:rPr>
+        <w:br/>
+      </w:r>
+      <w:r>
+        <w:rPr>
+          <w:rFonts w:ascii="Consolas" w:eastAsia="Consolas" w:hAnsi="Consolas"/>
+          <w:sz w:val="14"/>
+        </w:rPr>
+        <w:br/>
+        <w:t>module data_memory (</w:t>
+      </w:r>
+      <w:r>
+        <w:rPr>
+          <w:rFonts w:ascii="Consolas" w:eastAsia="Consolas" w:hAnsi="Consolas"/>
+          <w:sz w:val="14"/>
+        </w:rPr>
+        <w:br/>
+        <w:t xml:space="preserve">    input  wire        clk,</w:t>
+      </w:r>
+      <w:r>
+        <w:rPr>
+          <w:rFonts w:ascii="Consolas" w:eastAsia="Consolas" w:hAnsi="Consolas"/>
+          <w:sz w:val="14"/>
+        </w:rPr>
+        <w:br/>
+        <w:t xml:space="preserve">    input  wire        we,</w:t>
+      </w:r>
+      <w:r>
+        <w:rPr>
+          <w:rFonts w:ascii="Consolas" w:eastAsia="Consolas" w:hAnsi="Consolas"/>
+          <w:sz w:val="14"/>
+        </w:rPr>
+        <w:br/>
+        <w:t xml:space="preserve">    input  wire [31:0] addr,</w:t>
+      </w:r>
+      <w:r>
+        <w:rPr>
+          <w:rFonts w:ascii="Consolas" w:eastAsia="Consolas" w:hAnsi="Consolas"/>
+          <w:sz w:val="14"/>
+        </w:rPr>
+        <w:br/>
+      </w:r>
+      <w:r>
+        <w:rPr>
+          <w:rFonts w:ascii="Consolas" w:eastAsia="Consolas" w:hAnsi="Consolas"/>
+          <w:sz w:val="14"/>
+        </w:rPr>
+        <w:lastRenderedPageBreak/>
+        <w:t xml:space="preserve">    input  wire [31:0] wdata,</w:t>
+      </w:r>
+      <w:r>
+        <w:rPr>
+          <w:rFonts w:ascii="Consolas" w:eastAsia="Consolas" w:hAnsi="Consolas"/>
+          <w:sz w:val="14"/>
+        </w:rPr>
+        <w:br/>
+        <w:t xml:space="preserve">    output wire [31:0] rdata</w:t>
+      </w:r>
+      <w:r>
+        <w:rPr>
+          <w:rFonts w:ascii="Consolas" w:eastAsia="Consolas" w:hAnsi="Consolas"/>
+          <w:sz w:val="14"/>
+        </w:rPr>
+        <w:br/>
+        <w:t>);</w:t>
+      </w:r>
+      <w:r>
+        <w:rPr>
+          <w:rFonts w:ascii="Consolas" w:eastAsia="Consolas" w:hAnsi="Consolas"/>
+          <w:sz w:val="14"/>
+        </w:rPr>
+        <w:br/>
+      </w:r>
+      <w:r>
+        <w:rPr>
+          <w:rFonts w:ascii="Consolas" w:eastAsia="Consolas" w:hAnsi="Consolas"/>
+          <w:sz w:val="14"/>
+        </w:rPr>
+        <w:br/>
+        <w:t xml:space="preserve">    reg [31:0] ram [0:255];</w:t>
+      </w:r>
+      <w:r>
+        <w:rPr>
+          <w:rFonts w:ascii="Consolas" w:eastAsia="Consolas" w:hAnsi="Consolas"/>
+          <w:sz w:val="14"/>
+        </w:rPr>
+        <w:br/>
+        <w:t xml:space="preserve">    integer i;</w:t>
+      </w:r>
+      <w:r>
+        <w:rPr>
+          <w:rFonts w:ascii="Consolas" w:eastAsia="Consolas" w:hAnsi="Consolas"/>
+          <w:sz w:val="14"/>
+        </w:rPr>
+        <w:br/>
+      </w:r>
+      <w:r>
+        <w:rPr>
+          <w:rFonts w:ascii="Consolas" w:eastAsia="Consolas" w:hAnsi="Consolas"/>
+          <w:sz w:val="14"/>
+        </w:rPr>
+        <w:br/>
+        <w:t xml:space="preserve">    initial begin</w:t>
+      </w:r>
+      <w:r>
+        <w:rPr>
+          <w:rFonts w:ascii="Consolas" w:eastAsia="Consolas" w:hAnsi="Consolas"/>
+          <w:sz w:val="14"/>
+        </w:rPr>
+        <w:br/>
+        <w:t xml:space="preserve">        for (i = 0; i &lt; 256; i = i + 1) begin</w:t>
+      </w:r>
+      <w:r>
+        <w:rPr>
+          <w:rFonts w:ascii="Consolas" w:eastAsia="Consolas" w:hAnsi="Consolas"/>
+          <w:sz w:val="14"/>
+        </w:rPr>
+        <w:br/>
+        <w:t xml:space="preserve">            ram[i] = 32'b0;</w:t>
+      </w:r>
+      <w:r>
+        <w:rPr>
+          <w:rFonts w:ascii="Consolas" w:eastAsia="Consolas" w:hAnsi="Consolas"/>
+          <w:sz w:val="14"/>
+        </w:rPr>
+        <w:br/>
+        <w:t xml:space="preserve">        end</w:t>
+      </w:r>
+      <w:r>
+        <w:rPr>
+          <w:rFonts w:ascii="Consolas" w:eastAsia="Consolas" w:hAnsi="Consolas"/>
+          <w:sz w:val="14"/>
+        </w:rPr>
+        <w:br/>
+        <w:t xml:space="preserve">        $readmemh("data_bubble.mem", ram);</w:t>
+      </w:r>
+      <w:r>
+        <w:rPr>
+          <w:rFonts w:ascii="Consolas" w:eastAsia="Consolas" w:hAnsi="Consolas"/>
+          <w:sz w:val="14"/>
+        </w:rPr>
+        <w:br/>
+        <w:t xml:space="preserve">    end</w:t>
+      </w:r>
+      <w:r>
+        <w:rPr>
+          <w:rFonts w:ascii="Consolas" w:eastAsia="Consolas" w:hAnsi="Consolas"/>
+          <w:sz w:val="14"/>
+        </w:rPr>
+        <w:br/>
+      </w:r>
+      <w:r>
+        <w:rPr>
+          <w:rFonts w:ascii="Consolas" w:eastAsia="Consolas" w:hAnsi="Consolas"/>
+          <w:sz w:val="14"/>
+        </w:rPr>
+        <w:br/>
+        <w:t xml:space="preserve">    assign rdata = ram[addr[9:2]];</w:t>
+      </w:r>
+      <w:r>
+        <w:rPr>
+          <w:rFonts w:ascii="Consolas" w:eastAsia="Consolas" w:hAnsi="Consolas"/>
+          <w:sz w:val="14"/>
+        </w:rPr>
+        <w:br/>
+      </w:r>
+      <w:r>
+        <w:rPr>
+          <w:rFonts w:ascii="Consolas" w:eastAsia="Consolas" w:hAnsi="Consolas"/>
+          <w:sz w:val="14"/>
+        </w:rPr>
+        <w:br/>
+        <w:t xml:space="preserve">    always @(posedge clk) begin</w:t>
+      </w:r>
+      <w:r>
+        <w:rPr>
+          <w:rFonts w:ascii="Consolas" w:eastAsia="Consolas" w:hAnsi="Consolas"/>
+          <w:sz w:val="14"/>
+        </w:rPr>
+        <w:br/>
+        <w:t xml:space="preserve">        if (we) begin</w:t>
+      </w:r>
+      <w:r>
+        <w:rPr>
+          <w:rFonts w:ascii="Consolas" w:eastAsia="Consolas" w:hAnsi="Consolas"/>
+          <w:sz w:val="14"/>
+        </w:rPr>
+        <w:br/>
+        <w:t xml:space="preserve">            ram[addr[9:2]] &lt;= wdata;</w:t>
+      </w:r>
+      <w:r>
+        <w:rPr>
+          <w:rFonts w:ascii="Consolas" w:eastAsia="Consolas" w:hAnsi="Consolas"/>
+          <w:sz w:val="14"/>
+        </w:rPr>
+        <w:br/>
+        <w:t xml:space="preserve">        end</w:t>
+      </w:r>
+      <w:r>
+        <w:rPr>
+          <w:rFonts w:ascii="Consolas" w:eastAsia="Consolas" w:hAnsi="Consolas"/>
+          <w:sz w:val="14"/>
+        </w:rPr>
+        <w:br/>
+        <w:t xml:space="preserve">    end</w:t>
+      </w:r>
+      <w:r>
+        <w:rPr>
+          <w:rFonts w:ascii="Consolas" w:eastAsia="Consolas" w:hAnsi="Consolas"/>
+          <w:sz w:val="14"/>
+        </w:rPr>
+        <w:br/>
+      </w:r>
+      <w:r>
+        <w:rPr>
+          <w:rFonts w:ascii="Consolas" w:eastAsia="Consolas" w:hAnsi="Consolas"/>
+          <w:sz w:val="14"/>
+        </w:rPr>
+        <w:br/>
+        <w:t>endmodule</w:t>
+      </w:r>
+      <w:r>
+        <w:rPr>
+          <w:rFonts w:ascii="Consolas" w:eastAsia="Consolas" w:hAnsi="Consolas"/>
+          <w:sz w:val="14"/>
+        </w:rPr>
+        <w:br/>
+      </w:r>
+      <w:r>
+        <w:rPr>
+          <w:rFonts w:ascii="Consolas" w:eastAsia="Consolas" w:hAnsi="Consolas"/>
+          <w:sz w:val="14"/>
+        </w:rPr>
+        <w:br/>
+        <w:t>module rv32_regfile (</w:t>
+      </w:r>
+      <w:r>
+        <w:rPr>
+          <w:rFonts w:ascii="Consolas" w:eastAsia="Consolas" w:hAnsi="Consolas"/>
+          <w:sz w:val="14"/>
+        </w:rPr>
+        <w:br/>
+        <w:t xml:space="preserve">    input  wire        clk,</w:t>
+      </w:r>
+      <w:r>
+        <w:rPr>
+          <w:rFonts w:ascii="Consolas" w:eastAsia="Consolas" w:hAnsi="Consolas"/>
+          <w:sz w:val="14"/>
+        </w:rPr>
+        <w:br/>
+        <w:t xml:space="preserve">    input  wire        we,</w:t>
+      </w:r>
+      <w:r>
+        <w:rPr>
+          <w:rFonts w:ascii="Consolas" w:eastAsia="Consolas" w:hAnsi="Consolas"/>
+          <w:sz w:val="14"/>
+        </w:rPr>
+        <w:br/>
+        <w:t xml:space="preserve">    input  wire [4:0]  waddr,</w:t>
+      </w:r>
+      <w:r>
+        <w:rPr>
+          <w:rFonts w:ascii="Consolas" w:eastAsia="Consolas" w:hAnsi="Consolas"/>
+          <w:sz w:val="14"/>
+        </w:rPr>
+        <w:br/>
+        <w:t xml:space="preserve">    input  wire [31:0] wdata,</w:t>
+      </w:r>
+      <w:r>
+        <w:rPr>
+          <w:rFonts w:ascii="Consolas" w:eastAsia="Consolas" w:hAnsi="Consolas"/>
+          <w:sz w:val="14"/>
+        </w:rPr>
+        <w:br/>
+        <w:t xml:space="preserve">    input  wire [4:0]  raddr1,</w:t>
+      </w:r>
+      <w:r>
+        <w:rPr>
+          <w:rFonts w:ascii="Consolas" w:eastAsia="Consolas" w:hAnsi="Consolas"/>
+          <w:sz w:val="14"/>
+        </w:rPr>
+        <w:br/>
+        <w:t xml:space="preserve">    input  wire [4:0]  raddr2,</w:t>
+      </w:r>
+      <w:r>
+        <w:rPr>
+          <w:rFonts w:ascii="Consolas" w:eastAsia="Consolas" w:hAnsi="Consolas"/>
+          <w:sz w:val="14"/>
+        </w:rPr>
+        <w:br/>
+        <w:t xml:space="preserve">    output wire [31:0] rdata1,</w:t>
+      </w:r>
+      <w:r>
+        <w:rPr>
+          <w:rFonts w:ascii="Consolas" w:eastAsia="Consolas" w:hAnsi="Consolas"/>
+          <w:sz w:val="14"/>
+        </w:rPr>
+        <w:br/>
+        <w:t xml:space="preserve">    output wire [31:0] rdata2</w:t>
+      </w:r>
+      <w:r>
+        <w:rPr>
+          <w:rFonts w:ascii="Consolas" w:eastAsia="Consolas" w:hAnsi="Consolas"/>
+          <w:sz w:val="14"/>
+        </w:rPr>
+        <w:br/>
+        <w:t>);</w:t>
+      </w:r>
+      <w:r>
+        <w:rPr>
+          <w:rFonts w:ascii="Consolas" w:eastAsia="Consolas" w:hAnsi="Consolas"/>
+          <w:sz w:val="14"/>
+        </w:rPr>
+        <w:br/>
+      </w:r>
+      <w:r>
+        <w:rPr>
+          <w:rFonts w:ascii="Consolas" w:eastAsia="Consolas" w:hAnsi="Consolas"/>
+          <w:sz w:val="14"/>
+        </w:rPr>
+        <w:br/>
+        <w:t xml:space="preserve">    reg [31:0] regs [0:31];</w:t>
+      </w:r>
+      <w:r>
+        <w:rPr>
+          <w:rFonts w:ascii="Consolas" w:eastAsia="Consolas" w:hAnsi="Consolas"/>
+          <w:sz w:val="14"/>
+        </w:rPr>
+        <w:br/>
+        <w:t xml:space="preserve">    integer i;</w:t>
+      </w:r>
+      <w:r>
+        <w:rPr>
+          <w:rFonts w:ascii="Consolas" w:eastAsia="Consolas" w:hAnsi="Consolas"/>
+          <w:sz w:val="14"/>
+        </w:rPr>
+        <w:br/>
+      </w:r>
+      <w:r>
+        <w:rPr>
+          <w:rFonts w:ascii="Consolas" w:eastAsia="Consolas" w:hAnsi="Consolas"/>
+          <w:sz w:val="14"/>
+        </w:rPr>
+        <w:br/>
+        <w:t xml:space="preserve">    initial begin</w:t>
+      </w:r>
+      <w:r>
+        <w:rPr>
+          <w:rFonts w:ascii="Consolas" w:eastAsia="Consolas" w:hAnsi="Consolas"/>
+          <w:sz w:val="14"/>
+        </w:rPr>
+        <w:br/>
+        <w:t xml:space="preserve">        for (i = 0; i &lt; 32; i = i + 1) begin</w:t>
+      </w:r>
+      <w:r>
+        <w:rPr>
+          <w:rFonts w:ascii="Consolas" w:eastAsia="Consolas" w:hAnsi="Consolas"/>
+          <w:sz w:val="14"/>
+        </w:rPr>
+        <w:br/>
+        <w:t xml:space="preserve">            regs[i] = 32'b0;</w:t>
+      </w:r>
+      <w:r>
+        <w:rPr>
+          <w:rFonts w:ascii="Consolas" w:eastAsia="Consolas" w:hAnsi="Consolas"/>
+          <w:sz w:val="14"/>
+        </w:rPr>
+        <w:br/>
+        <w:t xml:space="preserve">        end</w:t>
+      </w:r>
+      <w:r>
+        <w:rPr>
+          <w:rFonts w:ascii="Consolas" w:eastAsia="Consolas" w:hAnsi="Consolas"/>
+          <w:sz w:val="14"/>
+        </w:rPr>
+        <w:br/>
+        <w:t xml:space="preserve">    end</w:t>
+      </w:r>
+      <w:r>
+        <w:rPr>
+          <w:rFonts w:ascii="Consolas" w:eastAsia="Consolas" w:hAnsi="Consolas"/>
+          <w:sz w:val="14"/>
+        </w:rPr>
+        <w:br/>
+      </w:r>
+      <w:r>
+        <w:rPr>
+          <w:rFonts w:ascii="Consolas" w:eastAsia="Consolas" w:hAnsi="Consolas"/>
+          <w:sz w:val="14"/>
+        </w:rPr>
+        <w:br/>
+        <w:t xml:space="preserve">    assign rdata1 = (raddr1 == 5'd0) ? 32'b0 : regs[raddr1];</w:t>
+      </w:r>
+      <w:r>
+        <w:rPr>
+          <w:rFonts w:ascii="Consolas" w:eastAsia="Consolas" w:hAnsi="Consolas"/>
+          <w:sz w:val="14"/>
+        </w:rPr>
+        <w:br/>
+        <w:t xml:space="preserve">    assign rdata2 = (raddr2 == 5'd0) ? 32'b0 : regs[raddr2];</w:t>
+      </w:r>
+      <w:r>
+        <w:rPr>
+          <w:rFonts w:ascii="Consolas" w:eastAsia="Consolas" w:hAnsi="Consolas"/>
+          <w:sz w:val="14"/>
+        </w:rPr>
+        <w:br/>
+      </w:r>
+      <w:r>
+        <w:rPr>
+          <w:rFonts w:ascii="Consolas" w:eastAsia="Consolas" w:hAnsi="Consolas"/>
+          <w:sz w:val="14"/>
+        </w:rPr>
+        <w:br/>
+        <w:t xml:space="preserve">    always @(posedge clk) begin</w:t>
+      </w:r>
+      <w:r>
+        <w:rPr>
+          <w:rFonts w:ascii="Consolas" w:eastAsia="Consolas" w:hAnsi="Consolas"/>
+          <w:sz w:val="14"/>
+        </w:rPr>
+        <w:br/>
+        <w:t xml:space="preserve">        if (we &amp;&amp; (waddr != 5'd0)) begin</w:t>
+      </w:r>
+      <w:r>
+        <w:rPr>
+          <w:rFonts w:ascii="Consolas" w:eastAsia="Consolas" w:hAnsi="Consolas"/>
+          <w:sz w:val="14"/>
+        </w:rPr>
+        <w:br/>
+        <w:t xml:space="preserve">            regs[waddr] &lt;= wdata;</w:t>
+      </w:r>
+      <w:r>
+        <w:rPr>
+          <w:rFonts w:ascii="Consolas" w:eastAsia="Consolas" w:hAnsi="Consolas"/>
+          <w:sz w:val="14"/>
+        </w:rPr>
+        <w:br/>
+        <w:t xml:space="preserve">        end</w:t>
+      </w:r>
+      <w:r>
+        <w:rPr>
+          <w:rFonts w:ascii="Consolas" w:eastAsia="Consolas" w:hAnsi="Consolas"/>
+          <w:sz w:val="14"/>
+        </w:rPr>
+        <w:br/>
+        <w:t xml:space="preserve">        regs[0] &lt;= 32'b0;</w:t>
+      </w:r>
+      <w:r>
+        <w:rPr>
+          <w:rFonts w:ascii="Consolas" w:eastAsia="Consolas" w:hAnsi="Consolas"/>
+          <w:sz w:val="14"/>
+        </w:rPr>
+        <w:br/>
+        <w:t xml:space="preserve">    end</w:t>
+      </w:r>
+      <w:r>
+        <w:rPr>
+          <w:rFonts w:ascii="Consolas" w:eastAsia="Consolas" w:hAnsi="Consolas"/>
+          <w:sz w:val="14"/>
+        </w:rPr>
+        <w:br/>
+      </w:r>
+      <w:r>
+        <w:rPr>
+          <w:rFonts w:ascii="Consolas" w:eastAsia="Consolas" w:hAnsi="Consolas"/>
+          <w:sz w:val="14"/>
+        </w:rPr>
+        <w:br/>
+        <w:t>endmodule</w:t>
+      </w:r>
+      <w:r>
+        <w:rPr>
+          <w:rFonts w:ascii="Consolas" w:eastAsia="Consolas" w:hAnsi="Consolas"/>
+          <w:sz w:val="14"/>
+        </w:rPr>
+        <w:br/>
+      </w:r>
+      <w:r>
+        <w:rPr>
+          <w:rFonts w:ascii="Consolas" w:eastAsia="Consolas" w:hAnsi="Consolas"/>
+          <w:sz w:val="14"/>
+        </w:rPr>
+        <w:br/>
+        <w:t>module imm_extend (</w:t>
+      </w:r>
+      <w:r>
+        <w:rPr>
+          <w:rFonts w:ascii="Consolas" w:eastAsia="Consolas" w:hAnsi="Consolas"/>
+          <w:sz w:val="14"/>
+        </w:rPr>
+        <w:br/>
+      </w:r>
+      <w:r>
+        <w:rPr>
+          <w:rFonts w:ascii="Consolas" w:eastAsia="Consolas" w:hAnsi="Consolas"/>
+          <w:sz w:val="14"/>
+        </w:rPr>
+        <w:lastRenderedPageBreak/>
+        <w:t xml:space="preserve">    input  wire [31:0] instr,</w:t>
+      </w:r>
+      <w:r>
+        <w:rPr>
+          <w:rFonts w:ascii="Consolas" w:eastAsia="Consolas" w:hAnsi="Consolas"/>
+          <w:sz w:val="14"/>
+        </w:rPr>
+        <w:br/>
+        <w:t xml:space="preserve">    output reg  [31:0] imm_ext</w:t>
+      </w:r>
+      <w:r>
+        <w:rPr>
+          <w:rFonts w:ascii="Consolas" w:eastAsia="Consolas" w:hAnsi="Consolas"/>
+          <w:sz w:val="14"/>
+        </w:rPr>
+        <w:br/>
+        <w:t>);</w:t>
+      </w:r>
+      <w:r>
+        <w:rPr>
+          <w:rFonts w:ascii="Consolas" w:eastAsia="Consolas" w:hAnsi="Consolas"/>
+          <w:sz w:val="14"/>
+        </w:rPr>
+        <w:br/>
+      </w:r>
+      <w:r>
+        <w:rPr>
+          <w:rFonts w:ascii="Consolas" w:eastAsia="Consolas" w:hAnsi="Consolas"/>
+          <w:sz w:val="14"/>
+        </w:rPr>
+        <w:br/>
+        <w:t xml:space="preserve">    always @(*) begin</w:t>
+      </w:r>
+      <w:r>
+        <w:rPr>
+          <w:rFonts w:ascii="Consolas" w:eastAsia="Consolas" w:hAnsi="Consolas"/>
+          <w:sz w:val="14"/>
+        </w:rPr>
+        <w:br/>
+        <w:t xml:space="preserve">        case (instr[6:0])</w:t>
+      </w:r>
+      <w:r>
+        <w:rPr>
+          <w:rFonts w:ascii="Consolas" w:eastAsia="Consolas" w:hAnsi="Consolas"/>
+          <w:sz w:val="14"/>
+        </w:rPr>
+        <w:br/>
+        <w:t xml:space="preserve">            7'b0000011: imm_ext = {{20{instr[31]}}, instr[31:20]};</w:t>
+      </w:r>
+      <w:r>
+        <w:rPr>
+          <w:rFonts w:ascii="Consolas" w:eastAsia="Consolas" w:hAnsi="Consolas"/>
+          <w:sz w:val="14"/>
+        </w:rPr>
+        <w:br/>
+        <w:t xml:space="preserve">            7'b0100011: imm_ext = {{20{instr[31]}}, instr[31:25], instr[11:7]};</w:t>
+      </w:r>
+      <w:r>
+        <w:rPr>
+          <w:rFonts w:ascii="Consolas" w:eastAsia="Consolas" w:hAnsi="Consolas"/>
+          <w:sz w:val="14"/>
+        </w:rPr>
+        <w:br/>
+        <w:t xml:space="preserve">            7'b1100011: imm_ext = {{19{instr[31]}}, instr[31], instr[7], instr[30:25], instr[11:8], 1'b0};</w:t>
+      </w:r>
+      <w:r>
+        <w:rPr>
+          <w:rFonts w:ascii="Consolas" w:eastAsia="Consolas" w:hAnsi="Consolas"/>
+          <w:sz w:val="14"/>
+        </w:rPr>
+        <w:br/>
+        <w:t xml:space="preserve">            7'b0110111: imm_ext = {instr[31:12], 12'b0};</w:t>
+      </w:r>
+      <w:r>
+        <w:rPr>
+          <w:rFonts w:ascii="Consolas" w:eastAsia="Consolas" w:hAnsi="Consolas"/>
+          <w:sz w:val="14"/>
+        </w:rPr>
+        <w:br/>
+        <w:t xml:space="preserve">            default:    imm_ext = 32'b0;</w:t>
+      </w:r>
+      <w:r>
+        <w:rPr>
+          <w:rFonts w:ascii="Consolas" w:eastAsia="Consolas" w:hAnsi="Consolas"/>
+          <w:sz w:val="14"/>
+        </w:rPr>
+        <w:br/>
+        <w:t xml:space="preserve">        endcase</w:t>
+      </w:r>
+      <w:r>
+        <w:rPr>
+          <w:rFonts w:ascii="Consolas" w:eastAsia="Consolas" w:hAnsi="Consolas"/>
+          <w:sz w:val="14"/>
+        </w:rPr>
+        <w:br/>
+        <w:t xml:space="preserve">    end</w:t>
+      </w:r>
+      <w:r>
+        <w:rPr>
+          <w:rFonts w:ascii="Consolas" w:eastAsia="Consolas" w:hAnsi="Consolas"/>
+          <w:sz w:val="14"/>
+        </w:rPr>
+        <w:br/>
+      </w:r>
+      <w:r>
+        <w:rPr>
+          <w:rFonts w:ascii="Consolas" w:eastAsia="Consolas" w:hAnsi="Consolas"/>
+          <w:sz w:val="14"/>
+        </w:rPr>
+        <w:br/>
+        <w:t>endmodule</w:t>
+      </w:r>
+      <w:r>
+        <w:rPr>
+          <w:rFonts w:ascii="Consolas" w:eastAsia="Consolas" w:hAnsi="Consolas"/>
+          <w:sz w:val="14"/>
+        </w:rPr>
+        <w:br/>
+      </w:r>
+      <w:r>
+        <w:rPr>
+          <w:rFonts w:ascii="Consolas" w:eastAsia="Consolas" w:hAnsi="Consolas"/>
+          <w:sz w:val="14"/>
+        </w:rPr>
+        <w:br/>
+        <w:t>module control_unit (</w:t>
+      </w:r>
+      <w:r>
+        <w:rPr>
+          <w:rFonts w:ascii="Consolas" w:eastAsia="Consolas" w:hAnsi="Consolas"/>
+          <w:sz w:val="14"/>
+        </w:rPr>
+        <w:br/>
+        <w:t xml:space="preserve">    input  wire [6:0] opcode,</w:t>
+      </w:r>
+      <w:r>
+        <w:rPr>
+          <w:rFonts w:ascii="Consolas" w:eastAsia="Consolas" w:hAnsi="Consolas"/>
+          <w:sz w:val="14"/>
+        </w:rPr>
+        <w:br/>
+        <w:t xml:space="preserve">    input  wire [2:0] funct3,</w:t>
+      </w:r>
+      <w:r>
+        <w:rPr>
+          <w:rFonts w:ascii="Consolas" w:eastAsia="Consolas" w:hAnsi="Consolas"/>
+          <w:sz w:val="14"/>
+        </w:rPr>
+        <w:br/>
+        <w:t xml:space="preserve">    input  wire [6:0] funct7,</w:t>
+      </w:r>
+      <w:r>
+        <w:rPr>
+          <w:rFonts w:ascii="Consolas" w:eastAsia="Consolas" w:hAnsi="Consolas"/>
+          <w:sz w:val="14"/>
+        </w:rPr>
+        <w:br/>
+        <w:t xml:space="preserve">    output reg        reg_write,</w:t>
+      </w:r>
+      <w:r>
+        <w:rPr>
+          <w:rFonts w:ascii="Consolas" w:eastAsia="Consolas" w:hAnsi="Consolas"/>
+          <w:sz w:val="14"/>
+        </w:rPr>
+        <w:br/>
+        <w:t xml:space="preserve">    output reg        mem_write,</w:t>
+      </w:r>
+      <w:r>
+        <w:rPr>
+          <w:rFonts w:ascii="Consolas" w:eastAsia="Consolas" w:hAnsi="Consolas"/>
+          <w:sz w:val="14"/>
+        </w:rPr>
+        <w:br/>
+        <w:t xml:space="preserve">    output reg        mem_to_reg,</w:t>
+      </w:r>
+      <w:r>
+        <w:rPr>
+          <w:rFonts w:ascii="Consolas" w:eastAsia="Consolas" w:hAnsi="Consolas"/>
+          <w:sz w:val="14"/>
+        </w:rPr>
+        <w:br/>
+        <w:t xml:space="preserve">    output reg        alu_src,</w:t>
+      </w:r>
+      <w:r>
+        <w:rPr>
+          <w:rFonts w:ascii="Consolas" w:eastAsia="Consolas" w:hAnsi="Consolas"/>
+          <w:sz w:val="14"/>
+        </w:rPr>
+        <w:br/>
+        <w:t xml:space="preserve">    output reg        branch,</w:t>
+      </w:r>
+      <w:r>
+        <w:rPr>
+          <w:rFonts w:ascii="Consolas" w:eastAsia="Consolas" w:hAnsi="Consolas"/>
+          <w:sz w:val="14"/>
+        </w:rPr>
+        <w:br/>
+        <w:t xml:space="preserve">    output reg  [2:0] alu_ctrl</w:t>
+      </w:r>
+      <w:r>
+        <w:rPr>
+          <w:rFonts w:ascii="Consolas" w:eastAsia="Consolas" w:hAnsi="Consolas"/>
+          <w:sz w:val="14"/>
+        </w:rPr>
+        <w:br/>
+        <w:t>);</w:t>
+      </w:r>
+      <w:r>
+        <w:rPr>
+          <w:rFonts w:ascii="Consolas" w:eastAsia="Consolas" w:hAnsi="Consolas"/>
+          <w:sz w:val="14"/>
+        </w:rPr>
+        <w:br/>
+      </w:r>
+      <w:r>
+        <w:rPr>
+          <w:rFonts w:ascii="Consolas" w:eastAsia="Consolas" w:hAnsi="Consolas"/>
+          <w:sz w:val="14"/>
+        </w:rPr>
+        <w:br/>
+        <w:t xml:space="preserve">    localparam ALU_ADD  = 3'b000;</w:t>
+      </w:r>
+      <w:r>
+        <w:rPr>
+          <w:rFonts w:ascii="Consolas" w:eastAsia="Consolas" w:hAnsi="Consolas"/>
+          <w:sz w:val="14"/>
+        </w:rPr>
+        <w:br/>
+        <w:t xml:space="preserve">    localparam ALU_SUB  = 3'b001;</w:t>
+      </w:r>
+      <w:r>
+        <w:rPr>
+          <w:rFonts w:ascii="Consolas" w:eastAsia="Consolas" w:hAnsi="Consolas"/>
+          <w:sz w:val="14"/>
+        </w:rPr>
+        <w:br/>
+        <w:t xml:space="preserve">    localparam ALU_OR   = 3'b010;</w:t>
+      </w:r>
+      <w:r>
+        <w:rPr>
+          <w:rFonts w:ascii="Consolas" w:eastAsia="Consolas" w:hAnsi="Consolas"/>
+          <w:sz w:val="14"/>
+        </w:rPr>
+        <w:br/>
+        <w:t xml:space="preserve">    localparam ALU_SLT  = 3'b011;</w:t>
+      </w:r>
+      <w:r>
+        <w:rPr>
+          <w:rFonts w:ascii="Consolas" w:eastAsia="Consolas" w:hAnsi="Consolas"/>
+          <w:sz w:val="14"/>
+        </w:rPr>
+        <w:br/>
+        <w:t xml:space="preserve">    localparam ALU_SLTU = 3'b100;</w:t>
+      </w:r>
+      <w:r>
+        <w:rPr>
+          <w:rFonts w:ascii="Consolas" w:eastAsia="Consolas" w:hAnsi="Consolas"/>
+          <w:sz w:val="14"/>
+        </w:rPr>
+        <w:br/>
+        <w:t xml:space="preserve">    localparam ALU_SRCB = 3'b101;</w:t>
+      </w:r>
+      <w:r>
+        <w:rPr>
+          <w:rFonts w:ascii="Consolas" w:eastAsia="Consolas" w:hAnsi="Consolas"/>
+          <w:sz w:val="14"/>
+        </w:rPr>
+        <w:br/>
+      </w:r>
+      <w:r>
+        <w:rPr>
+          <w:rFonts w:ascii="Consolas" w:eastAsia="Consolas" w:hAnsi="Consolas"/>
+          <w:sz w:val="14"/>
+        </w:rPr>
+        <w:br/>
+        <w:t xml:space="preserve">    always @(*) begin</w:t>
+      </w:r>
+      <w:r>
+        <w:rPr>
+          <w:rFonts w:ascii="Consolas" w:eastAsia="Consolas" w:hAnsi="Consolas"/>
+          <w:sz w:val="14"/>
+        </w:rPr>
+        <w:br/>
+        <w:t xml:space="preserve">        reg_write = 1'b0;</w:t>
+      </w:r>
+      <w:r>
+        <w:rPr>
+          <w:rFonts w:ascii="Consolas" w:eastAsia="Consolas" w:hAnsi="Consolas"/>
+          <w:sz w:val="14"/>
+        </w:rPr>
+        <w:br/>
+        <w:t xml:space="preserve">        mem_write = 1'b0;</w:t>
+      </w:r>
+      <w:r>
+        <w:rPr>
+          <w:rFonts w:ascii="Consolas" w:eastAsia="Consolas" w:hAnsi="Consolas"/>
+          <w:sz w:val="14"/>
+        </w:rPr>
+        <w:br/>
+        <w:t xml:space="preserve">        mem_to_reg = 1'b0;</w:t>
+      </w:r>
+      <w:r>
+        <w:rPr>
+          <w:rFonts w:ascii="Consolas" w:eastAsia="Consolas" w:hAnsi="Consolas"/>
+          <w:sz w:val="14"/>
+        </w:rPr>
+        <w:br/>
+        <w:t xml:space="preserve">        alu_src = 1'b0;</w:t>
+      </w:r>
+      <w:r>
+        <w:rPr>
+          <w:rFonts w:ascii="Consolas" w:eastAsia="Consolas" w:hAnsi="Consolas"/>
+          <w:sz w:val="14"/>
+        </w:rPr>
+        <w:br/>
+        <w:t xml:space="preserve">        branch = 1'b0;</w:t>
+      </w:r>
+      <w:r>
+        <w:rPr>
+          <w:rFonts w:ascii="Consolas" w:eastAsia="Consolas" w:hAnsi="Consolas"/>
+          <w:sz w:val="14"/>
+        </w:rPr>
+        <w:br/>
+        <w:t xml:space="preserve">        alu_ctrl = ALU_ADD;</w:t>
+      </w:r>
+      <w:r>
+        <w:rPr>
+          <w:rFonts w:ascii="Consolas" w:eastAsia="Consolas" w:hAnsi="Consolas"/>
+          <w:sz w:val="14"/>
+        </w:rPr>
+        <w:br/>
+      </w:r>
+      <w:r>
+        <w:rPr>
+          <w:rFonts w:ascii="Consolas" w:eastAsia="Consolas" w:hAnsi="Consolas"/>
+          <w:sz w:val="14"/>
+        </w:rPr>
+        <w:br/>
+        <w:t xml:space="preserve">        case (opcode)</w:t>
+      </w:r>
+      <w:r>
+        <w:rPr>
+          <w:rFonts w:ascii="Consolas" w:eastAsia="Consolas" w:hAnsi="Consolas"/>
+          <w:sz w:val="14"/>
+        </w:rPr>
+        <w:br/>
+        <w:t xml:space="preserve">            7'b0110011: begin</w:t>
+      </w:r>
+      <w:r>
+        <w:rPr>
+          <w:rFonts w:ascii="Consolas" w:eastAsia="Consolas" w:hAnsi="Consolas"/>
+          <w:sz w:val="14"/>
+        </w:rPr>
+        <w:br/>
+        <w:t xml:space="preserve">                reg_write = 1'b1;</w:t>
+      </w:r>
+      <w:r>
+        <w:rPr>
+          <w:rFonts w:ascii="Consolas" w:eastAsia="Consolas" w:hAnsi="Consolas"/>
+          <w:sz w:val="14"/>
+        </w:rPr>
+        <w:br/>
+        <w:t xml:space="preserve">                case (funct3)</w:t>
+      </w:r>
+      <w:r>
+        <w:rPr>
+          <w:rFonts w:ascii="Consolas" w:eastAsia="Consolas" w:hAnsi="Consolas"/>
+          <w:sz w:val="14"/>
+        </w:rPr>
+        <w:br/>
+        <w:t xml:space="preserve">                    3'b000: alu_ctrl = (funct7[5]) ? ALU_SUB : ALU_ADD;</w:t>
+      </w:r>
+      <w:r>
+        <w:rPr>
+          <w:rFonts w:ascii="Consolas" w:eastAsia="Consolas" w:hAnsi="Consolas"/>
+          <w:sz w:val="14"/>
+        </w:rPr>
+        <w:br/>
+        <w:t xml:space="preserve">                    3'b110: alu_ctrl = ALU_OR;</w:t>
+      </w:r>
+      <w:r>
+        <w:rPr>
+          <w:rFonts w:ascii="Consolas" w:eastAsia="Consolas" w:hAnsi="Consolas"/>
+          <w:sz w:val="14"/>
+        </w:rPr>
+        <w:br/>
+        <w:t xml:space="preserve">                    3'b010: alu_ctrl = ALU_SLT;</w:t>
+      </w:r>
+      <w:r>
+        <w:rPr>
+          <w:rFonts w:ascii="Consolas" w:eastAsia="Consolas" w:hAnsi="Consolas"/>
+          <w:sz w:val="14"/>
+        </w:rPr>
+        <w:br/>
+        <w:t xml:space="preserve">                    3'b011: alu_ctrl = ALU_SLTU;</w:t>
+      </w:r>
+      <w:r>
+        <w:rPr>
+          <w:rFonts w:ascii="Consolas" w:eastAsia="Consolas" w:hAnsi="Consolas"/>
+          <w:sz w:val="14"/>
+        </w:rPr>
+        <w:br/>
+        <w:t xml:space="preserve">                    default: begin</w:t>
+      </w:r>
+      <w:r>
+        <w:rPr>
+          <w:rFonts w:ascii="Consolas" w:eastAsia="Consolas" w:hAnsi="Consolas"/>
+          <w:sz w:val="14"/>
+        </w:rPr>
+        <w:br/>
+        <w:t xml:space="preserve">                        reg_write = 1'b0;</w:t>
+      </w:r>
+      <w:r>
+        <w:rPr>
+          <w:rFonts w:ascii="Consolas" w:eastAsia="Consolas" w:hAnsi="Consolas"/>
+          <w:sz w:val="14"/>
+        </w:rPr>
+        <w:br/>
+        <w:t xml:space="preserve">                        alu_ctrl = ALU_ADD;</w:t>
+      </w:r>
+      <w:r>
+        <w:rPr>
+          <w:rFonts w:ascii="Consolas" w:eastAsia="Consolas" w:hAnsi="Consolas"/>
+          <w:sz w:val="14"/>
+        </w:rPr>
+        <w:br/>
+        <w:t xml:space="preserve">                    end</w:t>
+      </w:r>
+      <w:r>
+        <w:rPr>
+          <w:rFonts w:ascii="Consolas" w:eastAsia="Consolas" w:hAnsi="Consolas"/>
+          <w:sz w:val="14"/>
+        </w:rPr>
+        <w:br/>
+        <w:t xml:space="preserve">                endcase</w:t>
+      </w:r>
+      <w:r>
+        <w:rPr>
+          <w:rFonts w:ascii="Consolas" w:eastAsia="Consolas" w:hAnsi="Consolas"/>
+          <w:sz w:val="14"/>
+        </w:rPr>
+        <w:br/>
+        <w:t xml:space="preserve">            end</w:t>
+      </w:r>
+      <w:r>
+        <w:rPr>
+          <w:rFonts w:ascii="Consolas" w:eastAsia="Consolas" w:hAnsi="Consolas"/>
+          <w:sz w:val="14"/>
+        </w:rPr>
+        <w:br/>
+      </w:r>
+      <w:r>
+        <w:rPr>
+          <w:rFonts w:ascii="Consolas" w:eastAsia="Consolas" w:hAnsi="Consolas"/>
+          <w:sz w:val="14"/>
+        </w:rPr>
+        <w:lastRenderedPageBreak/>
+        <w:t xml:space="preserve">            7'b0000011: begin</w:t>
+      </w:r>
+      <w:r>
+        <w:rPr>
+          <w:rFonts w:ascii="Consolas" w:eastAsia="Consolas" w:hAnsi="Consolas"/>
+          <w:sz w:val="14"/>
+        </w:rPr>
+        <w:br/>
+        <w:t xml:space="preserve">                reg_write = 1'b1;</w:t>
+      </w:r>
+      <w:r>
+        <w:rPr>
+          <w:rFonts w:ascii="Consolas" w:eastAsia="Consolas" w:hAnsi="Consolas"/>
+          <w:sz w:val="14"/>
+        </w:rPr>
+        <w:br/>
+        <w:t xml:space="preserve">                mem_to_reg = 1'b1;</w:t>
+      </w:r>
+      <w:r>
+        <w:rPr>
+          <w:rFonts w:ascii="Consolas" w:eastAsia="Consolas" w:hAnsi="Consolas"/>
+          <w:sz w:val="14"/>
+        </w:rPr>
+        <w:br/>
+        <w:t xml:space="preserve">                alu_src = 1'b1;</w:t>
+      </w:r>
+      <w:r>
+        <w:rPr>
+          <w:rFonts w:ascii="Consolas" w:eastAsia="Consolas" w:hAnsi="Consolas"/>
+          <w:sz w:val="14"/>
+        </w:rPr>
+        <w:br/>
+        <w:t xml:space="preserve">                alu_ctrl = ALU_ADD;</w:t>
+      </w:r>
+      <w:r>
+        <w:rPr>
+          <w:rFonts w:ascii="Consolas" w:eastAsia="Consolas" w:hAnsi="Consolas"/>
+          <w:sz w:val="14"/>
+        </w:rPr>
+        <w:br/>
+        <w:t xml:space="preserve">            end</w:t>
+      </w:r>
+      <w:r>
+        <w:rPr>
+          <w:rFonts w:ascii="Consolas" w:eastAsia="Consolas" w:hAnsi="Consolas"/>
+          <w:sz w:val="14"/>
+        </w:rPr>
+        <w:br/>
+        <w:t xml:space="preserve">            7'b0100011: begin</w:t>
+      </w:r>
+      <w:r>
+        <w:rPr>
+          <w:rFonts w:ascii="Consolas" w:eastAsia="Consolas" w:hAnsi="Consolas"/>
+          <w:sz w:val="14"/>
+        </w:rPr>
+        <w:br/>
+        <w:t xml:space="preserve">                mem_write = 1'b1;</w:t>
+      </w:r>
+      <w:r>
+        <w:rPr>
+          <w:rFonts w:ascii="Consolas" w:eastAsia="Consolas" w:hAnsi="Consolas"/>
+          <w:sz w:val="14"/>
+        </w:rPr>
+        <w:br/>
+        <w:t xml:space="preserve">                alu_src = 1'b1;</w:t>
+      </w:r>
+      <w:r>
+        <w:rPr>
+          <w:rFonts w:ascii="Consolas" w:eastAsia="Consolas" w:hAnsi="Consolas"/>
+          <w:sz w:val="14"/>
+        </w:rPr>
+        <w:br/>
+        <w:t xml:space="preserve">                alu_ctrl = ALU_ADD;</w:t>
+      </w:r>
+      <w:r>
+        <w:rPr>
+          <w:rFonts w:ascii="Consolas" w:eastAsia="Consolas" w:hAnsi="Consolas"/>
+          <w:sz w:val="14"/>
+        </w:rPr>
+        <w:br/>
+        <w:t xml:space="preserve">            end</w:t>
+      </w:r>
+      <w:r>
+        <w:rPr>
+          <w:rFonts w:ascii="Consolas" w:eastAsia="Consolas" w:hAnsi="Consolas"/>
+          <w:sz w:val="14"/>
+        </w:rPr>
+        <w:br/>
+        <w:t xml:space="preserve">            7'b1100011: begin</w:t>
+      </w:r>
+      <w:r>
+        <w:rPr>
+          <w:rFonts w:ascii="Consolas" w:eastAsia="Consolas" w:hAnsi="Consolas"/>
+          <w:sz w:val="14"/>
+        </w:rPr>
+        <w:br/>
+        <w:t xml:space="preserve">                branch = 1'b1;</w:t>
+      </w:r>
+      <w:r>
+        <w:rPr>
+          <w:rFonts w:ascii="Consolas" w:eastAsia="Consolas" w:hAnsi="Consolas"/>
+          <w:sz w:val="14"/>
+        </w:rPr>
+        <w:br/>
+        <w:t xml:space="preserve">                alu_ctrl = ALU_SUB;</w:t>
+      </w:r>
+      <w:r>
+        <w:rPr>
+          <w:rFonts w:ascii="Consolas" w:eastAsia="Consolas" w:hAnsi="Consolas"/>
+          <w:sz w:val="14"/>
+        </w:rPr>
+        <w:br/>
+        <w:t xml:space="preserve">            end</w:t>
+      </w:r>
+      <w:r>
+        <w:rPr>
+          <w:rFonts w:ascii="Consolas" w:eastAsia="Consolas" w:hAnsi="Consolas"/>
+          <w:sz w:val="14"/>
+        </w:rPr>
+        <w:br/>
+        <w:t xml:space="preserve">            7'b0110111: begin</w:t>
+      </w:r>
+      <w:r>
+        <w:rPr>
+          <w:rFonts w:ascii="Consolas" w:eastAsia="Consolas" w:hAnsi="Consolas"/>
+          <w:sz w:val="14"/>
+        </w:rPr>
+        <w:br/>
+        <w:t xml:space="preserve">                reg_write = 1'b1;</w:t>
+      </w:r>
+      <w:r>
+        <w:rPr>
+          <w:rFonts w:ascii="Consolas" w:eastAsia="Consolas" w:hAnsi="Consolas"/>
+          <w:sz w:val="14"/>
+        </w:rPr>
+        <w:br/>
+        <w:t xml:space="preserve">                alu_src = 1'b1;</w:t>
+      </w:r>
+      <w:r>
+        <w:rPr>
+          <w:rFonts w:ascii="Consolas" w:eastAsia="Consolas" w:hAnsi="Consolas"/>
+          <w:sz w:val="14"/>
+        </w:rPr>
+        <w:br/>
+        <w:t xml:space="preserve">                alu_ctrl = ALU_SRCB;</w:t>
+      </w:r>
+      <w:r>
+        <w:rPr>
+          <w:rFonts w:ascii="Consolas" w:eastAsia="Consolas" w:hAnsi="Consolas"/>
+          <w:sz w:val="14"/>
+        </w:rPr>
+        <w:br/>
+        <w:t xml:space="preserve">            end</w:t>
+      </w:r>
+      <w:r>
+        <w:rPr>
+          <w:rFonts w:ascii="Consolas" w:eastAsia="Consolas" w:hAnsi="Consolas"/>
+          <w:sz w:val="14"/>
+        </w:rPr>
+        <w:br/>
+        <w:t xml:space="preserve">            default: begin</w:t>
+      </w:r>
+      <w:r>
+        <w:rPr>
+          <w:rFonts w:ascii="Consolas" w:eastAsia="Consolas" w:hAnsi="Consolas"/>
+          <w:sz w:val="14"/>
+        </w:rPr>
+        <w:br/>
+        <w:t xml:space="preserve">                reg_write = 1'b0;</w:t>
+      </w:r>
+      <w:r>
+        <w:rPr>
+          <w:rFonts w:ascii="Consolas" w:eastAsia="Consolas" w:hAnsi="Consolas"/>
+          <w:sz w:val="14"/>
+        </w:rPr>
+        <w:br/>
+        <w:t xml:space="preserve">                mem_write = 1'b0;</w:t>
+      </w:r>
+      <w:r>
+        <w:rPr>
+          <w:rFonts w:ascii="Consolas" w:eastAsia="Consolas" w:hAnsi="Consolas"/>
+          <w:sz w:val="14"/>
+        </w:rPr>
+        <w:br/>
+        <w:t xml:space="preserve">                mem_to_reg = 1'b0;</w:t>
+      </w:r>
+      <w:r>
+        <w:rPr>
+          <w:rFonts w:ascii="Consolas" w:eastAsia="Consolas" w:hAnsi="Consolas"/>
+          <w:sz w:val="14"/>
+        </w:rPr>
+        <w:br/>
+        <w:t xml:space="preserve">                alu_src = 1'b0;</w:t>
+      </w:r>
+      <w:r>
+        <w:rPr>
+          <w:rFonts w:ascii="Consolas" w:eastAsia="Consolas" w:hAnsi="Consolas"/>
+          <w:sz w:val="14"/>
+        </w:rPr>
+        <w:br/>
+        <w:t xml:space="preserve">                branch = 1'b0;</w:t>
+      </w:r>
+      <w:r>
+        <w:rPr>
+          <w:rFonts w:ascii="Consolas" w:eastAsia="Consolas" w:hAnsi="Consolas"/>
+          <w:sz w:val="14"/>
+        </w:rPr>
+        <w:br/>
+        <w:t xml:space="preserve">                alu_ctrl = ALU_ADD;</w:t>
+      </w:r>
+      <w:r>
+        <w:rPr>
+          <w:rFonts w:ascii="Consolas" w:eastAsia="Consolas" w:hAnsi="Consolas"/>
+          <w:sz w:val="14"/>
+        </w:rPr>
+        <w:br/>
+        <w:t xml:space="preserve">            end</w:t>
+      </w:r>
+      <w:r>
+        <w:rPr>
+          <w:rFonts w:ascii="Consolas" w:eastAsia="Consolas" w:hAnsi="Consolas"/>
+          <w:sz w:val="14"/>
+        </w:rPr>
+        <w:br/>
+        <w:t xml:space="preserve">        endcase</w:t>
+      </w:r>
+      <w:r>
+        <w:rPr>
+          <w:rFonts w:ascii="Consolas" w:eastAsia="Consolas" w:hAnsi="Consolas"/>
+          <w:sz w:val="14"/>
+        </w:rPr>
+        <w:br/>
+        <w:t xml:space="preserve">    end</w:t>
+      </w:r>
+      <w:r>
+        <w:rPr>
+          <w:rFonts w:ascii="Consolas" w:eastAsia="Consolas" w:hAnsi="Consolas"/>
+          <w:sz w:val="14"/>
+        </w:rPr>
+        <w:br/>
+      </w:r>
+      <w:r>
+        <w:rPr>
+          <w:rFonts w:ascii="Consolas" w:eastAsia="Consolas" w:hAnsi="Consolas"/>
+          <w:sz w:val="14"/>
+        </w:rPr>
+        <w:br/>
+        <w:t>endmodule</w:t>
+      </w:r>
+      <w:r>
+        <w:rPr>
+          <w:rFonts w:ascii="Consolas" w:eastAsia="Consolas" w:hAnsi="Consolas"/>
+          <w:sz w:val="14"/>
+        </w:rPr>
+        <w:br/>
+      </w:r>
+    </w:p>
+    <w:p>
+      <w:pPr>
+        <w:snapToGrid w:val="0"/>
+        <w:spacing w:line="240" w:lineRule="atLeast"/>
+        <w:rPr>
+          <w:rFonts w:ascii="Microsoft YaHei" w:eastAsia="Microsoft YaHei" w:hAnsi="Microsoft YaHei" w:cs="Microsoft YaHei"/>
+          <w:sz w:val="14"/>
+        </w:rPr>
+      </w:pPr>
+      <w:r>
+        <w:rPr>
+          <w:rFonts w:ascii="Microsoft YaHei" w:eastAsia="Microsoft YaHei" w:hAnsi="Microsoft YaHei" w:cs="Microsoft YaHei" w:hint="eastAsia"/>
+          <w:sz w:val="14"/>
+        </w:rPr>
+        <w:t>使用rars转换如下rv汇编代码</w:t>
+      </w:r>
+    </w:p>
+    <w:p>
+      <w:pPr>
+        <w:snapToGrid w:val="0"/>
+        <w:spacing w:line="240" w:lineRule="atLeast"/>
+        <w:rPr>
+          <w:rFonts w:ascii="Microsoft YaHei" w:eastAsia="Microsoft YaHei" w:hAnsi="Microsoft YaHei" w:cs="Microsoft YaHei"/>
+          <w:sz w:val="14"/>
+        </w:rPr>
+      </w:pPr>
+      <w:r>
+        <w:rPr>
+          <w:rFonts w:ascii="Microsoft YaHei" w:eastAsia="Microsoft YaHei" w:hAnsi="Microsoft YaHei" w:cs="Microsoft YaHei"/>
+          <w:sz w:val="14"/>
+        </w:rPr>
+        <w:t>.data</w:t>
+      </w:r>
+    </w:p>
+    <w:p>
+      <w:pPr>
+        <w:snapToGrid w:val="0"/>
+        <w:spacing w:line="240" w:lineRule="atLeast"/>
+        <w:rPr>
+          <w:rFonts w:ascii="Microsoft YaHei" w:eastAsia="Microsoft YaHei" w:hAnsi="Microsoft YaHei" w:cs="Microsoft YaHei"/>
+          <w:sz w:val="14"/>
+        </w:rPr>
+      </w:pPr>
+      <w:r>
+        <w:rPr>
+          <w:rFonts w:ascii="Microsoft YaHei" w:eastAsia="Microsoft YaHei" w:hAnsi="Microsoft YaHei" w:cs="Microsoft YaHei"/>
+          <w:sz w:val="14"/>
+        </w:rPr>
+        <w:t>.word 7</w:t>
+      </w:r>
+    </w:p>
+    <w:p>
+      <w:pPr>
+        <w:snapToGrid w:val="0"/>
+        <w:spacing w:line="240" w:lineRule="atLeast"/>
+        <w:rPr>
+          <w:rFonts w:ascii="Microsoft YaHei" w:eastAsia="Microsoft YaHei" w:hAnsi="Microsoft YaHei" w:cs="Microsoft YaHei"/>
+          <w:sz w:val="14"/>
+        </w:rPr>
+      </w:pPr>
+      <w:r>
+        <w:rPr>
+          <w:rFonts w:ascii="Microsoft YaHei" w:eastAsia="Microsoft YaHei" w:hAnsi="Microsoft YaHei" w:cs="Microsoft YaHei"/>
+          <w:sz w:val="14"/>
+        </w:rPr>
+        <w:t>.word 2</w:t>
+      </w:r>
+    </w:p>
+    <w:p>
+      <w:pPr>
+        <w:snapToGrid w:val="0"/>
+        <w:spacing w:line="240" w:lineRule="atLeast"/>
+        <w:rPr>
+          <w:rFonts w:ascii="Microsoft YaHei" w:eastAsia="Microsoft YaHei" w:hAnsi="Microsoft YaHei" w:cs="Microsoft YaHei"/>
+          <w:sz w:val="14"/>
+        </w:rPr>
+      </w:pPr>
+      <w:r>
+        <w:rPr>
+          <w:rFonts w:ascii="Microsoft YaHei" w:eastAsia="Microsoft YaHei" w:hAnsi="Microsoft YaHei" w:cs="Microsoft YaHei"/>
+          <w:sz w:val="14"/>
+        </w:rPr>
+        <w:t>.word 9</w:t>
+      </w:r>
+    </w:p>
+    <w:p>
+      <w:pPr>
+        <w:snapToGrid w:val="0"/>
+        <w:spacing w:line="240" w:lineRule="atLeast"/>
+        <w:rPr>
+          <w:rFonts w:ascii="Microsoft YaHei" w:eastAsia="Microsoft YaHei" w:hAnsi="Microsoft YaHei" w:cs="Microsoft YaHei"/>
+          <w:sz w:val="14"/>
+        </w:rPr>
+      </w:pPr>
+      <w:r>
+        <w:rPr>
+          <w:rFonts w:ascii="Microsoft YaHei" w:eastAsia="Microsoft YaHei" w:hAnsi="Microsoft YaHei" w:cs="Microsoft YaHei"/>
+          <w:sz w:val="14"/>
+        </w:rPr>
+        <w:t>.word 1</w:t>
+      </w:r>
+    </w:p>
+    <w:p>
+      <w:pPr>
+        <w:snapToGrid w:val="0"/>
+        <w:spacing w:line="240" w:lineRule="atLeast"/>
+        <w:rPr>
+          <w:rFonts w:ascii="Microsoft YaHei" w:eastAsia="Microsoft YaHei" w:hAnsi="Microsoft YaHei" w:cs="Microsoft YaHei"/>
+          <w:sz w:val="14"/>
+        </w:rPr>
+      </w:pPr>
+    </w:p>
+    <w:p>
+      <w:pPr>
+        <w:snapToGrid w:val="0"/>
+        <w:spacing w:line="240" w:lineRule="atLeast"/>
+        <w:rPr>
+          <w:rFonts w:ascii="Microsoft YaHei" w:eastAsia="Microsoft YaHei" w:hAnsi="Microsoft YaHei" w:cs="Microsoft YaHei"/>
+          <w:sz w:val="14"/>
+        </w:rPr>
+      </w:pPr>
+      <w:r>
+        <w:rPr>
+          <w:rFonts w:ascii="Microsoft YaHei" w:eastAsia="Microsoft YaHei" w:hAnsi="Microsoft YaHei" w:cs="Microsoft YaHei"/>
+          <w:sz w:val="14"/>
+        </w:rPr>
+        <w:t>.text</w:t>
+      </w:r>
+    </w:p>
+    <w:p>
+      <w:pPr>
+        <w:snapToGrid w:val="0"/>
+        <w:spacing w:line="240" w:lineRule="atLeast"/>
+        <w:rPr>
+          <w:rFonts w:ascii="Microsoft YaHei" w:eastAsia="Microsoft YaHei" w:hAnsi="Microsoft YaHei" w:cs="Microsoft YaHei"/>
+          <w:sz w:val="14"/>
+        </w:rPr>
+      </w:pPr>
+      <w:r>
+        <w:rPr>
+          <w:rFonts w:ascii="Microsoft YaHei" w:eastAsia="Microsoft YaHei" w:hAnsi="Microsoft YaHei" w:cs="Microsoft YaHei"/>
+          <w:sz w:val="14"/>
+        </w:rPr>
+        <w:t>.globl main</w:t>
+      </w:r>
+    </w:p>
+    <w:p>
+      <w:pPr>
+        <w:snapToGrid w:val="0"/>
+        <w:spacing w:line="240" w:lineRule="atLeast"/>
+        <w:rPr>
+          <w:rFonts w:ascii="Microsoft YaHei" w:eastAsia="Microsoft YaHei" w:hAnsi="Microsoft YaHei" w:cs="Microsoft YaHei"/>
+          <w:sz w:val="14"/>
+        </w:rPr>
+      </w:pPr>
+    </w:p>
+    <w:p>
+      <w:pPr>
+        <w:snapToGrid w:val="0"/>
+        <w:spacing w:line="240" w:lineRule="atLeast"/>
+        <w:rPr>
+          <w:rFonts w:ascii="Microsoft YaHei" w:eastAsia="Microsoft YaHei" w:hAnsi="Microsoft YaHei" w:cs="Microsoft YaHei"/>
+          <w:sz w:val="14"/>
+        </w:rPr>
+      </w:pPr>
+      <w:r>
+        <w:rPr>
+          <w:rFonts w:ascii="Microsoft YaHei" w:eastAsia="Microsoft YaHei" w:hAnsi="Microsoft YaHei" w:cs="Microsoft YaHei"/>
+          <w:sz w:val="14"/>
+        </w:rPr>
+        <w:t>main:</w:t>
+      </w:r>
+    </w:p>
+    <w:p>
+      <w:pPr>
+        <w:snapToGrid w:val="0"/>
+        <w:spacing w:line="240" w:lineRule="atLeast"/>
+        <w:rPr>
+          <w:rFonts w:ascii="Microsoft YaHei" w:eastAsia="Microsoft YaHei" w:hAnsi="Microsoft YaHei" w:cs="Microsoft YaHei"/>
+          <w:sz w:val="14"/>
+        </w:rPr>
+      </w:pPr>
+      <w:r>
+        <w:rPr>
+          <w:rFonts w:ascii="Microsoft YaHei" w:eastAsia="Microsoft YaHei" w:hAnsi="Microsoft YaHei" w:cs="Microsoft YaHei"/>
+          <w:sz w:val="14"/>
+        </w:rPr>
+        <w:t xml:space="preserve">   </w:t>
+      </w:r>
+      <w:r>
+        <w:rPr>
+          <w:rFonts w:ascii="Microsoft YaHei" w:eastAsia="Microsoft YaHei" w:hAnsi="Microsoft YaHei" w:cs="Microsoft YaHei"/>
+          <w:i/>
+          <w:iCs/>
+          <w:sz w:val="14"/>
+        </w:rPr>
+        <w:t xml:space="preserve"> # The first seven instructions are kept to match the current</w:t>
+      </w:r>
+    </w:p>
+    <w:p>
+      <w:pPr>
+        <w:snapToGrid w:val="0"/>
+        <w:spacing w:line="240" w:lineRule="atLeast"/>
+        <w:rPr>
+          <w:rFonts w:ascii="Microsoft YaHei" w:eastAsia="Microsoft YaHei" w:hAnsi="Microsoft YaHei" w:cs="Microsoft YaHei"/>
+          <w:sz w:val="14"/>
+        </w:rPr>
+      </w:pPr>
+      <w:r>
+        <w:rPr>
+          <w:rFonts w:ascii="Microsoft YaHei" w:eastAsia="Microsoft YaHei" w:hAnsi="Microsoft YaHei" w:cs="Microsoft YaHei"/>
+          <w:sz w:val="14"/>
+        </w:rPr>
+        <w:t xml:space="preserve">   </w:t>
+      </w:r>
+      <w:r>
+        <w:rPr>
+          <w:rFonts w:ascii="Microsoft YaHei" w:eastAsia="Microsoft YaHei" w:hAnsi="Microsoft YaHei" w:cs="Microsoft YaHei"/>
+          <w:i/>
+          <w:iCs/>
+          <w:sz w:val="14"/>
+        </w:rPr>
+        <w:t xml:space="preserve"> # program_bubble.mem exactly. They also exercise lui/lw/sltu/sub/or/sw.</w:t>
+      </w:r>
+    </w:p>
+    <w:p>
+      <w:pPr>
+        <w:snapToGrid w:val="0"/>
+        <w:spacing w:line="240" w:lineRule="atLeast"/>
+        <w:rPr>
+          <w:rFonts w:ascii="Microsoft YaHei" w:eastAsia="Microsoft YaHei" w:hAnsi="Microsoft YaHei" w:cs="Microsoft YaHei"/>
+          <w:sz w:val="14"/>
+        </w:rPr>
+      </w:pPr>
+      <w:r>
+        <w:rPr>
+          <w:rFonts w:ascii="Microsoft YaHei" w:eastAsia="Microsoft YaHei" w:hAnsi="Microsoft YaHei" w:cs="Microsoft YaHei"/>
+          <w:sz w:val="14"/>
+        </w:rPr>
+        <w:t xml:space="preserve">    lui  x10, 0</w:t>
+      </w:r>
+    </w:p>
+    <w:p>
+      <w:pPr>
+        <w:snapToGrid w:val="0"/>
+        <w:spacing w:line="240" w:lineRule="atLeast"/>
+        <w:rPr>
+          <w:rFonts w:ascii="Microsoft YaHei" w:eastAsia="Microsoft YaHei" w:hAnsi="Microsoft YaHei" w:cs="Microsoft YaHei"/>
+          <w:sz w:val="14"/>
+        </w:rPr>
+      </w:pPr>
+      <w:r>
+        <w:rPr>
+          <w:rFonts w:ascii="Microsoft YaHei" w:eastAsia="Microsoft YaHei" w:hAnsi="Microsoft YaHei" w:cs="Microsoft YaHei"/>
+          <w:sz w:val="14"/>
+        </w:rPr>
+        <w:t xml:space="preserve">    lw   x1, 0(x0)</w:t>
+      </w:r>
+    </w:p>
+    <w:p>
+      <w:pPr>
+        <w:snapToGrid w:val="0"/>
+        <w:spacing w:line="240" w:lineRule="atLeast"/>
+        <w:rPr>
+          <w:rFonts w:ascii="Microsoft YaHei" w:eastAsia="Microsoft YaHei" w:hAnsi="Microsoft YaHei" w:cs="Microsoft YaHei"/>
+          <w:sz w:val="14"/>
+        </w:rPr>
+      </w:pPr>
+      <w:r>
+        <w:rPr>
+          <w:rFonts w:ascii="Microsoft YaHei" w:eastAsia="Microsoft YaHei" w:hAnsi="Microsoft YaHei" w:cs="Microsoft YaHei"/>
+          <w:sz w:val="14"/>
+        </w:rPr>
+        <w:t xml:space="preserve">    lw   x2, 4(x0)</w:t>
+      </w:r>
+    </w:p>
+    <w:p>
+      <w:pPr>
+        <w:snapToGrid w:val="0"/>
+        <w:spacing w:line="240" w:lineRule="atLeast"/>
+        <w:rPr>
+          <w:rFonts w:ascii="Microsoft YaHei" w:eastAsia="Microsoft YaHei" w:hAnsi="Microsoft YaHei" w:cs="Microsoft YaHei"/>
+          <w:sz w:val="14"/>
+        </w:rPr>
+      </w:pPr>
+      <w:r>
+        <w:rPr>
+          <w:rFonts w:ascii="Microsoft YaHei" w:eastAsia="Microsoft YaHei" w:hAnsi="Microsoft YaHei" w:cs="Microsoft YaHei"/>
+          <w:sz w:val="14"/>
+        </w:rPr>
+        <w:t xml:space="preserve">    sltu x20, x1, x2</w:t>
+      </w:r>
+    </w:p>
+    <w:p>
+      <w:pPr>
+        <w:snapToGrid w:val="0"/>
+        <w:spacing w:line="240" w:lineRule="atLeast"/>
+        <w:rPr>
+          <w:rFonts w:ascii="Microsoft YaHei" w:eastAsia="Microsoft YaHei" w:hAnsi="Microsoft YaHei" w:cs="Microsoft YaHei"/>
+          <w:sz w:val="14"/>
+        </w:rPr>
+      </w:pPr>
+      <w:r>
+        <w:rPr>
+          <w:rFonts w:ascii="Microsoft YaHei" w:eastAsia="Microsoft YaHei" w:hAnsi="Microsoft YaHei" w:cs="Microsoft YaHei"/>
+          <w:sz w:val="14"/>
+        </w:rPr>
+        <w:t xml:space="preserve">    sub  x21, x2, x1</w:t>
+      </w:r>
+    </w:p>
+    <w:p>
+      <w:pPr>
+        <w:snapToGrid w:val="0"/>
+        <w:spacing w:line="240" w:lineRule="atLeast"/>
+        <w:rPr>
+          <w:rFonts w:ascii="Microsoft YaHei" w:eastAsia="Microsoft YaHei" w:hAnsi="Microsoft YaHei" w:cs="Microsoft YaHei"/>
+          <w:sz w:val="14"/>
+        </w:rPr>
+      </w:pPr>
+      <w:r>
+        <w:rPr>
+          <w:rFonts w:ascii="Microsoft YaHei" w:eastAsia="Microsoft YaHei" w:hAnsi="Microsoft YaHei" w:cs="Microsoft YaHei"/>
+          <w:sz w:val="14"/>
+        </w:rPr>
+        <w:t xml:space="preserve">    or   x22, x21, x20</w:t>
+      </w:r>
+    </w:p>
+    <w:p>
+      <w:pPr>
+        <w:snapToGrid w:val="0"/>
+        <w:spacing w:line="240" w:lineRule="atLeast"/>
+        <w:rPr>
+          <w:rFonts w:ascii="Microsoft YaHei" w:eastAsia="Microsoft YaHei" w:hAnsi="Microsoft YaHei" w:cs="Microsoft YaHei"/>
+          <w:sz w:val="14"/>
+        </w:rPr>
+      </w:pPr>
+      <w:r>
+        <w:rPr>
+          <w:rFonts w:ascii="Microsoft YaHei" w:eastAsia="Microsoft YaHei" w:hAnsi="Microsoft YaHei" w:cs="Microsoft YaHei"/>
+          <w:sz w:val="14"/>
+        </w:rPr>
+        <w:t xml:space="preserve">    sw   x22, 64(x0)</w:t>
+      </w:r>
+    </w:p>
+    <w:p>
+      <w:pPr>
+        <w:snapToGrid w:val="0"/>
+        <w:spacing w:line="240" w:lineRule="atLeast"/>
+        <w:rPr>
+          <w:rFonts w:ascii="Microsoft YaHei" w:eastAsia="Microsoft YaHei" w:hAnsi="Microsoft YaHei" w:cs="Microsoft YaHei"/>
+          <w:sz w:val="14"/>
+        </w:rPr>
+      </w:pPr>
+    </w:p>
+    <w:p>
+      <w:pPr>
+        <w:snapToGrid w:val="0"/>
+        <w:spacing w:line="240" w:lineRule="atLeast"/>
+        <w:rPr>
+          <w:rFonts w:ascii="Microsoft YaHei" w:eastAsia="Microsoft YaHei" w:hAnsi="Microsoft YaHei" w:cs="Microsoft YaHei"/>
+          <w:sz w:val="14"/>
+        </w:rPr>
+      </w:pPr>
+      <w:r>
+        <w:rPr>
+          <w:rFonts w:ascii="Microsoft YaHei" w:eastAsia="Microsoft YaHei" w:hAnsi="Microsoft YaHei" w:cs="Microsoft YaHei"/>
+          <w:sz w:val="14"/>
+        </w:rPr>
+        <w:t xml:space="preserve">   </w:t>
+      </w:r>
+      <w:r>
+        <w:rPr>
+          <w:rFonts w:ascii="Microsoft YaHei" w:eastAsia="Microsoft YaHei" w:hAnsi="Microsoft YaHei" w:cs="Microsoft YaHei"/>
+          <w:i/>
+          <w:iCs/>
+          <w:sz w:val="14"/>
+        </w:rPr>
+        <w:t xml:space="preserve"> # Bubble sort four 32-bit words stored at data memory addresses 0, 4, 8, 12.</w:t>
+      </w:r>
+    </w:p>
+    <w:p>
+      <w:pPr>
+        <w:snapToGrid w:val="0"/>
+        <w:spacing w:line="240" w:lineRule="atLeast"/>
+        <w:rPr>
+          <w:rFonts w:ascii="Microsoft YaHei" w:eastAsia="Microsoft YaHei" w:hAnsi="Microsoft YaHei" w:cs="Microsoft YaHei"/>
+          <w:sz w:val="14"/>
+        </w:rPr>
+      </w:pPr>
+      <w:r>
+        <w:rPr>
+          <w:rFonts w:ascii="Microsoft YaHei" w:eastAsia="Microsoft YaHei" w:hAnsi="Microsoft YaHei" w:cs="Microsoft YaHei"/>
+          <w:sz w:val="14"/>
+        </w:rPr>
+        <w:t xml:space="preserve">   </w:t>
+      </w:r>
+      <w:r>
+        <w:rPr>
+          <w:rFonts w:ascii="Microsoft YaHei" w:eastAsia="Microsoft YaHei" w:hAnsi="Microsoft YaHei" w:cs="Microsoft YaHei"/>
+          <w:i/>
+          <w:iCs/>
+          <w:sz w:val="14"/>
+        </w:rPr>
+        <w:t xml:space="preserve"> # Pass 1: compare (0,1), (1,2), (2,3)</w:t>
+      </w:r>
+    </w:p>
+    <w:p>
+      <w:pPr>
+        <w:snapToGrid w:val="0"/>
+        <w:spacing w:line="240" w:lineRule="atLeast"/>
+        <w:rPr>
+          <w:rFonts w:ascii="Microsoft YaHei" w:eastAsia="Microsoft YaHei" w:hAnsi="Microsoft YaHei" w:cs="Microsoft YaHei"/>
+          <w:sz w:val="14"/>
+        </w:rPr>
+      </w:pPr>
+      <w:r>
+        <w:rPr>
+          <w:rFonts w:ascii="Microsoft YaHei" w:eastAsia="Microsoft YaHei" w:hAnsi="Microsoft YaHei" w:cs="Microsoft YaHei"/>
+          <w:sz w:val="14"/>
+        </w:rPr>
+        <w:t xml:space="preserve">    lw   x5, 0(x0)</w:t>
+      </w:r>
+    </w:p>
+    <w:p>
+      <w:pPr>
+        <w:snapToGrid w:val="0"/>
+        <w:spacing w:line="240" w:lineRule="atLeast"/>
+        <w:rPr>
+          <w:rFonts w:ascii="Microsoft YaHei" w:eastAsia="Microsoft YaHei" w:hAnsi="Microsoft YaHei" w:cs="Microsoft YaHei"/>
+          <w:sz w:val="14"/>
+        </w:rPr>
+      </w:pPr>
+      <w:r>
+        <w:rPr>
+          <w:rFonts w:ascii="Microsoft YaHei" w:eastAsia="Microsoft YaHei" w:hAnsi="Microsoft YaHei" w:cs="Microsoft YaHei"/>
+          <w:sz w:val="14"/>
+        </w:rPr>
+        <w:lastRenderedPageBreak/>
+        <w:t xml:space="preserve">    lw   x6, 4(x0)</w:t>
+      </w:r>
+    </w:p>
+    <w:p>
+      <w:pPr>
+        <w:snapToGrid w:val="0"/>
+        <w:spacing w:line="240" w:lineRule="atLeast"/>
+        <w:rPr>
+          <w:rFonts w:ascii="Microsoft YaHei" w:eastAsia="Microsoft YaHei" w:hAnsi="Microsoft YaHei" w:cs="Microsoft YaHei"/>
+          <w:sz w:val="14"/>
+        </w:rPr>
+      </w:pPr>
+      <w:r>
+        <w:rPr>
+          <w:rFonts w:ascii="Microsoft YaHei" w:eastAsia="Microsoft YaHei" w:hAnsi="Microsoft YaHei" w:cs="Microsoft YaHei"/>
+          <w:sz w:val="14"/>
+        </w:rPr>
+        <w:t xml:space="preserve">    slt  x7, x6, x5</w:t>
+      </w:r>
+    </w:p>
+    <w:p>
+      <w:pPr>
+        <w:snapToGrid w:val="0"/>
+        <w:spacing w:line="240" w:lineRule="atLeast"/>
+        <w:rPr>
+          <w:rFonts w:ascii="Microsoft YaHei" w:eastAsia="Microsoft YaHei" w:hAnsi="Microsoft YaHei" w:cs="Microsoft YaHei"/>
+          <w:sz w:val="14"/>
+        </w:rPr>
+      </w:pPr>
+      <w:r>
+        <w:rPr>
+          <w:rFonts w:ascii="Microsoft YaHei" w:eastAsia="Microsoft YaHei" w:hAnsi="Microsoft YaHei" w:cs="Microsoft YaHei"/>
+          <w:sz w:val="14"/>
+        </w:rPr>
+        <w:t xml:space="preserve">    beq  x7, x0, pass1_pair12</w:t>
+      </w:r>
+    </w:p>
+    <w:p>
+      <w:pPr>
+        <w:snapToGrid w:val="0"/>
+        <w:spacing w:line="240" w:lineRule="atLeast"/>
+        <w:rPr>
+          <w:rFonts w:ascii="Microsoft YaHei" w:eastAsia="Microsoft YaHei" w:hAnsi="Microsoft YaHei" w:cs="Microsoft YaHei"/>
+          <w:sz w:val="14"/>
+        </w:rPr>
+      </w:pPr>
+      <w:r>
+        <w:rPr>
+          <w:rFonts w:ascii="Microsoft YaHei" w:eastAsia="Microsoft YaHei" w:hAnsi="Microsoft YaHei" w:cs="Microsoft YaHei"/>
+          <w:sz w:val="14"/>
+        </w:rPr>
+        <w:t xml:space="preserve">    sw   x6, 0(x0)</w:t>
+      </w:r>
+    </w:p>
+    <w:p>
+      <w:pPr>
+        <w:snapToGrid w:val="0"/>
+        <w:spacing w:line="240" w:lineRule="atLeast"/>
+        <w:rPr>
+          <w:rFonts w:ascii="Microsoft YaHei" w:eastAsia="Microsoft YaHei" w:hAnsi="Microsoft YaHei" w:cs="Microsoft YaHei"/>
+          <w:sz w:val="14"/>
+        </w:rPr>
+      </w:pPr>
+      <w:r>
+        <w:rPr>
+          <w:rFonts w:ascii="Microsoft YaHei" w:eastAsia="Microsoft YaHei" w:hAnsi="Microsoft YaHei" w:cs="Microsoft YaHei"/>
+          <w:sz w:val="14"/>
+        </w:rPr>
+        <w:t xml:space="preserve">    sw   x5, 4(x0)</w:t>
+      </w:r>
+    </w:p>
+    <w:p>
+      <w:pPr>
+        <w:snapToGrid w:val="0"/>
+        <w:spacing w:line="240" w:lineRule="atLeast"/>
+        <w:rPr>
+          <w:rFonts w:ascii="Microsoft YaHei" w:eastAsia="Microsoft YaHei" w:hAnsi="Microsoft YaHei" w:cs="Microsoft YaHei"/>
+          <w:sz w:val="14"/>
+        </w:rPr>
+      </w:pPr>
+    </w:p>
+    <w:p>
+      <w:pPr>
+        <w:snapToGrid w:val="0"/>
+        <w:spacing w:line="240" w:lineRule="atLeast"/>
+        <w:rPr>
+          <w:rFonts w:ascii="Microsoft YaHei" w:eastAsia="Microsoft YaHei" w:hAnsi="Microsoft YaHei" w:cs="Microsoft YaHei"/>
+          <w:sz w:val="14"/>
+        </w:rPr>
+      </w:pPr>
+      <w:r>
+        <w:rPr>
+          <w:rFonts w:ascii="Microsoft YaHei" w:eastAsia="Microsoft YaHei" w:hAnsi="Microsoft YaHei" w:cs="Microsoft YaHei"/>
+          <w:sz w:val="14"/>
+        </w:rPr>
+        <w:t>pass1_pair12:</w:t>
+      </w:r>
+    </w:p>
+    <w:p>
+      <w:pPr>
+        <w:snapToGrid w:val="0"/>
+        <w:spacing w:line="240" w:lineRule="atLeast"/>
+        <w:rPr>
+          <w:rFonts w:ascii="Microsoft YaHei" w:eastAsia="Microsoft YaHei" w:hAnsi="Microsoft YaHei" w:cs="Microsoft YaHei"/>
+          <w:sz w:val="14"/>
+        </w:rPr>
+      </w:pPr>
+      <w:r>
+        <w:rPr>
+          <w:rFonts w:ascii="Microsoft YaHei" w:eastAsia="Microsoft YaHei" w:hAnsi="Microsoft YaHei" w:cs="Microsoft YaHei"/>
+          <w:sz w:val="14"/>
+        </w:rPr>
+        <w:t xml:space="preserve">    lw   x5, 4(x0)</w:t>
+      </w:r>
+    </w:p>
+    <w:p>
+      <w:pPr>
+        <w:snapToGrid w:val="0"/>
+        <w:spacing w:line="240" w:lineRule="atLeast"/>
+        <w:rPr>
+          <w:rFonts w:ascii="Microsoft YaHei" w:eastAsia="Microsoft YaHei" w:hAnsi="Microsoft YaHei" w:cs="Microsoft YaHei"/>
+          <w:sz w:val="14"/>
+        </w:rPr>
+      </w:pPr>
+      <w:r>
+        <w:rPr>
+          <w:rFonts w:ascii="Microsoft YaHei" w:eastAsia="Microsoft YaHei" w:hAnsi="Microsoft YaHei" w:cs="Microsoft YaHei"/>
+          <w:sz w:val="14"/>
+        </w:rPr>
+        <w:t xml:space="preserve">    lw   x6, 8(x0)</w:t>
+      </w:r>
+    </w:p>
+    <w:p>
+      <w:pPr>
+        <w:snapToGrid w:val="0"/>
+        <w:spacing w:line="240" w:lineRule="atLeast"/>
+        <w:rPr>
+          <w:rFonts w:ascii="Microsoft YaHei" w:eastAsia="Microsoft YaHei" w:hAnsi="Microsoft YaHei" w:cs="Microsoft YaHei"/>
+          <w:sz w:val="14"/>
+        </w:rPr>
+      </w:pPr>
+      <w:r>
+        <w:rPr>
+          <w:rFonts w:ascii="Microsoft YaHei" w:eastAsia="Microsoft YaHei" w:hAnsi="Microsoft YaHei" w:cs="Microsoft YaHei"/>
+          <w:sz w:val="14"/>
+        </w:rPr>
+        <w:t xml:space="preserve">    slt  x7, x6, x5</w:t>
+      </w:r>
+    </w:p>
+    <w:p>
+      <w:pPr>
+        <w:snapToGrid w:val="0"/>
+        <w:spacing w:line="240" w:lineRule="atLeast"/>
+        <w:rPr>
+          <w:rFonts w:ascii="Microsoft YaHei" w:eastAsia="Microsoft YaHei" w:hAnsi="Microsoft YaHei" w:cs="Microsoft YaHei"/>
+          <w:sz w:val="14"/>
+        </w:rPr>
+      </w:pPr>
+      <w:r>
+        <w:rPr>
+          <w:rFonts w:ascii="Microsoft YaHei" w:eastAsia="Microsoft YaHei" w:hAnsi="Microsoft YaHei" w:cs="Microsoft YaHei"/>
+          <w:sz w:val="14"/>
+        </w:rPr>
+        <w:t xml:space="preserve">    beq  x7, x0, pass1_pair23</w:t>
+      </w:r>
+    </w:p>
+    <w:p>
+      <w:pPr>
+        <w:snapToGrid w:val="0"/>
+        <w:spacing w:line="240" w:lineRule="atLeast"/>
+        <w:rPr>
+          <w:rFonts w:ascii="Microsoft YaHei" w:eastAsia="Microsoft YaHei" w:hAnsi="Microsoft YaHei" w:cs="Microsoft YaHei"/>
+          <w:sz w:val="14"/>
+        </w:rPr>
+      </w:pPr>
+      <w:r>
+        <w:rPr>
+          <w:rFonts w:ascii="Microsoft YaHei" w:eastAsia="Microsoft YaHei" w:hAnsi="Microsoft YaHei" w:cs="Microsoft YaHei"/>
+          <w:sz w:val="14"/>
+        </w:rPr>
+        <w:t xml:space="preserve">    sw   x6, 4(x0)</w:t>
+      </w:r>
+    </w:p>
+    <w:p>
+      <w:pPr>
+        <w:snapToGrid w:val="0"/>
+        <w:spacing w:line="240" w:lineRule="atLeast"/>
+        <w:rPr>
+          <w:rFonts w:ascii="Microsoft YaHei" w:eastAsia="Microsoft YaHei" w:hAnsi="Microsoft YaHei" w:cs="Microsoft YaHei"/>
+          <w:sz w:val="14"/>
+        </w:rPr>
+      </w:pPr>
+      <w:r>
+        <w:rPr>
+          <w:rFonts w:ascii="Microsoft YaHei" w:eastAsia="Microsoft YaHei" w:hAnsi="Microsoft YaHei" w:cs="Microsoft YaHei"/>
+          <w:sz w:val="14"/>
+        </w:rPr>
+        <w:t xml:space="preserve">    sw   x5, 8(x0)</w:t>
+      </w:r>
+    </w:p>
+    <w:p>
+      <w:pPr>
+        <w:snapToGrid w:val="0"/>
+        <w:spacing w:line="240" w:lineRule="atLeast"/>
+        <w:rPr>
+          <w:rFonts w:ascii="Microsoft YaHei" w:eastAsia="Microsoft YaHei" w:hAnsi="Microsoft YaHei" w:cs="Microsoft YaHei"/>
+          <w:sz w:val="14"/>
+        </w:rPr>
+      </w:pPr>
+    </w:p>
+    <w:p>
+      <w:pPr>
+        <w:snapToGrid w:val="0"/>
+        <w:spacing w:line="240" w:lineRule="atLeast"/>
+        <w:rPr>
+          <w:rFonts w:ascii="Microsoft YaHei" w:eastAsia="Microsoft YaHei" w:hAnsi="Microsoft YaHei" w:cs="Microsoft YaHei"/>
+          <w:sz w:val="14"/>
+        </w:rPr>
+      </w:pPr>
+      <w:r>
+        <w:rPr>
+          <w:rFonts w:ascii="Microsoft YaHei" w:eastAsia="Microsoft YaHei" w:hAnsi="Microsoft YaHei" w:cs="Microsoft YaHei"/>
+          <w:sz w:val="14"/>
+        </w:rPr>
+        <w:t>pass1_pair23:</w:t>
+      </w:r>
+    </w:p>
+    <w:p>
+      <w:pPr>
+        <w:snapToGrid w:val="0"/>
+        <w:spacing w:line="240" w:lineRule="atLeast"/>
+        <w:rPr>
+          <w:rFonts w:ascii="Microsoft YaHei" w:eastAsia="Microsoft YaHei" w:hAnsi="Microsoft YaHei" w:cs="Microsoft YaHei"/>
+          <w:sz w:val="14"/>
+        </w:rPr>
+      </w:pPr>
+      <w:r>
+        <w:rPr>
+          <w:rFonts w:ascii="Microsoft YaHei" w:eastAsia="Microsoft YaHei" w:hAnsi="Microsoft YaHei" w:cs="Microsoft YaHei"/>
+          <w:sz w:val="14"/>
+        </w:rPr>
+        <w:t xml:space="preserve">    lw   x5, 8(x0)</w:t>
+      </w:r>
+    </w:p>
+    <w:p>
+      <w:pPr>
+        <w:snapToGrid w:val="0"/>
+        <w:spacing w:line="240" w:lineRule="atLeast"/>
+        <w:rPr>
+          <w:rFonts w:ascii="Microsoft YaHei" w:eastAsia="Microsoft YaHei" w:hAnsi="Microsoft YaHei" w:cs="Microsoft YaHei"/>
+          <w:sz w:val="14"/>
+        </w:rPr>
+      </w:pPr>
+      <w:r>
+        <w:rPr>
+          <w:rFonts w:ascii="Microsoft YaHei" w:eastAsia="Microsoft YaHei" w:hAnsi="Microsoft YaHei" w:cs="Microsoft YaHei"/>
+          <w:sz w:val="14"/>
+        </w:rPr>
+        <w:t xml:space="preserve">    lw   x6, 12(x0)</w:t>
+      </w:r>
+    </w:p>
+    <w:p>
+      <w:pPr>
+        <w:snapToGrid w:val="0"/>
+        <w:spacing w:line="240" w:lineRule="atLeast"/>
+        <w:rPr>
+          <w:rFonts w:ascii="Microsoft YaHei" w:eastAsia="Microsoft YaHei" w:hAnsi="Microsoft YaHei" w:cs="Microsoft YaHei"/>
+          <w:sz w:val="14"/>
+        </w:rPr>
+      </w:pPr>
+      <w:r>
+        <w:rPr>
+          <w:rFonts w:ascii="Microsoft YaHei" w:eastAsia="Microsoft YaHei" w:hAnsi="Microsoft YaHei" w:cs="Microsoft YaHei"/>
+          <w:sz w:val="14"/>
+        </w:rPr>
+        <w:t xml:space="preserve">    slt  x7, x6, x5</w:t>
+      </w:r>
+    </w:p>
+    <w:p>
+      <w:pPr>
+        <w:snapToGrid w:val="0"/>
+        <w:spacing w:line="240" w:lineRule="atLeast"/>
+        <w:rPr>
+          <w:rFonts w:ascii="Microsoft YaHei" w:eastAsia="Microsoft YaHei" w:hAnsi="Microsoft YaHei" w:cs="Microsoft YaHei"/>
+          <w:sz w:val="14"/>
+        </w:rPr>
+      </w:pPr>
+      <w:r>
+        <w:rPr>
+          <w:rFonts w:ascii="Microsoft YaHei" w:eastAsia="Microsoft YaHei" w:hAnsi="Microsoft YaHei" w:cs="Microsoft YaHei"/>
+          <w:sz w:val="14"/>
+        </w:rPr>
+        <w:t xml:space="preserve">    beq  x7, x0, pass2_pair01</w:t>
+      </w:r>
+    </w:p>
+    <w:p>
+      <w:pPr>
+        <w:snapToGrid w:val="0"/>
+        <w:spacing w:line="240" w:lineRule="atLeast"/>
+        <w:rPr>
+          <w:rFonts w:ascii="Microsoft YaHei" w:eastAsia="Microsoft YaHei" w:hAnsi="Microsoft YaHei" w:cs="Microsoft YaHei"/>
+          <w:sz w:val="14"/>
+        </w:rPr>
+      </w:pPr>
+      <w:r>
+        <w:rPr>
+          <w:rFonts w:ascii="Microsoft YaHei" w:eastAsia="Microsoft YaHei" w:hAnsi="Microsoft YaHei" w:cs="Microsoft YaHei"/>
+          <w:sz w:val="14"/>
+        </w:rPr>
+        <w:t xml:space="preserve">    sw   x6, 8(x0)</w:t>
+      </w:r>
+    </w:p>
+    <w:p>
+      <w:pPr>
+        <w:snapToGrid w:val="0"/>
+        <w:spacing w:line="240" w:lineRule="atLeast"/>
+        <w:rPr>
+          <w:rFonts w:ascii="Microsoft YaHei" w:eastAsia="Microsoft YaHei" w:hAnsi="Microsoft YaHei" w:cs="Microsoft YaHei"/>
+          <w:sz w:val="14"/>
+        </w:rPr>
+      </w:pPr>
+      <w:r>
+        <w:rPr>
+          <w:rFonts w:ascii="Microsoft YaHei" w:eastAsia="Microsoft YaHei" w:hAnsi="Microsoft YaHei" w:cs="Microsoft YaHei"/>
+          <w:sz w:val="14"/>
+        </w:rPr>
+        <w:t xml:space="preserve">    sw   x5, 12(x0)</w:t>
+      </w:r>
+    </w:p>
+    <w:p>
+      <w:pPr>
+        <w:snapToGrid w:val="0"/>
+        <w:spacing w:line="240" w:lineRule="atLeast"/>
+        <w:rPr>
+          <w:rFonts w:ascii="Microsoft YaHei" w:eastAsia="Microsoft YaHei" w:hAnsi="Microsoft YaHei" w:cs="Microsoft YaHei"/>
+          <w:sz w:val="14"/>
+        </w:rPr>
+      </w:pPr>
+    </w:p>
+    <w:p>
+      <w:pPr>
+        <w:snapToGrid w:val="0"/>
+        <w:spacing w:line="240" w:lineRule="atLeast"/>
+        <w:rPr>
+          <w:rFonts w:ascii="Microsoft YaHei" w:eastAsia="Microsoft YaHei" w:hAnsi="Microsoft YaHei" w:cs="Microsoft YaHei"/>
+          <w:sz w:val="14"/>
+        </w:rPr>
+      </w:pPr>
+      <w:r>
+        <w:rPr>
+          <w:rFonts w:ascii="Microsoft YaHei" w:eastAsia="Microsoft YaHei" w:hAnsi="Microsoft YaHei" w:cs="Microsoft YaHei"/>
+          <w:sz w:val="14"/>
+        </w:rPr>
+        <w:t xml:space="preserve">   </w:t>
+      </w:r>
+      <w:r>
+        <w:rPr>
+          <w:rFonts w:ascii="Microsoft YaHei" w:eastAsia="Microsoft YaHei" w:hAnsi="Microsoft YaHei" w:cs="Microsoft YaHei"/>
+          <w:i/>
+          <w:iCs/>
+          <w:sz w:val="14"/>
+        </w:rPr>
+        <w:t xml:space="preserve"> # Pass 2: compare (0,1), (1,2)</w:t>
+      </w:r>
+    </w:p>
+    <w:p>
+      <w:pPr>
+        <w:snapToGrid w:val="0"/>
+        <w:spacing w:line="240" w:lineRule="atLeast"/>
+        <w:rPr>
+          <w:rFonts w:ascii="Microsoft YaHei" w:eastAsia="Microsoft YaHei" w:hAnsi="Microsoft YaHei" w:cs="Microsoft YaHei"/>
+          <w:sz w:val="14"/>
+        </w:rPr>
+      </w:pPr>
+      <w:r>
+        <w:rPr>
+          <w:rFonts w:ascii="Microsoft YaHei" w:eastAsia="Microsoft YaHei" w:hAnsi="Microsoft YaHei" w:cs="Microsoft YaHei"/>
+          <w:sz w:val="14"/>
+        </w:rPr>
+        <w:t>pass2_pair01:</w:t>
+      </w:r>
+    </w:p>
+    <w:p>
+      <w:pPr>
+        <w:snapToGrid w:val="0"/>
+        <w:spacing w:line="240" w:lineRule="atLeast"/>
+        <w:rPr>
+          <w:rFonts w:ascii="Microsoft YaHei" w:eastAsia="Microsoft YaHei" w:hAnsi="Microsoft YaHei" w:cs="Microsoft YaHei"/>
+          <w:sz w:val="14"/>
+        </w:rPr>
+      </w:pPr>
+      <w:r>
+        <w:rPr>
+          <w:rFonts w:ascii="Microsoft YaHei" w:eastAsia="Microsoft YaHei" w:hAnsi="Microsoft YaHei" w:cs="Microsoft YaHei"/>
+          <w:sz w:val="14"/>
+        </w:rPr>
+        <w:t xml:space="preserve">    lw   x5, 0(x0)</w:t>
+      </w:r>
+    </w:p>
+    <w:p>
+      <w:pPr>
+        <w:snapToGrid w:val="0"/>
+        <w:spacing w:line="240" w:lineRule="atLeast"/>
+        <w:rPr>
+          <w:rFonts w:ascii="Microsoft YaHei" w:eastAsia="Microsoft YaHei" w:hAnsi="Microsoft YaHei" w:cs="Microsoft YaHei"/>
+          <w:sz w:val="14"/>
+        </w:rPr>
+      </w:pPr>
+      <w:r>
+        <w:rPr>
+          <w:rFonts w:ascii="Microsoft YaHei" w:eastAsia="Microsoft YaHei" w:hAnsi="Microsoft YaHei" w:cs="Microsoft YaHei"/>
+          <w:sz w:val="14"/>
+        </w:rPr>
+        <w:t xml:space="preserve">    lw   x6, 4(x0)</w:t>
+      </w:r>
+    </w:p>
+    <w:p>
+      <w:pPr>
+        <w:snapToGrid w:val="0"/>
+        <w:spacing w:line="240" w:lineRule="atLeast"/>
+        <w:rPr>
+          <w:rFonts w:ascii="Microsoft YaHei" w:eastAsia="Microsoft YaHei" w:hAnsi="Microsoft YaHei" w:cs="Microsoft YaHei"/>
+          <w:sz w:val="14"/>
+        </w:rPr>
+      </w:pPr>
+      <w:r>
+        <w:rPr>
+          <w:rFonts w:ascii="Microsoft YaHei" w:eastAsia="Microsoft YaHei" w:hAnsi="Microsoft YaHei" w:cs="Microsoft YaHei"/>
+          <w:sz w:val="14"/>
+        </w:rPr>
+        <w:t xml:space="preserve">    slt  x7, x6, x5</w:t>
+      </w:r>
+    </w:p>
+    <w:p>
+      <w:pPr>
+        <w:snapToGrid w:val="0"/>
+        <w:spacing w:line="240" w:lineRule="atLeast"/>
+        <w:rPr>
+          <w:rFonts w:ascii="Microsoft YaHei" w:eastAsia="Microsoft YaHei" w:hAnsi="Microsoft YaHei" w:cs="Microsoft YaHei"/>
+          <w:sz w:val="14"/>
+        </w:rPr>
+      </w:pPr>
+      <w:r>
+        <w:rPr>
+          <w:rFonts w:ascii="Microsoft YaHei" w:eastAsia="Microsoft YaHei" w:hAnsi="Microsoft YaHei" w:cs="Microsoft YaHei"/>
+          <w:sz w:val="14"/>
+        </w:rPr>
+        <w:t xml:space="preserve">    beq  x7, x0, pass2_pair12</w:t>
+      </w:r>
+    </w:p>
+    <w:p>
+      <w:pPr>
+        <w:snapToGrid w:val="0"/>
+        <w:spacing w:line="240" w:lineRule="atLeast"/>
+        <w:rPr>
+          <w:rFonts w:ascii="Microsoft YaHei" w:eastAsia="Microsoft YaHei" w:hAnsi="Microsoft YaHei" w:cs="Microsoft YaHei"/>
+          <w:sz w:val="14"/>
+        </w:rPr>
+      </w:pPr>
+      <w:r>
+        <w:rPr>
+          <w:rFonts w:ascii="Microsoft YaHei" w:eastAsia="Microsoft YaHei" w:hAnsi="Microsoft YaHei" w:cs="Microsoft YaHei"/>
+          <w:sz w:val="14"/>
+        </w:rPr>
+        <w:t xml:space="preserve">    sw   x6, 0(x0)</w:t>
+      </w:r>
+    </w:p>
+    <w:p>
+      <w:pPr>
+        <w:snapToGrid w:val="0"/>
+        <w:spacing w:line="240" w:lineRule="atLeast"/>
+        <w:rPr>
+          <w:rFonts w:ascii="Microsoft YaHei" w:eastAsia="Microsoft YaHei" w:hAnsi="Microsoft YaHei" w:cs="Microsoft YaHei"/>
+          <w:sz w:val="14"/>
+        </w:rPr>
+      </w:pPr>
+      <w:r>
+        <w:rPr>
+          <w:rFonts w:ascii="Microsoft YaHei" w:eastAsia="Microsoft YaHei" w:hAnsi="Microsoft YaHei" w:cs="Microsoft YaHei"/>
+          <w:sz w:val="14"/>
+        </w:rPr>
+        <w:t xml:space="preserve">    sw   x5, 4(x0)</w:t>
+      </w:r>
+    </w:p>
+    <w:p>
+      <w:pPr>
+        <w:snapToGrid w:val="0"/>
+        <w:spacing w:line="240" w:lineRule="atLeast"/>
+        <w:rPr>
+          <w:rFonts w:ascii="Microsoft YaHei" w:eastAsia="Microsoft YaHei" w:hAnsi="Microsoft YaHei" w:cs="Microsoft YaHei"/>
+          <w:sz w:val="14"/>
+        </w:rPr>
+      </w:pPr>
+    </w:p>
+    <w:p>
+      <w:pPr>
+        <w:snapToGrid w:val="0"/>
+        <w:spacing w:line="240" w:lineRule="atLeast"/>
+        <w:rPr>
+          <w:rFonts w:ascii="Microsoft YaHei" w:eastAsia="Microsoft YaHei" w:hAnsi="Microsoft YaHei" w:cs="Microsoft YaHei"/>
+          <w:sz w:val="14"/>
+        </w:rPr>
+      </w:pPr>
+      <w:r>
+        <w:rPr>
+          <w:rFonts w:ascii="Microsoft YaHei" w:eastAsia="Microsoft YaHei" w:hAnsi="Microsoft YaHei" w:cs="Microsoft YaHei"/>
+          <w:sz w:val="14"/>
+        </w:rPr>
+        <w:t>pass2_pair12:</w:t>
+      </w:r>
+    </w:p>
+    <w:p>
+      <w:pPr>
+        <w:snapToGrid w:val="0"/>
+        <w:spacing w:line="240" w:lineRule="atLeast"/>
+        <w:rPr>
+          <w:rFonts w:ascii="Microsoft YaHei" w:eastAsia="Microsoft YaHei" w:hAnsi="Microsoft YaHei" w:cs="Microsoft YaHei"/>
+          <w:sz w:val="14"/>
+        </w:rPr>
+      </w:pPr>
+      <w:r>
+        <w:rPr>
+          <w:rFonts w:ascii="Microsoft YaHei" w:eastAsia="Microsoft YaHei" w:hAnsi="Microsoft YaHei" w:cs="Microsoft YaHei"/>
+          <w:sz w:val="14"/>
+        </w:rPr>
+        <w:t xml:space="preserve">    lw   x5, 4(x0)</w:t>
+      </w:r>
+    </w:p>
+    <w:p>
+      <w:pPr>
+        <w:snapToGrid w:val="0"/>
+        <w:spacing w:line="240" w:lineRule="atLeast"/>
+        <w:rPr>
+          <w:rFonts w:ascii="Microsoft YaHei" w:eastAsia="Microsoft YaHei" w:hAnsi="Microsoft YaHei" w:cs="Microsoft YaHei"/>
+          <w:sz w:val="14"/>
+        </w:rPr>
+      </w:pPr>
+      <w:r>
+        <w:rPr>
+          <w:rFonts w:ascii="Microsoft YaHei" w:eastAsia="Microsoft YaHei" w:hAnsi="Microsoft YaHei" w:cs="Microsoft YaHei"/>
+          <w:sz w:val="14"/>
+        </w:rPr>
+        <w:t xml:space="preserve">    lw   x6, 8(x0)</w:t>
+      </w:r>
+    </w:p>
+    <w:p>
+      <w:pPr>
+        <w:snapToGrid w:val="0"/>
+        <w:spacing w:line="240" w:lineRule="atLeast"/>
+        <w:rPr>
+          <w:rFonts w:ascii="Microsoft YaHei" w:eastAsia="Microsoft YaHei" w:hAnsi="Microsoft YaHei" w:cs="Microsoft YaHei"/>
+          <w:sz w:val="14"/>
+        </w:rPr>
+      </w:pPr>
+      <w:r>
+        <w:rPr>
+          <w:rFonts w:ascii="Microsoft YaHei" w:eastAsia="Microsoft YaHei" w:hAnsi="Microsoft YaHei" w:cs="Microsoft YaHei"/>
+          <w:sz w:val="14"/>
+        </w:rPr>
+        <w:t xml:space="preserve">    slt  x7, x6, x5</w:t>
+      </w:r>
+    </w:p>
+    <w:p>
+      <w:pPr>
+        <w:snapToGrid w:val="0"/>
+        <w:spacing w:line="240" w:lineRule="atLeast"/>
+        <w:rPr>
+          <w:rFonts w:ascii="Microsoft YaHei" w:eastAsia="Microsoft YaHei" w:hAnsi="Microsoft YaHei" w:cs="Microsoft YaHei"/>
+          <w:sz w:val="14"/>
+        </w:rPr>
+      </w:pPr>
+      <w:r>
+        <w:rPr>
+          <w:rFonts w:ascii="Microsoft YaHei" w:eastAsia="Microsoft YaHei" w:hAnsi="Microsoft YaHei" w:cs="Microsoft YaHei"/>
+          <w:sz w:val="14"/>
+        </w:rPr>
+        <w:t xml:space="preserve">    beq  x7, x0, pass3_pair01</w:t>
+      </w:r>
+    </w:p>
+    <w:p>
+      <w:pPr>
+        <w:snapToGrid w:val="0"/>
+        <w:spacing w:line="240" w:lineRule="atLeast"/>
+        <w:rPr>
+          <w:rFonts w:ascii="Microsoft YaHei" w:eastAsia="Microsoft YaHei" w:hAnsi="Microsoft YaHei" w:cs="Microsoft YaHei"/>
+          <w:sz w:val="14"/>
+        </w:rPr>
+      </w:pPr>
+      <w:r>
+        <w:rPr>
+          <w:rFonts w:ascii="Microsoft YaHei" w:eastAsia="Microsoft YaHei" w:hAnsi="Microsoft YaHei" w:cs="Microsoft YaHei"/>
+          <w:sz w:val="14"/>
+        </w:rPr>
+        <w:t xml:space="preserve">    sw   x6, 4(x0)</w:t>
+      </w:r>
+    </w:p>
+    <w:p>
+      <w:pPr>
+        <w:snapToGrid w:val="0"/>
+        <w:spacing w:line="240" w:lineRule="atLeast"/>
+        <w:rPr>
+          <w:rFonts w:ascii="Microsoft YaHei" w:eastAsia="Microsoft YaHei" w:hAnsi="Microsoft YaHei" w:cs="Microsoft YaHei"/>
+          <w:sz w:val="14"/>
+        </w:rPr>
+      </w:pPr>
+      <w:r>
+        <w:rPr>
+          <w:rFonts w:ascii="Microsoft YaHei" w:eastAsia="Microsoft YaHei" w:hAnsi="Microsoft YaHei" w:cs="Microsoft YaHei"/>
+          <w:sz w:val="14"/>
+        </w:rPr>
+        <w:t xml:space="preserve">    sw   x5, 8(x0)</w:t>
+      </w:r>
+    </w:p>
+    <w:p>
+      <w:pPr>
+        <w:snapToGrid w:val="0"/>
+        <w:spacing w:line="240" w:lineRule="atLeast"/>
+        <w:rPr>
+          <w:rFonts w:ascii="Microsoft YaHei" w:eastAsia="Microsoft YaHei" w:hAnsi="Microsoft YaHei" w:cs="Microsoft YaHei"/>
+          <w:sz w:val="14"/>
+        </w:rPr>
+      </w:pPr>
+    </w:p>
+    <w:p>
+      <w:pPr>
+        <w:snapToGrid w:val="0"/>
+        <w:spacing w:line="240" w:lineRule="atLeast"/>
+        <w:rPr>
+          <w:rFonts w:ascii="Microsoft YaHei" w:eastAsia="Microsoft YaHei" w:hAnsi="Microsoft YaHei" w:cs="Microsoft YaHei"/>
+          <w:sz w:val="14"/>
+        </w:rPr>
+      </w:pPr>
+      <w:r>
+        <w:rPr>
+          <w:rFonts w:ascii="Microsoft YaHei" w:eastAsia="Microsoft YaHei" w:hAnsi="Microsoft YaHei" w:cs="Microsoft YaHei"/>
+          <w:sz w:val="14"/>
+        </w:rPr>
+        <w:t xml:space="preserve">   </w:t>
+      </w:r>
+      <w:r>
+        <w:rPr>
+          <w:rFonts w:ascii="Microsoft YaHei" w:eastAsia="Microsoft YaHei" w:hAnsi="Microsoft YaHei" w:cs="Microsoft YaHei"/>
+          <w:i/>
+          <w:iCs/>
+          <w:sz w:val="14"/>
+        </w:rPr>
+        <w:t xml:space="preserve"> # Pass 3: compare (0,1)</w:t>
+      </w:r>
+    </w:p>
+    <w:p>
+      <w:pPr>
+        <w:snapToGrid w:val="0"/>
+        <w:spacing w:line="240" w:lineRule="atLeast"/>
+        <w:rPr>
+          <w:rFonts w:ascii="Microsoft YaHei" w:eastAsia="Microsoft YaHei" w:hAnsi="Microsoft YaHei" w:cs="Microsoft YaHei"/>
+          <w:sz w:val="14"/>
+        </w:rPr>
+      </w:pPr>
+      <w:r>
+        <w:rPr>
+          <w:rFonts w:ascii="Microsoft YaHei" w:eastAsia="Microsoft YaHei" w:hAnsi="Microsoft YaHei" w:cs="Microsoft YaHei"/>
+          <w:sz w:val="14"/>
+        </w:rPr>
+        <w:t>pass3_pair01:</w:t>
+      </w:r>
+    </w:p>
+    <w:p>
+      <w:pPr>
+        <w:snapToGrid w:val="0"/>
+        <w:spacing w:line="240" w:lineRule="atLeast"/>
+        <w:rPr>
+          <w:rFonts w:ascii="Microsoft YaHei" w:eastAsia="Microsoft YaHei" w:hAnsi="Microsoft YaHei" w:cs="Microsoft YaHei"/>
+          <w:sz w:val="14"/>
+        </w:rPr>
+      </w:pPr>
+      <w:r>
+        <w:rPr>
+          <w:rFonts w:ascii="Microsoft YaHei" w:eastAsia="Microsoft YaHei" w:hAnsi="Microsoft YaHei" w:cs="Microsoft YaHei"/>
+          <w:sz w:val="14"/>
+        </w:rPr>
+        <w:t xml:space="preserve">    lw   x5, 0(x0)</w:t>
+      </w:r>
+    </w:p>
+    <w:p>
+      <w:pPr>
+        <w:snapToGrid w:val="0"/>
+        <w:spacing w:line="240" w:lineRule="atLeast"/>
+        <w:rPr>
+          <w:rFonts w:ascii="Microsoft YaHei" w:eastAsia="Microsoft YaHei" w:hAnsi="Microsoft YaHei" w:cs="Microsoft YaHei"/>
+          <w:sz w:val="14"/>
+        </w:rPr>
+      </w:pPr>
+      <w:r>
+        <w:rPr>
+          <w:rFonts w:ascii="Microsoft YaHei" w:eastAsia="Microsoft YaHei" w:hAnsi="Microsoft YaHei" w:cs="Microsoft YaHei"/>
+          <w:sz w:val="14"/>
+        </w:rPr>
+        <w:t xml:space="preserve">    lw   x6, 4(x0)</w:t>
+      </w:r>
+    </w:p>
+    <w:p>
+      <w:pPr>
+        <w:snapToGrid w:val="0"/>
+        <w:spacing w:line="240" w:lineRule="atLeast"/>
+        <w:rPr>
+          <w:rFonts w:ascii="Microsoft YaHei" w:eastAsia="Microsoft YaHei" w:hAnsi="Microsoft YaHei" w:cs="Microsoft YaHei"/>
+          <w:sz w:val="14"/>
+        </w:rPr>
+      </w:pPr>
+      <w:r>
+        <w:rPr>
+          <w:rFonts w:ascii="Microsoft YaHei" w:eastAsia="Microsoft YaHei" w:hAnsi="Microsoft YaHei" w:cs="Microsoft YaHei"/>
+          <w:sz w:val="14"/>
+        </w:rPr>
+        <w:t xml:space="preserve">    slt  x7, x6, x5</w:t>
+      </w:r>
+    </w:p>
+    <w:p>
+      <w:pPr>
+        <w:snapToGrid w:val="0"/>
+        <w:spacing w:line="240" w:lineRule="atLeast"/>
+        <w:rPr>
+          <w:rFonts w:ascii="Microsoft YaHei" w:eastAsia="Microsoft YaHei" w:hAnsi="Microsoft YaHei" w:cs="Microsoft YaHei"/>
+          <w:sz w:val="14"/>
+        </w:rPr>
+      </w:pPr>
+      <w:r>
+        <w:rPr>
+          <w:rFonts w:ascii="Microsoft YaHei" w:eastAsia="Microsoft YaHei" w:hAnsi="Microsoft YaHei" w:cs="Microsoft YaHei"/>
+          <w:sz w:val="14"/>
+        </w:rPr>
+        <w:t xml:space="preserve">    beq  x7, x0, done</w:t>
+      </w:r>
+    </w:p>
+    <w:p>
+      <w:pPr>
+        <w:snapToGrid w:val="0"/>
+        <w:spacing w:line="240" w:lineRule="atLeast"/>
+        <w:rPr>
+          <w:rFonts w:ascii="Microsoft YaHei" w:eastAsia="Microsoft YaHei" w:hAnsi="Microsoft YaHei" w:cs="Microsoft YaHei"/>
+          <w:sz w:val="14"/>
+        </w:rPr>
+      </w:pPr>
+      <w:r>
+        <w:rPr>
+          <w:rFonts w:ascii="Microsoft YaHei" w:eastAsia="Microsoft YaHei" w:hAnsi="Microsoft YaHei" w:cs="Microsoft YaHei"/>
+          <w:sz w:val="14"/>
+        </w:rPr>
+        <w:t xml:space="preserve">    sw   x6, 0(x0)</w:t>
+      </w:r>
+    </w:p>
+    <w:p>
+      <w:pPr>
+        <w:snapToGrid w:val="0"/>
+        <w:spacing w:line="240" w:lineRule="atLeast"/>
+        <w:rPr>
+          <w:rFonts w:ascii="Microsoft YaHei" w:eastAsia="Microsoft YaHei" w:hAnsi="Microsoft YaHei" w:cs="Microsoft YaHei"/>
+          <w:sz w:val="14"/>
+        </w:rPr>
+      </w:pPr>
+      <w:r>
+        <w:rPr>
+          <w:rFonts w:ascii="Microsoft YaHei" w:eastAsia="Microsoft YaHei" w:hAnsi="Microsoft YaHei" w:cs="Microsoft YaHei"/>
+          <w:sz w:val="14"/>
+        </w:rPr>
+        <w:t xml:space="preserve">    sw   x5, 4(x0)</w:t>
+      </w:r>
+    </w:p>
+    <w:p>
+      <w:pPr>
+        <w:snapToGrid w:val="0"/>
+        <w:spacing w:line="240" w:lineRule="atLeast"/>
+        <w:rPr>
+          <w:rFonts w:ascii="Microsoft YaHei" w:eastAsia="Microsoft YaHei" w:hAnsi="Microsoft YaHei" w:cs="Microsoft YaHei"/>
+          <w:sz w:val="14"/>
+        </w:rPr>
+      </w:pPr>
+    </w:p>
+    <w:p>
+      <w:pPr>
+        <w:snapToGrid w:val="0"/>
+        <w:spacing w:line="240" w:lineRule="atLeast"/>
+        <w:rPr>
+          <w:rFonts w:ascii="Microsoft YaHei" w:eastAsia="Microsoft YaHei" w:hAnsi="Microsoft YaHei" w:cs="Microsoft YaHei"/>
+          <w:sz w:val="14"/>
+        </w:rPr>
+      </w:pPr>
+      <w:r>
+        <w:rPr>
+          <w:rFonts w:ascii="Microsoft YaHei" w:eastAsia="Microsoft YaHei" w:hAnsi="Microsoft YaHei" w:cs="Microsoft YaHei"/>
+          <w:sz w:val="14"/>
+        </w:rPr>
+        <w:t>done:</w:t>
+      </w:r>
+    </w:p>
+    <w:p>
+      <w:pPr>
+        <w:snapToGrid w:val="0"/>
+        <w:spacing w:line="240" w:lineRule="atLeast"/>
+        <w:rPr>
+          <w:rFonts w:ascii="Microsoft YaHei" w:eastAsia="Microsoft YaHei" w:hAnsi="Microsoft YaHei" w:cs="Microsoft YaHei" w:hint="eastAsia"/>
+          <w:sz w:val="14"/>
+        </w:rPr>
+      </w:pPr>
+      <w:r>
+        <w:rPr>
+          <w:rFonts w:ascii="Microsoft YaHei" w:eastAsia="Microsoft YaHei" w:hAnsi="Microsoft YaHei" w:cs="Microsoft YaHei"/>
+          <w:sz w:val="14"/>
+        </w:rPr>
+        <w:t xml:space="preserve">    add  x0, x0, x0</w:t>
+      </w:r>
+    </w:p>
+    <w:p>
+      <w:pPr>
+        <w:snapToGrid w:val="0"/>
+        <w:spacing w:line="240" w:lineRule="atLeast"/>
+        <w:rPr>
+          <w:rFonts w:ascii="Consolas" w:eastAsia="Consolas" w:hAnsi="Consolas" w:hint="eastAsia"/>
+          <w:sz w:val="18"/>
+          <w:szCs w:val="36"/>
+        </w:rPr>
+      </w:pPr>
+      <w:r>
+        <w:rPr>
+          <w:rFonts w:ascii="Microsoft YaHei" w:eastAsia="Microsoft YaHei" w:hAnsi="Microsoft YaHei" w:cs="Microsoft YaHei" w:hint="eastAsia"/>
+          <w:sz w:val="18"/>
+          <w:szCs w:val="36"/>
+        </w:rPr>
+        <w:t>为如下mem文件</w:t>
+      </w:r>
+    </w:p>
+    <w:p>
+      <w:pPr>
+        <w:snapToGrid w:val="0"/>
+        <w:spacing w:line="240" w:lineRule="atLeast"/>
+        <w:rPr>
+          <w:rFonts w:ascii="Consolas" w:eastAsia="Consolas" w:hAnsi="Consolas"/>
+          <w:sz w:val="14"/>
+        </w:rPr>
+      </w:pPr>
+      <w:r>
+        <w:rPr>
+          <w:rFonts w:ascii="Consolas" w:eastAsia="Consolas" w:hAnsi="Consolas"/>
+          <w:sz w:val="14"/>
+        </w:rPr>
+        <w:t>00000537</w:t>
+      </w:r>
+    </w:p>
+    <w:p>
+      <w:pPr>
+        <w:snapToGrid w:val="0"/>
+        <w:spacing w:line="240" w:lineRule="atLeast"/>
+        <w:rPr>
+          <w:rFonts w:ascii="Consolas" w:eastAsia="Consolas" w:hAnsi="Consolas"/>
+          <w:sz w:val="14"/>
+        </w:rPr>
+      </w:pPr>
+      <w:r>
+        <w:rPr>
+          <w:rFonts w:ascii="Consolas" w:eastAsia="Consolas" w:hAnsi="Consolas"/>
+          <w:sz w:val="14"/>
+        </w:rPr>
+        <w:t>00002083</w:t>
+      </w:r>
+    </w:p>
+    <w:p>
+      <w:pPr>
+        <w:snapToGrid w:val="0"/>
+        <w:spacing w:line="240" w:lineRule="atLeast"/>
+        <w:rPr>
+          <w:rFonts w:ascii="Consolas" w:eastAsia="Consolas" w:hAnsi="Consolas"/>
+          <w:sz w:val="14"/>
+        </w:rPr>
+      </w:pPr>
+      <w:r>
+        <w:rPr>
+          <w:rFonts w:ascii="Consolas" w:eastAsia="Consolas" w:hAnsi="Consolas"/>
+          <w:sz w:val="14"/>
+        </w:rPr>
+        <w:t>00402103</w:t>
+      </w:r>
+    </w:p>
+    <w:p>
+      <w:pPr>
+        <w:snapToGrid w:val="0"/>
+        <w:spacing w:line="240" w:lineRule="atLeast"/>
+        <w:rPr>
+          <w:rFonts w:ascii="Consolas" w:eastAsia="Consolas" w:hAnsi="Consolas"/>
+          <w:sz w:val="14"/>
+        </w:rPr>
+      </w:pPr>
+      <w:r>
+        <w:rPr>
+          <w:rFonts w:ascii="Consolas" w:eastAsia="Consolas" w:hAnsi="Consolas"/>
+          <w:sz w:val="14"/>
+        </w:rPr>
+        <w:t>0020ba33</w:t>
+      </w:r>
+    </w:p>
+    <w:p>
+      <w:pPr>
+        <w:snapToGrid w:val="0"/>
+        <w:spacing w:line="240" w:lineRule="atLeast"/>
+        <w:rPr>
+          <w:rFonts w:ascii="Consolas" w:eastAsia="Consolas" w:hAnsi="Consolas"/>
+          <w:sz w:val="14"/>
+        </w:rPr>
+      </w:pPr>
+      <w:r>
+        <w:rPr>
+          <w:rFonts w:ascii="Consolas" w:eastAsia="Consolas" w:hAnsi="Consolas"/>
+          <w:sz w:val="14"/>
+        </w:rPr>
+        <w:t>40110ab3</w:t>
+      </w:r>
+    </w:p>
+    <w:p>
+      <w:pPr>
+        <w:snapToGrid w:val="0"/>
+        <w:spacing w:line="240" w:lineRule="atLeast"/>
+        <w:rPr>
+          <w:rFonts w:ascii="Consolas" w:eastAsia="Consolas" w:hAnsi="Consolas"/>
+          <w:sz w:val="14"/>
+        </w:rPr>
+      </w:pPr>
+      <w:r>
+        <w:rPr>
+          <w:rFonts w:ascii="Consolas" w:eastAsia="Consolas" w:hAnsi="Consolas"/>
+          <w:sz w:val="14"/>
+        </w:rPr>
+        <w:t>014aeb33</w:t>
+      </w:r>
+    </w:p>
+    <w:p>
+      <w:pPr>
+        <w:snapToGrid w:val="0"/>
+        <w:spacing w:line="240" w:lineRule="atLeast"/>
+        <w:rPr>
+          <w:rFonts w:ascii="Consolas" w:eastAsia="Consolas" w:hAnsi="Consolas"/>
+          <w:sz w:val="14"/>
+        </w:rPr>
+      </w:pPr>
+      <w:r>
+        <w:rPr>
+          <w:rFonts w:ascii="Consolas" w:eastAsia="Consolas" w:hAnsi="Consolas"/>
+          <w:sz w:val="14"/>
+        </w:rPr>
+        <w:lastRenderedPageBreak/>
+        <w:t>05602023</w:t>
+      </w:r>
+    </w:p>
+    <w:p>
+      <w:pPr>
+        <w:snapToGrid w:val="0"/>
+        <w:spacing w:line="240" w:lineRule="atLeast"/>
+        <w:rPr>
+          <w:rFonts w:ascii="Consolas" w:eastAsia="Consolas" w:hAnsi="Consolas"/>
+          <w:sz w:val="14"/>
+        </w:rPr>
+      </w:pPr>
+      <w:r>
+        <w:rPr>
+          <w:rFonts w:ascii="Consolas" w:eastAsia="Consolas" w:hAnsi="Consolas"/>
+          <w:sz w:val="14"/>
+        </w:rPr>
+        <w:t>00002283</w:t>
+      </w:r>
+    </w:p>
+    <w:p>
+      <w:pPr>
+        <w:snapToGrid w:val="0"/>
+        <w:spacing w:line="240" w:lineRule="atLeast"/>
+        <w:rPr>
+          <w:rFonts w:ascii="Consolas" w:eastAsia="Consolas" w:hAnsi="Consolas"/>
+          <w:sz w:val="14"/>
+        </w:rPr>
+      </w:pPr>
+      <w:r>
+        <w:rPr>
+          <w:rFonts w:ascii="Consolas" w:eastAsia="Consolas" w:hAnsi="Consolas"/>
+          <w:sz w:val="14"/>
+        </w:rPr>
+        <w:t>00402303</w:t>
+      </w:r>
+    </w:p>
+    <w:p>
+      <w:pPr>
+        <w:snapToGrid w:val="0"/>
+        <w:spacing w:line="240" w:lineRule="atLeast"/>
+        <w:rPr>
+          <w:rFonts w:ascii="Consolas" w:eastAsia="Consolas" w:hAnsi="Consolas"/>
+          <w:sz w:val="14"/>
+        </w:rPr>
+      </w:pPr>
+      <w:r>
+        <w:rPr>
+          <w:rFonts w:ascii="Consolas" w:eastAsia="Consolas" w:hAnsi="Consolas"/>
+          <w:sz w:val="14"/>
+        </w:rPr>
+        <w:t>005323b3</w:t>
+      </w:r>
+    </w:p>
+    <w:p>
+      <w:pPr>
+        <w:snapToGrid w:val="0"/>
+        <w:spacing w:line="240" w:lineRule="atLeast"/>
+        <w:rPr>
+          <w:rFonts w:ascii="Consolas" w:eastAsia="Consolas" w:hAnsi="Consolas"/>
+          <w:sz w:val="14"/>
+        </w:rPr>
+      </w:pPr>
+      <w:r>
+        <w:rPr>
+          <w:rFonts w:ascii="Consolas" w:eastAsia="Consolas" w:hAnsi="Consolas"/>
+          <w:sz w:val="14"/>
+        </w:rPr>
+        <w:t>00038663</w:t>
+      </w:r>
+    </w:p>
+    <w:p>
+      <w:pPr>
+        <w:snapToGrid w:val="0"/>
+        <w:spacing w:line="240" w:lineRule="atLeast"/>
+        <w:rPr>
+          <w:rFonts w:ascii="Consolas" w:eastAsia="Consolas" w:hAnsi="Consolas"/>
+          <w:sz w:val="14"/>
+        </w:rPr>
+      </w:pPr>
+      <w:r>
+        <w:rPr>
+          <w:rFonts w:ascii="Consolas" w:eastAsia="Consolas" w:hAnsi="Consolas"/>
+          <w:sz w:val="14"/>
+        </w:rPr>
+        <w:t>00602023</w:t>
+      </w:r>
+    </w:p>
+    <w:p>
+      <w:pPr>
+        <w:snapToGrid w:val="0"/>
+        <w:spacing w:line="240" w:lineRule="atLeast"/>
+        <w:rPr>
+          <w:rFonts w:ascii="Consolas" w:eastAsia="Consolas" w:hAnsi="Consolas"/>
+          <w:sz w:val="14"/>
+        </w:rPr>
+      </w:pPr>
+      <w:r>
+        <w:rPr>
+          <w:rFonts w:ascii="Consolas" w:eastAsia="Consolas" w:hAnsi="Consolas"/>
+          <w:sz w:val="14"/>
+        </w:rPr>
+        <w:t>00502223</w:t>
+      </w:r>
+    </w:p>
+    <w:p>
+      <w:pPr>
+        <w:snapToGrid w:val="0"/>
+        <w:spacing w:line="240" w:lineRule="atLeast"/>
+        <w:rPr>
+          <w:rFonts w:ascii="Consolas" w:eastAsia="Consolas" w:hAnsi="Consolas"/>
+          <w:sz w:val="14"/>
+        </w:rPr>
+      </w:pPr>
+      <w:r>
+        <w:rPr>
+          <w:rFonts w:ascii="Consolas" w:eastAsia="Consolas" w:hAnsi="Consolas"/>
+          <w:sz w:val="14"/>
+        </w:rPr>
+        <w:t>00402283</w:t>
+      </w:r>
+    </w:p>
+    <w:p>
+      <w:pPr>
+        <w:snapToGrid w:val="0"/>
+        <w:spacing w:line="240" w:lineRule="atLeast"/>
+        <w:rPr>
+          <w:rFonts w:ascii="Consolas" w:eastAsia="Consolas" w:hAnsi="Consolas"/>
+          <w:sz w:val="14"/>
+        </w:rPr>
+      </w:pPr>
+      <w:r>
+        <w:rPr>
+          <w:rFonts w:ascii="Consolas" w:eastAsia="Consolas" w:hAnsi="Consolas"/>
+          <w:sz w:val="14"/>
+        </w:rPr>
+        <w:t>00802303</w:t>
+      </w:r>
+    </w:p>
+    <w:p>
+      <w:pPr>
+        <w:snapToGrid w:val="0"/>
+        <w:spacing w:line="240" w:lineRule="atLeast"/>
+        <w:rPr>
+          <w:rFonts w:ascii="Consolas" w:eastAsia="Consolas" w:hAnsi="Consolas"/>
+          <w:sz w:val="14"/>
+        </w:rPr>
+      </w:pPr>
+      <w:r>
+        <w:rPr>
+          <w:rFonts w:ascii="Consolas" w:eastAsia="Consolas" w:hAnsi="Consolas"/>
+          <w:sz w:val="14"/>
+        </w:rPr>
+        <w:t>005323b3</w:t>
+      </w:r>
+    </w:p>
+    <w:p>
+      <w:pPr>
+        <w:snapToGrid w:val="0"/>
+        <w:spacing w:line="240" w:lineRule="atLeast"/>
+        <w:rPr>
+          <w:rFonts w:ascii="Consolas" w:eastAsia="Consolas" w:hAnsi="Consolas"/>
+          <w:sz w:val="14"/>
+        </w:rPr>
+      </w:pPr>
+      <w:r>
+        <w:rPr>
+          <w:rFonts w:ascii="Consolas" w:eastAsia="Consolas" w:hAnsi="Consolas"/>
+          <w:sz w:val="14"/>
+        </w:rPr>
+        <w:t>00038663</w:t>
+      </w:r>
+    </w:p>
+    <w:p>
+      <w:pPr>
+        <w:snapToGrid w:val="0"/>
+        <w:spacing w:line="240" w:lineRule="atLeast"/>
+        <w:rPr>
+          <w:rFonts w:ascii="Consolas" w:eastAsia="Consolas" w:hAnsi="Consolas"/>
+          <w:sz w:val="14"/>
+        </w:rPr>
+      </w:pPr>
+      <w:r>
+        <w:rPr>
+          <w:rFonts w:ascii="Consolas" w:eastAsia="Consolas" w:hAnsi="Consolas"/>
+          <w:sz w:val="14"/>
+        </w:rPr>
+        <w:t>00602223</w:t>
+      </w:r>
+    </w:p>
+    <w:p>
+      <w:pPr>
+        <w:snapToGrid w:val="0"/>
+        <w:spacing w:line="240" w:lineRule="atLeast"/>
+        <w:rPr>
+          <w:rFonts w:ascii="Consolas" w:eastAsia="Consolas" w:hAnsi="Consolas"/>
+          <w:sz w:val="14"/>
+        </w:rPr>
+      </w:pPr>
+      <w:r>
+        <w:rPr>
+          <w:rFonts w:ascii="Consolas" w:eastAsia="Consolas" w:hAnsi="Consolas"/>
+          <w:sz w:val="14"/>
+        </w:rPr>
+        <w:t>00502423</w:t>
+      </w:r>
+    </w:p>
+    <w:p>
+      <w:pPr>
+        <w:snapToGrid w:val="0"/>
+        <w:spacing w:line="240" w:lineRule="atLeast"/>
+        <w:rPr>
+          <w:rFonts w:ascii="Consolas" w:eastAsia="Consolas" w:hAnsi="Consolas"/>
+          <w:sz w:val="14"/>
+        </w:rPr>
+      </w:pPr>
+      <w:r>
+        <w:rPr>
+          <w:rFonts w:ascii="Consolas" w:eastAsia="Consolas" w:hAnsi="Consolas"/>
+          <w:sz w:val="14"/>
+        </w:rPr>
+        <w:t>00802283</w:t>
+      </w:r>
+    </w:p>
+    <w:p>
+      <w:pPr>
+        <w:snapToGrid w:val="0"/>
+        <w:spacing w:line="240" w:lineRule="atLeast"/>
+        <w:rPr>
+          <w:rFonts w:ascii="Consolas" w:eastAsia="Consolas" w:hAnsi="Consolas"/>
+          <w:sz w:val="14"/>
+        </w:rPr>
+      </w:pPr>
+      <w:r>
+        <w:rPr>
+          <w:rFonts w:ascii="Consolas" w:eastAsia="Consolas" w:hAnsi="Consolas"/>
+          <w:sz w:val="14"/>
+        </w:rPr>
+        <w:t>00c02303</w:t>
+      </w:r>
+    </w:p>
+    <w:p>
+      <w:pPr>
+        <w:snapToGrid w:val="0"/>
+        <w:spacing w:line="240" w:lineRule="atLeast"/>
+        <w:rPr>
+          <w:rFonts w:ascii="Consolas" w:eastAsia="Consolas" w:hAnsi="Consolas"/>
+          <w:sz w:val="14"/>
+        </w:rPr>
+      </w:pPr>
+      <w:r>
+        <w:rPr>
+          <w:rFonts w:ascii="Consolas" w:eastAsia="Consolas" w:hAnsi="Consolas"/>
+          <w:sz w:val="14"/>
+        </w:rPr>
+        <w:t>005323b3</w:t>
+      </w:r>
+    </w:p>
+    <w:p>
+      <w:pPr>
+        <w:snapToGrid w:val="0"/>
+        <w:spacing w:line="240" w:lineRule="atLeast"/>
+        <w:rPr>
+          <w:rFonts w:ascii="Consolas" w:eastAsia="Consolas" w:hAnsi="Consolas"/>
+          <w:sz w:val="14"/>
+        </w:rPr>
+      </w:pPr>
+      <w:r>
+        <w:rPr>
+          <w:rFonts w:ascii="Consolas" w:eastAsia="Consolas" w:hAnsi="Consolas"/>
+          <w:sz w:val="14"/>
+        </w:rPr>
+        <w:t>00038663</w:t>
+      </w:r>
+    </w:p>
+    <w:p>
+      <w:pPr>
+        <w:snapToGrid w:val="0"/>
+        <w:spacing w:line="240" w:lineRule="atLeast"/>
+        <w:rPr>
+          <w:rFonts w:ascii="Consolas" w:eastAsia="Consolas" w:hAnsi="Consolas"/>
+          <w:sz w:val="14"/>
+        </w:rPr>
+      </w:pPr>
+      <w:r>
+        <w:rPr>
+          <w:rFonts w:ascii="Consolas" w:eastAsia="Consolas" w:hAnsi="Consolas"/>
+          <w:sz w:val="14"/>
+        </w:rPr>
+        <w:t>00602423</w:t>
+      </w:r>
+    </w:p>
+    <w:p>
+      <w:pPr>
+        <w:snapToGrid w:val="0"/>
+        <w:spacing w:line="240" w:lineRule="atLeast"/>
+        <w:rPr>
+          <w:rFonts w:ascii="Consolas" w:eastAsia="Consolas" w:hAnsi="Consolas"/>
+          <w:sz w:val="14"/>
+        </w:rPr>
+      </w:pPr>
+      <w:r>
+        <w:rPr>
+          <w:rFonts w:ascii="Consolas" w:eastAsia="Consolas" w:hAnsi="Consolas"/>
+          <w:sz w:val="14"/>
+        </w:rPr>
+        <w:t>00502623</w:t>
+      </w:r>
+    </w:p>
+    <w:p>
+      <w:pPr>
+        <w:snapToGrid w:val="0"/>
+        <w:spacing w:line="240" w:lineRule="atLeast"/>
+        <w:rPr>
+          <w:rFonts w:ascii="Consolas" w:eastAsia="Consolas" w:hAnsi="Consolas"/>
+          <w:sz w:val="14"/>
+        </w:rPr>
+      </w:pPr>
+      <w:r>
+        <w:rPr>
+          <w:rFonts w:ascii="Consolas" w:eastAsia="Consolas" w:hAnsi="Consolas"/>
+          <w:sz w:val="14"/>
+        </w:rPr>
+        <w:t>00002283</w:t>
+      </w:r>
+    </w:p>
+    <w:p>
+      <w:pPr>
+        <w:snapToGrid w:val="0"/>
+        <w:spacing w:line="240" w:lineRule="atLeast"/>
+        <w:rPr>
+          <w:rFonts w:ascii="Consolas" w:eastAsia="Consolas" w:hAnsi="Consolas"/>
+          <w:sz w:val="14"/>
+        </w:rPr>
+      </w:pPr>
+      <w:r>
+        <w:rPr>
+          <w:rFonts w:ascii="Consolas" w:eastAsia="Consolas" w:hAnsi="Consolas"/>
+          <w:sz w:val="14"/>
+        </w:rPr>
+        <w:t>00402303</w:t>
+      </w:r>
+    </w:p>
+    <w:p>
+      <w:pPr>
+        <w:snapToGrid w:val="0"/>
+        <w:spacing w:line="240" w:lineRule="atLeast"/>
+        <w:rPr>
+          <w:rFonts w:ascii="Consolas" w:eastAsia="Consolas" w:hAnsi="Consolas"/>
+          <w:sz w:val="14"/>
+        </w:rPr>
+      </w:pPr>
+      <w:r>
+        <w:rPr>
+          <w:rFonts w:ascii="Consolas" w:eastAsia="Consolas" w:hAnsi="Consolas"/>
+          <w:sz w:val="14"/>
+        </w:rPr>
+        <w:t>005323b3</w:t>
+      </w:r>
+    </w:p>
+    <w:p>
+      <w:pPr>
+        <w:snapToGrid w:val="0"/>
+        <w:spacing w:line="240" w:lineRule="atLeast"/>
+        <w:rPr>
+          <w:rFonts w:ascii="Consolas" w:eastAsia="Consolas" w:hAnsi="Consolas"/>
+          <w:sz w:val="14"/>
+        </w:rPr>
+      </w:pPr>
+      <w:r>
+        <w:rPr>
+          <w:rFonts w:ascii="Consolas" w:eastAsia="Consolas" w:hAnsi="Consolas"/>
+          <w:sz w:val="14"/>
+        </w:rPr>
+        <w:t>00038663</w:t>
+      </w:r>
+    </w:p>
+    <w:p>
+      <w:pPr>
+        <w:snapToGrid w:val="0"/>
+        <w:spacing w:line="240" w:lineRule="atLeast"/>
+        <w:rPr>
+          <w:rFonts w:ascii="Consolas" w:eastAsia="Consolas" w:hAnsi="Consolas"/>
+          <w:sz w:val="14"/>
+        </w:rPr>
+      </w:pPr>
+      <w:r>
+        <w:rPr>
+          <w:rFonts w:ascii="Consolas" w:eastAsia="Consolas" w:hAnsi="Consolas"/>
+          <w:sz w:val="14"/>
+        </w:rPr>
+        <w:t>00602023</w:t>
+      </w:r>
+    </w:p>
+    <w:p>
+      <w:pPr>
+        <w:snapToGrid w:val="0"/>
+        <w:spacing w:line="240" w:lineRule="atLeast"/>
+        <w:rPr>
+          <w:rFonts w:ascii="Consolas" w:eastAsia="Consolas" w:hAnsi="Consolas"/>
+          <w:sz w:val="14"/>
+        </w:rPr>
+      </w:pPr>
+      <w:r>
+        <w:rPr>
+          <w:rFonts w:ascii="Consolas" w:eastAsia="Consolas" w:hAnsi="Consolas"/>
+          <w:sz w:val="14"/>
+        </w:rPr>
+        <w:t>00502223</w:t>
+      </w:r>
+    </w:p>
+    <w:p>
+      <w:pPr>
+        <w:snapToGrid w:val="0"/>
+        <w:spacing w:line="240" w:lineRule="atLeast"/>
+        <w:rPr>
+          <w:rFonts w:ascii="Consolas" w:eastAsia="Consolas" w:hAnsi="Consolas"/>
+          <w:sz w:val="14"/>
+        </w:rPr>
+      </w:pPr>
+      <w:r>
+        <w:rPr>
+          <w:rFonts w:ascii="Consolas" w:eastAsia="Consolas" w:hAnsi="Consolas"/>
+          <w:sz w:val="14"/>
+        </w:rPr>
+        <w:t>00402283</w:t>
+      </w:r>
+    </w:p>
+    <w:p>
+      <w:pPr>
+        <w:snapToGrid w:val="0"/>
+        <w:spacing w:line="240" w:lineRule="atLeast"/>
+        <w:rPr>
+          <w:rFonts w:ascii="Consolas" w:eastAsia="Consolas" w:hAnsi="Consolas"/>
+          <w:sz w:val="14"/>
+        </w:rPr>
+      </w:pPr>
+      <w:r>
+        <w:rPr>
+          <w:rFonts w:ascii="Consolas" w:eastAsia="Consolas" w:hAnsi="Consolas"/>
+          <w:sz w:val="14"/>
+        </w:rPr>
+        <w:t>00802303</w:t>
+      </w:r>
+    </w:p>
+    <w:p>
+      <w:pPr>
+        <w:snapToGrid w:val="0"/>
+        <w:spacing w:line="240" w:lineRule="atLeast"/>
+        <w:rPr>
+          <w:rFonts w:ascii="Consolas" w:eastAsia="Consolas" w:hAnsi="Consolas"/>
+          <w:sz w:val="14"/>
+        </w:rPr>
+      </w:pPr>
+      <w:r>
+        <w:rPr>
+          <w:rFonts w:ascii="Consolas" w:eastAsia="Consolas" w:hAnsi="Consolas"/>
+          <w:sz w:val="14"/>
+        </w:rPr>
+        <w:t>005323b3</w:t>
+      </w:r>
+    </w:p>
+    <w:p>
+      <w:pPr>
+        <w:snapToGrid w:val="0"/>
+        <w:spacing w:line="240" w:lineRule="atLeast"/>
+        <w:rPr>
+          <w:rFonts w:ascii="Consolas" w:eastAsia="Consolas" w:hAnsi="Consolas"/>
+          <w:sz w:val="14"/>
+        </w:rPr>
+      </w:pPr>
+      <w:r>
+        <w:rPr>
+          <w:rFonts w:ascii="Consolas" w:eastAsia="Consolas" w:hAnsi="Consolas"/>
+          <w:sz w:val="14"/>
+        </w:rPr>
+        <w:t>00038663</w:t>
+      </w:r>
+    </w:p>
+    <w:p>
+      <w:pPr>
+        <w:snapToGrid w:val="0"/>
+        <w:spacing w:line="240" w:lineRule="atLeast"/>
+        <w:rPr>
+          <w:rFonts w:ascii="Consolas" w:eastAsia="Consolas" w:hAnsi="Consolas"/>
+          <w:sz w:val="14"/>
+        </w:rPr>
+      </w:pPr>
+      <w:r>
+        <w:rPr>
+          <w:rFonts w:ascii="Consolas" w:eastAsia="Consolas" w:hAnsi="Consolas"/>
+          <w:sz w:val="14"/>
+        </w:rPr>
+        <w:t>00602223</w:t>
+      </w:r>
+    </w:p>
+    <w:p>
+      <w:pPr>
+        <w:snapToGrid w:val="0"/>
+        <w:spacing w:line="240" w:lineRule="atLeast"/>
+        <w:rPr>
+          <w:rFonts w:ascii="Consolas" w:eastAsia="Consolas" w:hAnsi="Consolas"/>
+          <w:sz w:val="14"/>
+        </w:rPr>
+      </w:pPr>
+      <w:r>
+        <w:rPr>
+          <w:rFonts w:ascii="Consolas" w:eastAsia="Consolas" w:hAnsi="Consolas"/>
+          <w:sz w:val="14"/>
+        </w:rPr>
+        <w:t>00502423</w:t>
+      </w:r>
+    </w:p>
+    <w:p>
+      <w:pPr>
+        <w:snapToGrid w:val="0"/>
+        <w:spacing w:line="240" w:lineRule="atLeast"/>
+        <w:rPr>
+          <w:rFonts w:ascii="Consolas" w:eastAsia="Consolas" w:hAnsi="Consolas"/>
+          <w:sz w:val="14"/>
+        </w:rPr>
+      </w:pPr>
+      <w:r>
+        <w:rPr>
+          <w:rFonts w:ascii="Consolas" w:eastAsia="Consolas" w:hAnsi="Consolas"/>
+          <w:sz w:val="14"/>
+        </w:rPr>
+        <w:t>00002283</w:t>
+      </w:r>
+    </w:p>
+    <w:p>
+      <w:pPr>
+        <w:snapToGrid w:val="0"/>
+        <w:spacing w:line="240" w:lineRule="atLeast"/>
+        <w:rPr>
+          <w:rFonts w:ascii="Consolas" w:eastAsia="Consolas" w:hAnsi="Consolas"/>
+          <w:sz w:val="14"/>
+        </w:rPr>
+      </w:pPr>
+      <w:r>
+        <w:rPr>
+          <w:rFonts w:ascii="Consolas" w:eastAsia="Consolas" w:hAnsi="Consolas"/>
+          <w:sz w:val="14"/>
+        </w:rPr>
+        <w:t>00402303</w:t>
+      </w:r>
+    </w:p>
+    <w:p>
+      <w:pPr>
+        <w:snapToGrid w:val="0"/>
+        <w:spacing w:line="240" w:lineRule="atLeast"/>
+        <w:rPr>
+          <w:rFonts w:ascii="Consolas" w:eastAsia="Consolas" w:hAnsi="Consolas"/>
+          <w:sz w:val="14"/>
+        </w:rPr>
+      </w:pPr>
+      <w:r>
+        <w:rPr>
+          <w:rFonts w:ascii="Consolas" w:eastAsia="Consolas" w:hAnsi="Consolas"/>
+          <w:sz w:val="14"/>
+        </w:rPr>
+        <w:t>005323b3</w:t>
+      </w:r>
+    </w:p>
+    <w:p>
+      <w:pPr>
+        <w:snapToGrid w:val="0"/>
+        <w:spacing w:line="240" w:lineRule="atLeast"/>
+        <w:rPr>
+          <w:rFonts w:ascii="Consolas" w:eastAsia="Consolas" w:hAnsi="Consolas"/>
+          <w:sz w:val="14"/>
+        </w:rPr>
+      </w:pPr>
+      <w:r>
+        <w:rPr>
+          <w:rFonts w:ascii="Consolas" w:eastAsia="Consolas" w:hAnsi="Consolas"/>
+          <w:sz w:val="14"/>
+        </w:rPr>
+        <w:t>00038663</w:t>
+      </w:r>
+    </w:p>
+    <w:p>
+      <w:pPr>
+        <w:snapToGrid w:val="0"/>
+        <w:spacing w:line="240" w:lineRule="atLeast"/>
+        <w:rPr>
+          <w:rFonts w:ascii="Consolas" w:eastAsia="Consolas" w:hAnsi="Consolas"/>
+          <w:sz w:val="14"/>
+        </w:rPr>
+      </w:pPr>
+      <w:r>
+        <w:rPr>
+          <w:rFonts w:ascii="Consolas" w:eastAsia="Consolas" w:hAnsi="Consolas"/>
+          <w:sz w:val="14"/>
+        </w:rPr>
+        <w:t>00602023</w:t>
+      </w:r>
+    </w:p>
+    <w:p>
+      <w:pPr>
+        <w:snapToGrid w:val="0"/>
+        <w:spacing w:line="240" w:lineRule="atLeast"/>
+        <w:rPr>
+          <w:rFonts w:ascii="Consolas" w:eastAsia="Consolas" w:hAnsi="Consolas"/>
+          <w:sz w:val="14"/>
+        </w:rPr>
+      </w:pPr>
+      <w:r>
+        <w:rPr>
+          <w:rFonts w:ascii="Consolas" w:eastAsia="Consolas" w:hAnsi="Consolas"/>
+          <w:sz w:val="14"/>
+        </w:rPr>
+        <w:t>00502223</w:t>
+      </w:r>
+    </w:p>
+    <w:p>
+      <w:pPr>
+        <w:snapToGrid w:val="0"/>
+        <w:spacing w:line="240" w:lineRule="atLeast"/>
+        <w:rPr>
+          <w:rFonts w:ascii="Consolas" w:eastAsia="Consolas" w:hAnsi="Consolas" w:hint="eastAsia"/>
+          <w:sz w:val="14"/>
+        </w:rPr>
+      </w:pPr>
+      <w:r>
+        <w:rPr>
+          <w:rFonts w:ascii="Consolas" w:eastAsia="Consolas" w:hAnsi="Consolas"/>
+          <w:sz w:val="14"/>
+        </w:rPr>
+        <w:t>00000033</w:t>
+      </w:r>
+    </w:p>
+    <w:p>
+      <w:pPr>
+        <w:rPr>
+          <w:bCs/>
           <w:color w:val="000000"/>
           <w:sz w:val="21"/>
           <w:szCs w:val="21"/>
         </w:rPr>
       </w:pPr>
-    </w:p>
-    <w:p>
-      <w:pPr>
+      <w:r>
         <w:rPr>
           <w:bCs/>
           <w:color w:val="000000"/>
           <w:sz w:val="21"/>
           <w:szCs w:val="21"/>
         </w:rPr>
-      </w:pPr>
-    </w:p>
-    <w:p>
-      <w:pPr>
-        <w:rPr>
-          <w:bCs/>
-          <w:color w:val="000000"/>
-          <w:sz w:val="21"/>
-          <w:szCs w:val="21"/>
-        </w:rPr>
-      </w:pPr>
-    </w:p>
-    <w:p>
-      <w:pPr>
-        <w:rPr>
-          <w:bCs/>
-          <w:color w:val="000000"/>
-          <w:sz w:val="21"/>
-          <w:szCs w:val="21"/>
-        </w:rPr>
-      </w:pPr>
-    </w:p>
-    <w:p>
-      <w:pPr>
-        <w:rPr>
-          <w:bCs/>
-          <w:color w:val="000000"/>
-          <w:sz w:val="21"/>
-          <w:szCs w:val="21"/>
-        </w:rPr>
-      </w:pPr>
-    </w:p>
-    <w:p>
-      <w:pPr>
-        <w:rPr>
-          <w:bCs/>
-          <w:color w:val="000000"/>
-          <w:sz w:val="21"/>
-          <w:szCs w:val="21"/>
-        </w:rPr>
-      </w:pPr>
-      <w:r>
-        <w:rPr>
-          <w:bCs/>
-          <w:color w:val="000000"/>
-          <w:sz w:val="21"/>
-          <w:szCs w:val="21"/>
-        </w:rPr>
-        <w:t>(d) ModelSim</w:t>
+        <w:t>(c) RTL</w:t>
       </w:r>
       <w:r>
         <w:rPr>
@@ -1233,58 +7195,1672 @@
           <w:sz w:val="21"/>
           <w:szCs w:val="21"/>
         </w:rPr>
+        <w:t>视图</w:t>
+      </w:r>
+    </w:p>
+    <w:p>
+      <w:pPr>
+        <w:rPr>
+          <w:bCs/>
+          <w:color w:val="000000"/>
+          <w:sz w:val="21"/>
+          <w:szCs w:val="21"/>
+        </w:rPr>
+      </w:pPr>
+      <w:r>
+        <w:rPr>
+          <w:noProof/>
+        </w:rPr>
+        <w:pict w14:anchorId="54CDFA8F">
+          <v:shapetype id="_x0000_t75" coordsize="21600,21600" o:spt="75" o:preferrelative="t" path="m@4@5l@4@11@9@11@9@5xe" filled="f" stroked="f">
+            <v:stroke joinstyle="miter"/>
+            <v:formulas>
+              <v:f eqn="if lineDrawn pixelLineWidth 0"/>
+              <v:f eqn="sum @0 1 0"/>
+              <v:f eqn="sum 0 0 @1"/>
+              <v:f eqn="prod @2 1 2"/>
+              <v:f eqn="prod @3 21600 pixelWidth"/>
+              <v:f eqn="prod @3 21600 pixelHeight"/>
+              <v:f eqn="sum @0 0 1"/>
+              <v:f eqn="prod @6 1 2"/>
+              <v:f eqn="prod @7 21600 pixelWidth"/>
+              <v:f eqn="sum @8 21600 0"/>
+              <v:f eqn="prod @7 21600 pixelHeight"/>
+              <v:f eqn="sum @10 21600 0"/>
+            </v:formulas>
+            <v:path o:extrusionok="f" gradientshapeok="t" o:connecttype="rect"/>
+            <o:lock v:ext="edit" aspectratio="t"/>
+          </v:shapetype>
+          <v:shape id="RTL schematic" o:spid="_x0000_i1025" type="#_x0000_t75" alt="rtl_schematic_full.svg" style="width:6in;height:105.15pt;visibility:visible" o:gfxdata="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">
+            <v:imagedata r:id="rId9" o:title=""/>
+          </v:shape>
+        </w:pict>
+      </w:r>
+    </w:p>
+    <w:p>
+      <w:pPr>
+        <w:rPr>
+          <w:rFonts w:hint="eastAsia"/>
+          <w:bCs/>
+          <w:color w:val="000000"/>
+          <w:sz w:val="21"/>
+          <w:szCs w:val="21"/>
+        </w:rPr>
+      </w:pPr>
+    </w:p>
+    <w:p>
+      <w:pPr>
+        <w:rPr>
+          <w:bCs/>
+          <w:color w:val="000000"/>
+          <w:sz w:val="21"/>
+          <w:szCs w:val="21"/>
+        </w:rPr>
+      </w:pPr>
+      <w:r>
+        <w:rPr>
+          <w:bCs/>
+          <w:color w:val="000000"/>
+          <w:sz w:val="21"/>
+          <w:szCs w:val="21"/>
+        </w:rPr>
+        <w:t>(d) ModelSim</w:t>
+      </w:r>
+      <w:r>
+        <w:rPr>
+          <w:rFonts w:hint="eastAsia"/>
+          <w:bCs/>
+          <w:color w:val="000000"/>
+          <w:sz w:val="21"/>
+          <w:szCs w:val="21"/>
+        </w:rPr>
         <w:t>源程序</w:t>
       </w:r>
     </w:p>
     <w:p>
       <w:pPr>
+        <w:spacing w:after="40"/>
         <w:rPr>
           <w:bCs/>
-          <w:color w:val="000000"/>
-          <w:sz w:val="21"/>
-          <w:szCs w:val="21"/>
-        </w:rPr>
-      </w:pPr>
-    </w:p>
-    <w:p>
-      <w:pPr>
+        </w:rPr>
+      </w:pPr>
+      <w:r>
         <w:rPr>
           <w:bCs/>
-          <w:color w:val="000000"/>
-          <w:sz w:val="21"/>
-          <w:szCs w:val="21"/>
-        </w:rPr>
-      </w:pPr>
-    </w:p>
-    <w:p>
-      <w:pPr>
+          <w:sz w:val="19"/>
+        </w:rPr>
+        <w:t>文件：</w:t>
+      </w:r>
+      <w:r>
         <w:rPr>
           <w:bCs/>
-          <w:color w:val="000000"/>
-          <w:sz w:val="21"/>
-          <w:szCs w:val="21"/>
-        </w:rPr>
-      </w:pPr>
-    </w:p>
-    <w:p>
-      <w:pPr>
+          <w:sz w:val="19"/>
+        </w:rPr>
+        <w:t>lab4/task1_single_cycle_cpu/sim/tb_single_cycle_cpu.v</w:t>
+      </w:r>
+    </w:p>
+    <w:p>
+      <w:pPr>
+        <w:snapToGrid w:val="0"/>
+        <w:spacing w:line="240" w:lineRule="atLeast"/>
+      </w:pPr>
+      <w:r>
+        <w:rPr>
+          <w:rFonts w:ascii="Consolas" w:eastAsia="Consolas" w:hAnsi="Consolas"/>
+          <w:sz w:val="14"/>
+        </w:rPr>
+        <w:t>`timescale 1ns / 1ps</w:t>
+      </w:r>
+      <w:r>
+        <w:rPr>
+          <w:rFonts w:ascii="Consolas" w:eastAsia="Consolas" w:hAnsi="Consolas"/>
+          <w:sz w:val="14"/>
+        </w:rPr>
+        <w:br/>
+      </w:r>
+      <w:r>
+        <w:rPr>
+          <w:rFonts w:ascii="Consolas" w:eastAsia="Consolas" w:hAnsi="Consolas"/>
+          <w:sz w:val="14"/>
+        </w:rPr>
+        <w:br/>
+        <w:t>module tb_single_cycle_cpu;</w:t>
+      </w:r>
+      <w:r>
+        <w:rPr>
+          <w:rFonts w:ascii="Consolas" w:eastAsia="Consolas" w:hAnsi="Consolas"/>
+          <w:sz w:val="14"/>
+        </w:rPr>
+        <w:br/>
+      </w:r>
+      <w:r>
+        <w:rPr>
+          <w:rFonts w:ascii="Consolas" w:eastAsia="Consolas" w:hAnsi="Consolas"/>
+          <w:sz w:val="14"/>
+        </w:rPr>
+        <w:br/>
+      </w:r>
+      <w:r>
+        <w:rPr>
+          <w:rFonts w:ascii="Consolas" w:eastAsia="Consolas" w:hAnsi="Consolas"/>
+          <w:sz w:val="14"/>
+        </w:rPr>
+        <w:lastRenderedPageBreak/>
+        <w:t xml:space="preserve">    reg clk;</w:t>
+      </w:r>
+      <w:r>
+        <w:rPr>
+          <w:rFonts w:ascii="Consolas" w:eastAsia="Consolas" w:hAnsi="Consolas"/>
+          <w:sz w:val="14"/>
+        </w:rPr>
+        <w:br/>
+        <w:t xml:space="preserve">    reg reset;</w:t>
+      </w:r>
+      <w:r>
+        <w:rPr>
+          <w:rFonts w:ascii="Consolas" w:eastAsia="Consolas" w:hAnsi="Consolas"/>
+          <w:sz w:val="14"/>
+        </w:rPr>
+        <w:br/>
+        <w:t xml:space="preserve">    wire [31:0] debug_pc;</w:t>
+      </w:r>
+      <w:r>
+        <w:rPr>
+          <w:rFonts w:ascii="Consolas" w:eastAsia="Consolas" w:hAnsi="Consolas"/>
+          <w:sz w:val="14"/>
+        </w:rPr>
+        <w:br/>
+        <w:t xml:space="preserve">    wire [31:0] debug_instr;</w:t>
+      </w:r>
+      <w:r>
+        <w:rPr>
+          <w:rFonts w:ascii="Consolas" w:eastAsia="Consolas" w:hAnsi="Consolas"/>
+          <w:sz w:val="14"/>
+        </w:rPr>
+        <w:br/>
+        <w:t xml:space="preserve">    wire [31:0] debug_alu_result;</w:t>
+      </w:r>
+      <w:r>
+        <w:rPr>
+          <w:rFonts w:ascii="Consolas" w:eastAsia="Consolas" w:hAnsi="Consolas"/>
+          <w:sz w:val="14"/>
+        </w:rPr>
+        <w:br/>
+        <w:t xml:space="preserve">    wire debug_mem_write;</w:t>
+      </w:r>
+      <w:r>
+        <w:rPr>
+          <w:rFonts w:ascii="Consolas" w:eastAsia="Consolas" w:hAnsi="Consolas"/>
+          <w:sz w:val="14"/>
+        </w:rPr>
+        <w:br/>
+      </w:r>
+      <w:r>
+        <w:rPr>
+          <w:rFonts w:ascii="Consolas" w:eastAsia="Consolas" w:hAnsi="Consolas"/>
+          <w:sz w:val="14"/>
+        </w:rPr>
+        <w:br/>
+        <w:t xml:space="preserve">    integer i;</w:t>
+      </w:r>
+      <w:r>
+        <w:rPr>
+          <w:rFonts w:ascii="Consolas" w:eastAsia="Consolas" w:hAnsi="Consolas"/>
+          <w:sz w:val="14"/>
+        </w:rPr>
+        <w:br/>
+        <w:t xml:space="preserve">    integer error_count;</w:t>
+      </w:r>
+      <w:r>
+        <w:rPr>
+          <w:rFonts w:ascii="Consolas" w:eastAsia="Consolas" w:hAnsi="Consolas"/>
+          <w:sz w:val="14"/>
+        </w:rPr>
+        <w:br/>
+      </w:r>
+      <w:r>
+        <w:rPr>
+          <w:rFonts w:ascii="Consolas" w:eastAsia="Consolas" w:hAnsi="Consolas"/>
+          <w:sz w:val="14"/>
+        </w:rPr>
+        <w:br/>
+        <w:t xml:space="preserve">    single_cycle_cpu uut (</w:t>
+      </w:r>
+      <w:r>
+        <w:rPr>
+          <w:rFonts w:ascii="Consolas" w:eastAsia="Consolas" w:hAnsi="Consolas"/>
+          <w:sz w:val="14"/>
+        </w:rPr>
+        <w:br/>
+        <w:t xml:space="preserve">        .clk(clk),</w:t>
+      </w:r>
+      <w:r>
+        <w:rPr>
+          <w:rFonts w:ascii="Consolas" w:eastAsia="Consolas" w:hAnsi="Consolas"/>
+          <w:sz w:val="14"/>
+        </w:rPr>
+        <w:br/>
+        <w:t xml:space="preserve">        .reset(reset),</w:t>
+      </w:r>
+      <w:r>
+        <w:rPr>
+          <w:rFonts w:ascii="Consolas" w:eastAsia="Consolas" w:hAnsi="Consolas"/>
+          <w:sz w:val="14"/>
+        </w:rPr>
+        <w:br/>
+        <w:t xml:space="preserve">        .debug_pc(debug_pc),</w:t>
+      </w:r>
+      <w:r>
+        <w:rPr>
+          <w:rFonts w:ascii="Consolas" w:eastAsia="Consolas" w:hAnsi="Consolas"/>
+          <w:sz w:val="14"/>
+        </w:rPr>
+        <w:br/>
+        <w:t xml:space="preserve">        .debug_instr(debug_instr),</w:t>
+      </w:r>
+      <w:r>
+        <w:rPr>
+          <w:rFonts w:ascii="Consolas" w:eastAsia="Consolas" w:hAnsi="Consolas"/>
+          <w:sz w:val="14"/>
+        </w:rPr>
+        <w:br/>
+        <w:t xml:space="preserve">        .debug_alu_result(debug_alu_result),</w:t>
+      </w:r>
+      <w:r>
+        <w:rPr>
+          <w:rFonts w:ascii="Consolas" w:eastAsia="Consolas" w:hAnsi="Consolas"/>
+          <w:sz w:val="14"/>
+        </w:rPr>
+        <w:br/>
+        <w:t xml:space="preserve">        .debug_mem_write(debug_mem_write)</w:t>
+      </w:r>
+      <w:r>
+        <w:rPr>
+          <w:rFonts w:ascii="Consolas" w:eastAsia="Consolas" w:hAnsi="Consolas"/>
+          <w:sz w:val="14"/>
+        </w:rPr>
+        <w:br/>
+        <w:t xml:space="preserve">    );</w:t>
+      </w:r>
+      <w:r>
+        <w:rPr>
+          <w:rFonts w:ascii="Consolas" w:eastAsia="Consolas" w:hAnsi="Consolas"/>
+          <w:sz w:val="14"/>
+        </w:rPr>
+        <w:br/>
+      </w:r>
+      <w:r>
+        <w:rPr>
+          <w:rFonts w:ascii="Consolas" w:eastAsia="Consolas" w:hAnsi="Consolas"/>
+          <w:sz w:val="14"/>
+        </w:rPr>
+        <w:br/>
+        <w:t xml:space="preserve">    initial begin</w:t>
+      </w:r>
+      <w:r>
+        <w:rPr>
+          <w:rFonts w:ascii="Consolas" w:eastAsia="Consolas" w:hAnsi="Consolas"/>
+          <w:sz w:val="14"/>
+        </w:rPr>
+        <w:br/>
+        <w:t xml:space="preserve">        clk = 1'b0;</w:t>
+      </w:r>
+      <w:r>
+        <w:rPr>
+          <w:rFonts w:ascii="Consolas" w:eastAsia="Consolas" w:hAnsi="Consolas"/>
+          <w:sz w:val="14"/>
+        </w:rPr>
+        <w:br/>
+        <w:t xml:space="preserve">        forever #5 clk = ~clk;</w:t>
+      </w:r>
+      <w:r>
+        <w:rPr>
+          <w:rFonts w:ascii="Consolas" w:eastAsia="Consolas" w:hAnsi="Consolas"/>
+          <w:sz w:val="14"/>
+        </w:rPr>
+        <w:br/>
+        <w:t xml:space="preserve">    end</w:t>
+      </w:r>
+      <w:r>
+        <w:rPr>
+          <w:rFonts w:ascii="Consolas" w:eastAsia="Consolas" w:hAnsi="Consolas"/>
+          <w:sz w:val="14"/>
+        </w:rPr>
+        <w:br/>
+      </w:r>
+      <w:r>
+        <w:rPr>
+          <w:rFonts w:ascii="Consolas" w:eastAsia="Consolas" w:hAnsi="Consolas"/>
+          <w:sz w:val="14"/>
+        </w:rPr>
+        <w:br/>
+        <w:t xml:space="preserve">    task clear_state;</w:t>
+      </w:r>
+      <w:r>
+        <w:rPr>
+          <w:rFonts w:ascii="Consolas" w:eastAsia="Consolas" w:hAnsi="Consolas"/>
+          <w:sz w:val="14"/>
+        </w:rPr>
+        <w:br/>
+        <w:t xml:space="preserve">        begin</w:t>
+      </w:r>
+      <w:r>
+        <w:rPr>
+          <w:rFonts w:ascii="Consolas" w:eastAsia="Consolas" w:hAnsi="Consolas"/>
+          <w:sz w:val="14"/>
+        </w:rPr>
+        <w:br/>
+        <w:t xml:space="preserve">            for (i = 0; i &lt; 256; i = i + 1) begin</w:t>
+      </w:r>
+      <w:r>
+        <w:rPr>
+          <w:rFonts w:ascii="Consolas" w:eastAsia="Consolas" w:hAnsi="Consolas"/>
+          <w:sz w:val="14"/>
+        </w:rPr>
+        <w:br/>
+        <w:t xml:space="preserve">                uut.u_imem.rom[i] = 32'h00000013;</w:t>
+      </w:r>
+      <w:r>
+        <w:rPr>
+          <w:rFonts w:ascii="Consolas" w:eastAsia="Consolas" w:hAnsi="Consolas"/>
+          <w:sz w:val="14"/>
+        </w:rPr>
+        <w:br/>
+        <w:t xml:space="preserve">                uut.u_dmem.ram[i] = 32'b0;</w:t>
+      </w:r>
+      <w:r>
+        <w:rPr>
+          <w:rFonts w:ascii="Consolas" w:eastAsia="Consolas" w:hAnsi="Consolas"/>
+          <w:sz w:val="14"/>
+        </w:rPr>
+        <w:br/>
+        <w:t xml:space="preserve">            end</w:t>
+      </w:r>
+      <w:r>
+        <w:rPr>
+          <w:rFonts w:ascii="Consolas" w:eastAsia="Consolas" w:hAnsi="Consolas"/>
+          <w:sz w:val="14"/>
+        </w:rPr>
+        <w:br/>
+        <w:t xml:space="preserve">            for (i = 0; i &lt; 32; i = i + 1) begin</w:t>
+      </w:r>
+      <w:r>
+        <w:rPr>
+          <w:rFonts w:ascii="Consolas" w:eastAsia="Consolas" w:hAnsi="Consolas"/>
+          <w:sz w:val="14"/>
+        </w:rPr>
+        <w:br/>
+        <w:t xml:space="preserve">                uut.u_regfile.regs[i] = 32'b0;</w:t>
+      </w:r>
+      <w:r>
+        <w:rPr>
+          <w:rFonts w:ascii="Consolas" w:eastAsia="Consolas" w:hAnsi="Consolas"/>
+          <w:sz w:val="14"/>
+        </w:rPr>
+        <w:br/>
+        <w:t xml:space="preserve">            end</w:t>
+      </w:r>
+      <w:r>
+        <w:rPr>
+          <w:rFonts w:ascii="Consolas" w:eastAsia="Consolas" w:hAnsi="Consolas"/>
+          <w:sz w:val="14"/>
+        </w:rPr>
+        <w:br/>
+        <w:t xml:space="preserve">        end</w:t>
+      </w:r>
+      <w:r>
+        <w:rPr>
+          <w:rFonts w:ascii="Consolas" w:eastAsia="Consolas" w:hAnsi="Consolas"/>
+          <w:sz w:val="14"/>
+        </w:rPr>
+        <w:br/>
+        <w:t xml:space="preserve">    endtask</w:t>
+      </w:r>
+      <w:r>
+        <w:rPr>
+          <w:rFonts w:ascii="Consolas" w:eastAsia="Consolas" w:hAnsi="Consolas"/>
+          <w:sz w:val="14"/>
+        </w:rPr>
+        <w:br/>
+      </w:r>
+      <w:r>
+        <w:rPr>
+          <w:rFonts w:ascii="Consolas" w:eastAsia="Consolas" w:hAnsi="Consolas"/>
+          <w:sz w:val="14"/>
+        </w:rPr>
+        <w:br/>
+        <w:t xml:space="preserve">    task pulse_reset;</w:t>
+      </w:r>
+      <w:r>
+        <w:rPr>
+          <w:rFonts w:ascii="Consolas" w:eastAsia="Consolas" w:hAnsi="Consolas"/>
+          <w:sz w:val="14"/>
+        </w:rPr>
+        <w:br/>
+        <w:t xml:space="preserve">        begin</w:t>
+      </w:r>
+      <w:r>
+        <w:rPr>
+          <w:rFonts w:ascii="Consolas" w:eastAsia="Consolas" w:hAnsi="Consolas"/>
+          <w:sz w:val="14"/>
+        </w:rPr>
+        <w:br/>
+        <w:t xml:space="preserve">            reset = 1'b1;</w:t>
+      </w:r>
+      <w:r>
+        <w:rPr>
+          <w:rFonts w:ascii="Consolas" w:eastAsia="Consolas" w:hAnsi="Consolas"/>
+          <w:sz w:val="14"/>
+        </w:rPr>
+        <w:br/>
+        <w:t xml:space="preserve">            repeat (2) @(posedge clk);</w:t>
+      </w:r>
+      <w:r>
+        <w:rPr>
+          <w:rFonts w:ascii="Consolas" w:eastAsia="Consolas" w:hAnsi="Consolas"/>
+          <w:sz w:val="14"/>
+        </w:rPr>
+        <w:br/>
+        <w:t xml:space="preserve">            reset = 1'b0;</w:t>
+      </w:r>
+      <w:r>
+        <w:rPr>
+          <w:rFonts w:ascii="Consolas" w:eastAsia="Consolas" w:hAnsi="Consolas"/>
+          <w:sz w:val="14"/>
+        </w:rPr>
+        <w:br/>
+        <w:t xml:space="preserve">            @(posedge clk);</w:t>
+      </w:r>
+      <w:r>
+        <w:rPr>
+          <w:rFonts w:ascii="Consolas" w:eastAsia="Consolas" w:hAnsi="Consolas"/>
+          <w:sz w:val="14"/>
+        </w:rPr>
+        <w:br/>
+        <w:t xml:space="preserve">        end</w:t>
+      </w:r>
+      <w:r>
+        <w:rPr>
+          <w:rFonts w:ascii="Consolas" w:eastAsia="Consolas" w:hAnsi="Consolas"/>
+          <w:sz w:val="14"/>
+        </w:rPr>
+        <w:br/>
+        <w:t xml:space="preserve">    endtask</w:t>
+      </w:r>
+      <w:r>
+        <w:rPr>
+          <w:rFonts w:ascii="Consolas" w:eastAsia="Consolas" w:hAnsi="Consolas"/>
+          <w:sz w:val="14"/>
+        </w:rPr>
+        <w:br/>
+      </w:r>
+      <w:r>
+        <w:rPr>
+          <w:rFonts w:ascii="Consolas" w:eastAsia="Consolas" w:hAnsi="Consolas"/>
+          <w:sz w:val="14"/>
+        </w:rPr>
+        <w:br/>
+        <w:t xml:space="preserve">    task run_cycles;</w:t>
+      </w:r>
+      <w:r>
+        <w:rPr>
+          <w:rFonts w:ascii="Consolas" w:eastAsia="Consolas" w:hAnsi="Consolas"/>
+          <w:sz w:val="14"/>
+        </w:rPr>
+        <w:br/>
+        <w:t xml:space="preserve">        input integer cycles;</w:t>
+      </w:r>
+      <w:r>
+        <w:rPr>
+          <w:rFonts w:ascii="Consolas" w:eastAsia="Consolas" w:hAnsi="Consolas"/>
+          <w:sz w:val="14"/>
+        </w:rPr>
+        <w:br/>
+        <w:t xml:space="preserve">        begin</w:t>
+      </w:r>
+      <w:r>
+        <w:rPr>
+          <w:rFonts w:ascii="Consolas" w:eastAsia="Consolas" w:hAnsi="Consolas"/>
+          <w:sz w:val="14"/>
+        </w:rPr>
+        <w:br/>
+        <w:t xml:space="preserve">            repeat (cycles) @(posedge clk);</w:t>
+      </w:r>
+      <w:r>
+        <w:rPr>
+          <w:rFonts w:ascii="Consolas" w:eastAsia="Consolas" w:hAnsi="Consolas"/>
+          <w:sz w:val="14"/>
+        </w:rPr>
+        <w:br/>
+        <w:t xml:space="preserve">        end</w:t>
+      </w:r>
+      <w:r>
+        <w:rPr>
+          <w:rFonts w:ascii="Consolas" w:eastAsia="Consolas" w:hAnsi="Consolas"/>
+          <w:sz w:val="14"/>
+        </w:rPr>
+        <w:br/>
+        <w:t xml:space="preserve">    endtask</w:t>
+      </w:r>
+      <w:r>
+        <w:rPr>
+          <w:rFonts w:ascii="Consolas" w:eastAsia="Consolas" w:hAnsi="Consolas"/>
+          <w:sz w:val="14"/>
+        </w:rPr>
+        <w:br/>
+      </w:r>
+      <w:r>
+        <w:rPr>
+          <w:rFonts w:ascii="Consolas" w:eastAsia="Consolas" w:hAnsi="Consolas"/>
+          <w:sz w:val="14"/>
+        </w:rPr>
+        <w:br/>
+        <w:t xml:space="preserve">    task check_mem;</w:t>
+      </w:r>
+      <w:r>
+        <w:rPr>
+          <w:rFonts w:ascii="Consolas" w:eastAsia="Consolas" w:hAnsi="Consolas"/>
+          <w:sz w:val="14"/>
+        </w:rPr>
+        <w:br/>
+        <w:t xml:space="preserve">        input integer index;</w:t>
+      </w:r>
+      <w:r>
+        <w:rPr>
+          <w:rFonts w:ascii="Consolas" w:eastAsia="Consolas" w:hAnsi="Consolas"/>
+          <w:sz w:val="14"/>
+        </w:rPr>
+        <w:br/>
+        <w:t xml:space="preserve">        input [31:0] expected;</w:t>
+      </w:r>
+      <w:r>
+        <w:rPr>
+          <w:rFonts w:ascii="Consolas" w:eastAsia="Consolas" w:hAnsi="Consolas"/>
+          <w:sz w:val="14"/>
+        </w:rPr>
+        <w:br/>
+        <w:t xml:space="preserve">        begin</w:t>
+      </w:r>
+      <w:r>
+        <w:rPr>
+          <w:rFonts w:ascii="Consolas" w:eastAsia="Consolas" w:hAnsi="Consolas"/>
+          <w:sz w:val="14"/>
+        </w:rPr>
+        <w:br/>
+        <w:t xml:space="preserve">            #1;</w:t>
+      </w:r>
+      <w:r>
+        <w:rPr>
+          <w:rFonts w:ascii="Consolas" w:eastAsia="Consolas" w:hAnsi="Consolas"/>
+          <w:sz w:val="14"/>
+        </w:rPr>
+        <w:br/>
+      </w:r>
+      <w:r>
+        <w:rPr>
+          <w:rFonts w:ascii="Consolas" w:eastAsia="Consolas" w:hAnsi="Consolas"/>
+          <w:sz w:val="14"/>
+        </w:rPr>
+        <w:lastRenderedPageBreak/>
+        <w:t xml:space="preserve">            if (uut.u_dmem.ram[index] !== expected) begin</w:t>
+      </w:r>
+      <w:r>
+        <w:rPr>
+          <w:rFonts w:ascii="Consolas" w:eastAsia="Consolas" w:hAnsi="Consolas"/>
+          <w:sz w:val="14"/>
+        </w:rPr>
+        <w:br/>
+        <w:t xml:space="preserve">                $display("ERROR mem[%0d]=%h expected=%h", index, uut.u_dmem.ram[index], expected);</w:t>
+      </w:r>
+      <w:r>
+        <w:rPr>
+          <w:rFonts w:ascii="Consolas" w:eastAsia="Consolas" w:hAnsi="Consolas"/>
+          <w:sz w:val="14"/>
+        </w:rPr>
+        <w:br/>
+        <w:t xml:space="preserve">                error_count = error_count + 1;</w:t>
+      </w:r>
+      <w:r>
+        <w:rPr>
+          <w:rFonts w:ascii="Consolas" w:eastAsia="Consolas" w:hAnsi="Consolas"/>
+          <w:sz w:val="14"/>
+        </w:rPr>
+        <w:br/>
+        <w:t xml:space="preserve">            end else begin</w:t>
+      </w:r>
+      <w:r>
+        <w:rPr>
+          <w:rFonts w:ascii="Consolas" w:eastAsia="Consolas" w:hAnsi="Consolas"/>
+          <w:sz w:val="14"/>
+        </w:rPr>
+        <w:br/>
+        <w:t xml:space="preserve">                $display("PASS  mem[%0d]=%h", index, expected);</w:t>
+      </w:r>
+      <w:r>
+        <w:rPr>
+          <w:rFonts w:ascii="Consolas" w:eastAsia="Consolas" w:hAnsi="Consolas"/>
+          <w:sz w:val="14"/>
+        </w:rPr>
+        <w:br/>
+        <w:t xml:space="preserve">            end</w:t>
+      </w:r>
+      <w:r>
+        <w:rPr>
+          <w:rFonts w:ascii="Consolas" w:eastAsia="Consolas" w:hAnsi="Consolas"/>
+          <w:sz w:val="14"/>
+        </w:rPr>
+        <w:br/>
+        <w:t xml:space="preserve">        end</w:t>
+      </w:r>
+      <w:r>
+        <w:rPr>
+          <w:rFonts w:ascii="Consolas" w:eastAsia="Consolas" w:hAnsi="Consolas"/>
+          <w:sz w:val="14"/>
+        </w:rPr>
+        <w:br/>
+        <w:t xml:space="preserve">    endtask</w:t>
+      </w:r>
+      <w:r>
+        <w:rPr>
+          <w:rFonts w:ascii="Consolas" w:eastAsia="Consolas" w:hAnsi="Consolas"/>
+          <w:sz w:val="14"/>
+        </w:rPr>
+        <w:br/>
+      </w:r>
+      <w:r>
+        <w:rPr>
+          <w:rFonts w:ascii="Consolas" w:eastAsia="Consolas" w:hAnsi="Consolas"/>
+          <w:sz w:val="14"/>
+        </w:rPr>
+        <w:br/>
+        <w:t xml:space="preserve">    initial begin</w:t>
+      </w:r>
+      <w:r>
+        <w:rPr>
+          <w:rFonts w:ascii="Consolas" w:eastAsia="Consolas" w:hAnsi="Consolas"/>
+          <w:sz w:val="14"/>
+        </w:rPr>
+        <w:br/>
+        <w:t xml:space="preserve">        error_count = 0;</w:t>
+      </w:r>
+      <w:r>
+        <w:rPr>
+          <w:rFonts w:ascii="Consolas" w:eastAsia="Consolas" w:hAnsi="Consolas"/>
+          <w:sz w:val="14"/>
+        </w:rPr>
+        <w:br/>
+        <w:t xml:space="preserve">        reset = 1'b0;</w:t>
+      </w:r>
+      <w:r>
+        <w:rPr>
+          <w:rFonts w:ascii="Consolas" w:eastAsia="Consolas" w:hAnsi="Consolas"/>
+          <w:sz w:val="14"/>
+        </w:rPr>
+        <w:br/>
+      </w:r>
+      <w:r>
+        <w:rPr>
+          <w:rFonts w:ascii="Consolas" w:eastAsia="Consolas" w:hAnsi="Consolas"/>
+          <w:sz w:val="14"/>
+        </w:rPr>
+        <w:br/>
+        <w:t xml:space="preserve">        clear_state();</w:t>
+      </w:r>
+      <w:r>
+        <w:rPr>
+          <w:rFonts w:ascii="Consolas" w:eastAsia="Consolas" w:hAnsi="Consolas"/>
+          <w:sz w:val="14"/>
+        </w:rPr>
+        <w:br/>
+        <w:t xml:space="preserve">        $readmemh("program_sum.mem", uut.u_imem.rom);</w:t>
+      </w:r>
+      <w:r>
+        <w:rPr>
+          <w:rFonts w:ascii="Consolas" w:eastAsia="Consolas" w:hAnsi="Consolas"/>
+          <w:sz w:val="14"/>
+        </w:rPr>
+        <w:br/>
+        <w:t xml:space="preserve">        $readmemh("data_sum.mem", uut.u_dmem.ram);</w:t>
+      </w:r>
+      <w:r>
+        <w:rPr>
+          <w:rFonts w:ascii="Consolas" w:eastAsia="Consolas" w:hAnsi="Consolas"/>
+          <w:sz w:val="14"/>
+        </w:rPr>
+        <w:br/>
+        <w:t xml:space="preserve">        pulse_reset();</w:t>
+      </w:r>
+      <w:r>
+        <w:rPr>
+          <w:rFonts w:ascii="Consolas" w:eastAsia="Consolas" w:hAnsi="Consolas"/>
+          <w:sz w:val="14"/>
+        </w:rPr>
+        <w:br/>
+        <w:t xml:space="preserve">        run_cycles(40);</w:t>
+      </w:r>
+      <w:r>
+        <w:rPr>
+          <w:rFonts w:ascii="Consolas" w:eastAsia="Consolas" w:hAnsi="Consolas"/>
+          <w:sz w:val="14"/>
+        </w:rPr>
+        <w:br/>
+        <w:t xml:space="preserve">        check_mem(20, 32'd15);</w:t>
+      </w:r>
+      <w:r>
+        <w:rPr>
+          <w:rFonts w:ascii="Consolas" w:eastAsia="Consolas" w:hAnsi="Consolas"/>
+          <w:sz w:val="14"/>
+        </w:rPr>
+        <w:br/>
+      </w:r>
+      <w:r>
+        <w:rPr>
+          <w:rFonts w:ascii="Consolas" w:eastAsia="Consolas" w:hAnsi="Consolas"/>
+          <w:sz w:val="14"/>
+        </w:rPr>
+        <w:br/>
+        <w:t xml:space="preserve">        clear_state();</w:t>
+      </w:r>
+      <w:r>
+        <w:rPr>
+          <w:rFonts w:ascii="Consolas" w:eastAsia="Consolas" w:hAnsi="Consolas"/>
+          <w:sz w:val="14"/>
+        </w:rPr>
+        <w:br/>
+        <w:t xml:space="preserve">        $readmemh("program_bubble.mem", uut.u_imem.rom);</w:t>
+      </w:r>
+      <w:r>
+        <w:rPr>
+          <w:rFonts w:ascii="Consolas" w:eastAsia="Consolas" w:hAnsi="Consolas"/>
+          <w:sz w:val="14"/>
+        </w:rPr>
+        <w:br/>
+        <w:t xml:space="preserve">        $readmemh("data_bubble.mem", uut.u_dmem.ram);</w:t>
+      </w:r>
+      <w:r>
+        <w:rPr>
+          <w:rFonts w:ascii="Consolas" w:eastAsia="Consolas" w:hAnsi="Consolas"/>
+          <w:sz w:val="14"/>
+        </w:rPr>
+        <w:br/>
+        <w:t xml:space="preserve">        pulse_reset();</w:t>
+      </w:r>
+      <w:r>
+        <w:rPr>
+          <w:rFonts w:ascii="Consolas" w:eastAsia="Consolas" w:hAnsi="Consolas"/>
+          <w:sz w:val="14"/>
+        </w:rPr>
+        <w:br/>
+        <w:t xml:space="preserve">        run_cycles(140);</w:t>
+      </w:r>
+      <w:r>
+        <w:rPr>
+          <w:rFonts w:ascii="Consolas" w:eastAsia="Consolas" w:hAnsi="Consolas"/>
+          <w:sz w:val="14"/>
+        </w:rPr>
+        <w:br/>
+        <w:t xml:space="preserve">        check_mem(0, 32'd1);</w:t>
+      </w:r>
+      <w:r>
+        <w:rPr>
+          <w:rFonts w:ascii="Consolas" w:eastAsia="Consolas" w:hAnsi="Consolas"/>
+          <w:sz w:val="14"/>
+        </w:rPr>
+        <w:br/>
+        <w:t xml:space="preserve">        check_mem(1, 32'd2);</w:t>
+      </w:r>
+      <w:r>
+        <w:rPr>
+          <w:rFonts w:ascii="Consolas" w:eastAsia="Consolas" w:hAnsi="Consolas"/>
+          <w:sz w:val="14"/>
+        </w:rPr>
+        <w:br/>
+        <w:t xml:space="preserve">        check_mem(2, 32'd7);</w:t>
+      </w:r>
+      <w:r>
+        <w:rPr>
+          <w:rFonts w:ascii="Consolas" w:eastAsia="Consolas" w:hAnsi="Consolas"/>
+          <w:sz w:val="14"/>
+        </w:rPr>
+        <w:br/>
+        <w:t xml:space="preserve">        check_mem(3, 32'd9);</w:t>
+      </w:r>
+      <w:r>
+        <w:rPr>
+          <w:rFonts w:ascii="Consolas" w:eastAsia="Consolas" w:hAnsi="Consolas"/>
+          <w:sz w:val="14"/>
+        </w:rPr>
+        <w:br/>
+      </w:r>
+      <w:r>
+        <w:rPr>
+          <w:rFonts w:ascii="Consolas" w:eastAsia="Consolas" w:hAnsi="Consolas"/>
+          <w:sz w:val="14"/>
+        </w:rPr>
+        <w:br/>
+        <w:t xml:space="preserve">        if (error_count == 0) begin</w:t>
+      </w:r>
+      <w:r>
+        <w:rPr>
+          <w:rFonts w:ascii="Consolas" w:eastAsia="Consolas" w:hAnsi="Consolas"/>
+          <w:sz w:val="14"/>
+        </w:rPr>
+        <w:br/>
+        <w:t xml:space="preserve">            $display("========================================");</w:t>
+      </w:r>
+      <w:r>
+        <w:rPr>
+          <w:rFonts w:ascii="Consolas" w:eastAsia="Consolas" w:hAnsi="Consolas"/>
+          <w:sz w:val="14"/>
+        </w:rPr>
+        <w:br/>
+        <w:t xml:space="preserve">            $display("Simulation PASSED. No errors found.");</w:t>
+      </w:r>
+      <w:r>
+        <w:rPr>
+          <w:rFonts w:ascii="Consolas" w:eastAsia="Consolas" w:hAnsi="Consolas"/>
+          <w:sz w:val="14"/>
+        </w:rPr>
+        <w:br/>
+        <w:t xml:space="preserve">            $display("========================================");</w:t>
+      </w:r>
+      <w:r>
+        <w:rPr>
+          <w:rFonts w:ascii="Consolas" w:eastAsia="Consolas" w:hAnsi="Consolas"/>
+          <w:sz w:val="14"/>
+        </w:rPr>
+        <w:br/>
+        <w:t xml:space="preserve">        end else begin</w:t>
+      </w:r>
+      <w:r>
+        <w:rPr>
+          <w:rFonts w:ascii="Consolas" w:eastAsia="Consolas" w:hAnsi="Consolas"/>
+          <w:sz w:val="14"/>
+        </w:rPr>
+        <w:br/>
+        <w:t xml:space="preserve">            $display("========================================");</w:t>
+      </w:r>
+      <w:r>
+        <w:rPr>
+          <w:rFonts w:ascii="Consolas" w:eastAsia="Consolas" w:hAnsi="Consolas"/>
+          <w:sz w:val="14"/>
+        </w:rPr>
+        <w:br/>
+        <w:t xml:space="preserve">            $display("Simulation FAILED. Error count = %0d", error_count);</w:t>
+      </w:r>
+      <w:r>
+        <w:rPr>
+          <w:rFonts w:ascii="Consolas" w:eastAsia="Consolas" w:hAnsi="Consolas"/>
+          <w:sz w:val="14"/>
+        </w:rPr>
+        <w:br/>
+        <w:t xml:space="preserve">            $display("========================================");</w:t>
+      </w:r>
+      <w:r>
+        <w:rPr>
+          <w:rFonts w:ascii="Consolas" w:eastAsia="Consolas" w:hAnsi="Consolas"/>
+          <w:sz w:val="14"/>
+        </w:rPr>
+        <w:br/>
+        <w:t xml:space="preserve">        end</w:t>
+      </w:r>
+      <w:r>
+        <w:rPr>
+          <w:rFonts w:ascii="Consolas" w:eastAsia="Consolas" w:hAnsi="Consolas"/>
+          <w:sz w:val="14"/>
+        </w:rPr>
+        <w:br/>
+      </w:r>
+      <w:r>
+        <w:rPr>
+          <w:rFonts w:ascii="Consolas" w:eastAsia="Consolas" w:hAnsi="Consolas"/>
+          <w:sz w:val="14"/>
+        </w:rPr>
+        <w:br/>
+        <w:t xml:space="preserve">        $finish;</w:t>
+      </w:r>
+      <w:r>
+        <w:rPr>
+          <w:rFonts w:ascii="Consolas" w:eastAsia="Consolas" w:hAnsi="Consolas"/>
+          <w:sz w:val="14"/>
+        </w:rPr>
+        <w:br/>
+        <w:t xml:space="preserve">    end</w:t>
+      </w:r>
+      <w:r>
+        <w:rPr>
+          <w:rFonts w:ascii="Consolas" w:eastAsia="Consolas" w:hAnsi="Consolas"/>
+          <w:sz w:val="14"/>
+        </w:rPr>
+        <w:br/>
+      </w:r>
+      <w:r>
+        <w:rPr>
+          <w:rFonts w:ascii="Consolas" w:eastAsia="Consolas" w:hAnsi="Consolas"/>
+          <w:sz w:val="14"/>
+        </w:rPr>
+        <w:br/>
+        <w:t>endmodule</w:t>
+      </w:r>
+      <w:r>
+        <w:rPr>
+          <w:rFonts w:ascii="Consolas" w:eastAsia="Consolas" w:hAnsi="Consolas"/>
+          <w:sz w:val="14"/>
+        </w:rPr>
+        <w:br/>
+      </w:r>
+    </w:p>
+    <w:p>
+      <w:pPr>
+        <w:spacing w:after="40"/>
         <w:rPr>
           <w:bCs/>
-          <w:color w:val="000000"/>
-          <w:sz w:val="21"/>
-          <w:szCs w:val="21"/>
-        </w:rPr>
-      </w:pPr>
-    </w:p>
-    <w:p>
-      <w:pPr>
+        </w:rPr>
+      </w:pPr>
+      <w:r>
         <w:rPr>
           <w:bCs/>
-          <w:color w:val="000000"/>
-          <w:sz w:val="21"/>
-          <w:szCs w:val="21"/>
-        </w:rPr>
-      </w:pPr>
+          <w:sz w:val="19"/>
+        </w:rPr>
+        <w:t>仿真脚本：</w:t>
+      </w:r>
+      <w:r>
+        <w:rPr>
+          <w:bCs/>
+          <w:sz w:val="19"/>
+        </w:rPr>
+        <w:t>lab4/task1_single_cycle_cpu/sim/run.do</w:t>
+      </w:r>
+    </w:p>
+    <w:p>
+      <w:pPr>
+        <w:snapToGrid w:val="0"/>
+        <w:spacing w:line="240" w:lineRule="atLeast"/>
+        <w:rPr>
+          <w:rFonts w:hint="eastAsia"/>
+        </w:rPr>
+      </w:pPr>
+      <w:r>
+        <w:rPr>
+          <w:rFonts w:ascii="Consolas" w:eastAsia="Consolas" w:hAnsi="Consolas"/>
+          <w:sz w:val="14"/>
+        </w:rPr>
+        <w:t>transcript on</w:t>
+      </w:r>
+      <w:r>
+        <w:rPr>
+          <w:rFonts w:ascii="Consolas" w:eastAsia="Consolas" w:hAnsi="Consolas"/>
+          <w:sz w:val="14"/>
+        </w:rPr>
+        <w:br/>
+        <w:t>onbreak {resume}</w:t>
+      </w:r>
+      <w:r>
+        <w:rPr>
+          <w:rFonts w:ascii="Consolas" w:eastAsia="Consolas" w:hAnsi="Consolas"/>
+          <w:sz w:val="14"/>
+        </w:rPr>
+        <w:br/>
+        <w:t>onerror {quit -code 1}</w:t>
+      </w:r>
+      <w:r>
+        <w:rPr>
+          <w:rFonts w:ascii="Consolas" w:eastAsia="Consolas" w:hAnsi="Consolas"/>
+          <w:sz w:val="14"/>
+        </w:rPr>
+        <w:br/>
+      </w:r>
+      <w:r>
+        <w:rPr>
+          <w:rFonts w:ascii="Consolas" w:eastAsia="Consolas" w:hAnsi="Consolas"/>
+          <w:sz w:val="14"/>
+        </w:rPr>
+        <w:br/>
+        <w:t>set sim_dir [file normalize [pwd]]</w:t>
+      </w:r>
+      <w:r>
+        <w:rPr>
+          <w:rFonts w:ascii="Consolas" w:eastAsia="Consolas" w:hAnsi="Consolas"/>
+          <w:sz w:val="14"/>
+        </w:rPr>
+        <w:br/>
+        <w:t>set root_dir [file normalize [file join $sim_dir ".."]]</w:t>
+      </w:r>
+      <w:r>
+        <w:rPr>
+          <w:rFonts w:ascii="Consolas" w:eastAsia="Consolas" w:hAnsi="Consolas"/>
+          <w:sz w:val="14"/>
+        </w:rPr>
+        <w:br/>
+        <w:t>set top_module "single_cycle_cpu"</w:t>
+      </w:r>
+      <w:r>
+        <w:rPr>
+          <w:rFonts w:ascii="Consolas" w:eastAsia="Consolas" w:hAnsi="Consolas"/>
+          <w:sz w:val="14"/>
+        </w:rPr>
+        <w:br/>
+        <w:t>set sim_top "tb_single_cycle_cpu"</w:t>
+      </w:r>
+      <w:r>
+        <w:rPr>
+          <w:rFonts w:ascii="Consolas" w:eastAsia="Consolas" w:hAnsi="Consolas"/>
+          <w:sz w:val="14"/>
+        </w:rPr>
+        <w:br/>
+      </w:r>
+      <w:r>
+        <w:rPr>
+          <w:rFonts w:ascii="Consolas" w:eastAsia="Consolas" w:hAnsi="Consolas"/>
+          <w:sz w:val="14"/>
+        </w:rPr>
+        <w:br/>
+        <w:t>cd $sim_dir</w:t>
+      </w:r>
+      <w:r>
+        <w:rPr>
+          <w:rFonts w:ascii="Consolas" w:eastAsia="Consolas" w:hAnsi="Consolas"/>
+          <w:sz w:val="14"/>
+        </w:rPr>
+        <w:br/>
+      </w:r>
+      <w:r>
+        <w:rPr>
+          <w:rFonts w:ascii="Consolas" w:eastAsia="Consolas" w:hAnsi="Consolas"/>
+          <w:sz w:val="14"/>
+        </w:rPr>
+        <w:lastRenderedPageBreak/>
+        <w:br/>
+        <w:t>if {[file exists work]} {</w:t>
+      </w:r>
+      <w:r>
+        <w:rPr>
+          <w:rFonts w:ascii="Consolas" w:eastAsia="Consolas" w:hAnsi="Consolas"/>
+          <w:sz w:val="14"/>
+        </w:rPr>
+        <w:br/>
+        <w:t xml:space="preserve">    vdel -lib work -all</w:t>
+      </w:r>
+      <w:r>
+        <w:rPr>
+          <w:rFonts w:ascii="Consolas" w:eastAsia="Consolas" w:hAnsi="Consolas"/>
+          <w:sz w:val="14"/>
+        </w:rPr>
+        <w:br/>
+        <w:t>}</w:t>
+      </w:r>
+      <w:r>
+        <w:rPr>
+          <w:rFonts w:ascii="Consolas" w:eastAsia="Consolas" w:hAnsi="Consolas"/>
+          <w:sz w:val="14"/>
+        </w:rPr>
+        <w:br/>
+      </w:r>
+      <w:r>
+        <w:rPr>
+          <w:rFonts w:ascii="Consolas" w:eastAsia="Consolas" w:hAnsi="Consolas"/>
+          <w:sz w:val="14"/>
+        </w:rPr>
+        <w:br/>
+        <w:t>vlib work</w:t>
+      </w:r>
+      <w:r>
+        <w:rPr>
+          <w:rFonts w:ascii="Consolas" w:eastAsia="Consolas" w:hAnsi="Consolas"/>
+          <w:sz w:val="14"/>
+        </w:rPr>
+        <w:br/>
+        <w:t>vmap work work</w:t>
+      </w:r>
+      <w:r>
+        <w:rPr>
+          <w:rFonts w:ascii="Consolas" w:eastAsia="Consolas" w:hAnsi="Consolas"/>
+          <w:sz w:val="14"/>
+        </w:rPr>
+        <w:br/>
+      </w:r>
+      <w:r>
+        <w:rPr>
+          <w:rFonts w:ascii="Consolas" w:eastAsia="Consolas" w:hAnsi="Consolas"/>
+          <w:sz w:val="14"/>
+        </w:rPr>
+        <w:br/>
+        <w:t>set src_v_files  [lsort [glob -nocomplain [file join $root_dir "src" "*.v"]]]</w:t>
+      </w:r>
+      <w:r>
+        <w:rPr>
+          <w:rFonts w:ascii="Consolas" w:eastAsia="Consolas" w:hAnsi="Consolas"/>
+          <w:sz w:val="14"/>
+        </w:rPr>
+        <w:br/>
+        <w:t>set src_sv_files [lsort [glob -nocomplain [file join $root_dir "src" "*.sv"]]]</w:t>
+      </w:r>
+      <w:r>
+        <w:rPr>
+          <w:rFonts w:ascii="Consolas" w:eastAsia="Consolas" w:hAnsi="Consolas"/>
+          <w:sz w:val="14"/>
+        </w:rPr>
+        <w:br/>
+        <w:t>set tb_v_files   [lsort [glob -nocomplain [file join $sim_dir "*.v"]]]</w:t>
+      </w:r>
+      <w:r>
+        <w:rPr>
+          <w:rFonts w:ascii="Consolas" w:eastAsia="Consolas" w:hAnsi="Consolas"/>
+          <w:sz w:val="14"/>
+        </w:rPr>
+        <w:br/>
+        <w:t>set tb_sv_files  [lsort [glob -nocomplain [file join $sim_dir "*.sv"]]]</w:t>
+      </w:r>
+      <w:r>
+        <w:rPr>
+          <w:rFonts w:ascii="Consolas" w:eastAsia="Consolas" w:hAnsi="Consolas"/>
+          <w:sz w:val="14"/>
+        </w:rPr>
+        <w:br/>
+        <w:t>set src_files [concat $src_v_files $src_sv_files]</w:t>
+      </w:r>
+      <w:r>
+        <w:rPr>
+          <w:rFonts w:ascii="Consolas" w:eastAsia="Consolas" w:hAnsi="Consolas"/>
+          <w:sz w:val="14"/>
+        </w:rPr>
+        <w:br/>
+        <w:t>set tb_files  [concat $tb_v_files $tb_sv_files]</w:t>
+      </w:r>
+      <w:r>
+        <w:rPr>
+          <w:rFonts w:ascii="Consolas" w:eastAsia="Consolas" w:hAnsi="Consolas"/>
+          <w:sz w:val="14"/>
+        </w:rPr>
+        <w:br/>
+      </w:r>
+      <w:r>
+        <w:rPr>
+          <w:rFonts w:ascii="Consolas" w:eastAsia="Consolas" w:hAnsi="Consolas"/>
+          <w:sz w:val="14"/>
+        </w:rPr>
+        <w:br/>
+        <w:t>if {[llength $src_files] == 0} {</w:t>
+      </w:r>
+      <w:r>
+        <w:rPr>
+          <w:rFonts w:ascii="Consolas" w:eastAsia="Consolas" w:hAnsi="Consolas"/>
+          <w:sz w:val="14"/>
+        </w:rPr>
+        <w:br/>
+        <w:t xml:space="preserve">    puts "ERROR: No RTL source files found in [file join $root_dir src]"</w:t>
+      </w:r>
+      <w:r>
+        <w:rPr>
+          <w:rFonts w:ascii="Consolas" w:eastAsia="Consolas" w:hAnsi="Consolas"/>
+          <w:sz w:val="14"/>
+        </w:rPr>
+        <w:br/>
+        <w:t xml:space="preserve">    quit -code 1</w:t>
+      </w:r>
+      <w:r>
+        <w:rPr>
+          <w:rFonts w:ascii="Consolas" w:eastAsia="Consolas" w:hAnsi="Consolas"/>
+          <w:sz w:val="14"/>
+        </w:rPr>
+        <w:br/>
+        <w:t>}</w:t>
+      </w:r>
+      <w:r>
+        <w:rPr>
+          <w:rFonts w:ascii="Consolas" w:eastAsia="Consolas" w:hAnsi="Consolas"/>
+          <w:sz w:val="14"/>
+        </w:rPr>
+        <w:br/>
+      </w:r>
+      <w:r>
+        <w:rPr>
+          <w:rFonts w:ascii="Consolas" w:eastAsia="Consolas" w:hAnsi="Consolas"/>
+          <w:sz w:val="14"/>
+        </w:rPr>
+        <w:br/>
+        <w:t>if {[llength $tb_files] == 0} {</w:t>
+      </w:r>
+      <w:r>
+        <w:rPr>
+          <w:rFonts w:ascii="Consolas" w:eastAsia="Consolas" w:hAnsi="Consolas"/>
+          <w:sz w:val="14"/>
+        </w:rPr>
+        <w:br/>
+        <w:t xml:space="preserve">    puts "ERROR: No testbench files found in $sim_dir"</w:t>
+      </w:r>
+      <w:r>
+        <w:rPr>
+          <w:rFonts w:ascii="Consolas" w:eastAsia="Consolas" w:hAnsi="Consolas"/>
+          <w:sz w:val="14"/>
+        </w:rPr>
+        <w:br/>
+        <w:t xml:space="preserve">    quit -code 1</w:t>
+      </w:r>
+      <w:r>
+        <w:rPr>
+          <w:rFonts w:ascii="Consolas" w:eastAsia="Consolas" w:hAnsi="Consolas"/>
+          <w:sz w:val="14"/>
+        </w:rPr>
+        <w:br/>
+        <w:t>}</w:t>
+      </w:r>
+      <w:r>
+        <w:rPr>
+          <w:rFonts w:ascii="Consolas" w:eastAsia="Consolas" w:hAnsi="Consolas"/>
+          <w:sz w:val="14"/>
+        </w:rPr>
+        <w:br/>
+      </w:r>
+      <w:r>
+        <w:rPr>
+          <w:rFonts w:ascii="Consolas" w:eastAsia="Consolas" w:hAnsi="Consolas"/>
+          <w:sz w:val="14"/>
+        </w:rPr>
+        <w:br/>
+        <w:t>puts "========================================"</w:t>
+      </w:r>
+      <w:r>
+        <w:rPr>
+          <w:rFonts w:ascii="Consolas" w:eastAsia="Consolas" w:hAnsi="Consolas"/>
+          <w:sz w:val="14"/>
+        </w:rPr>
+        <w:br/>
+        <w:t>puts "Compile RTL sources"</w:t>
+      </w:r>
+      <w:r>
+        <w:rPr>
+          <w:rFonts w:ascii="Consolas" w:eastAsia="Consolas" w:hAnsi="Consolas"/>
+          <w:sz w:val="14"/>
+        </w:rPr>
+        <w:br/>
+        <w:t>puts "========================================"</w:t>
+      </w:r>
+      <w:r>
+        <w:rPr>
+          <w:rFonts w:ascii="Consolas" w:eastAsia="Consolas" w:hAnsi="Consolas"/>
+          <w:sz w:val="14"/>
+        </w:rPr>
+        <w:br/>
+        <w:t>foreach file $src_files {</w:t>
+      </w:r>
+      <w:r>
+        <w:rPr>
+          <w:rFonts w:ascii="Consolas" w:eastAsia="Consolas" w:hAnsi="Consolas"/>
+          <w:sz w:val="14"/>
+        </w:rPr>
+        <w:br/>
+        <w:t xml:space="preserve">    puts "vlog $file"</w:t>
+      </w:r>
+      <w:r>
+        <w:rPr>
+          <w:rFonts w:ascii="Consolas" w:eastAsia="Consolas" w:hAnsi="Consolas"/>
+          <w:sz w:val="14"/>
+        </w:rPr>
+        <w:br/>
+        <w:t xml:space="preserve">    vlog -work work $file</w:t>
+      </w:r>
+      <w:r>
+        <w:rPr>
+          <w:rFonts w:ascii="Consolas" w:eastAsia="Consolas" w:hAnsi="Consolas"/>
+          <w:sz w:val="14"/>
+        </w:rPr>
+        <w:br/>
+        <w:t>}</w:t>
+      </w:r>
+      <w:r>
+        <w:rPr>
+          <w:rFonts w:ascii="Consolas" w:eastAsia="Consolas" w:hAnsi="Consolas"/>
+          <w:sz w:val="14"/>
+        </w:rPr>
+        <w:br/>
+      </w:r>
+      <w:r>
+        <w:rPr>
+          <w:rFonts w:ascii="Consolas" w:eastAsia="Consolas" w:hAnsi="Consolas"/>
+          <w:sz w:val="14"/>
+        </w:rPr>
+        <w:br/>
+        <w:t>puts "========================================"</w:t>
+      </w:r>
+      <w:r>
+        <w:rPr>
+          <w:rFonts w:ascii="Consolas" w:eastAsia="Consolas" w:hAnsi="Consolas"/>
+          <w:sz w:val="14"/>
+        </w:rPr>
+        <w:br/>
+        <w:t>puts "Compile simulation sources"</w:t>
+      </w:r>
+      <w:r>
+        <w:rPr>
+          <w:rFonts w:ascii="Consolas" w:eastAsia="Consolas" w:hAnsi="Consolas"/>
+          <w:sz w:val="14"/>
+        </w:rPr>
+        <w:br/>
+        <w:t>puts "========================================"</w:t>
+      </w:r>
+      <w:r>
+        <w:rPr>
+          <w:rFonts w:ascii="Consolas" w:eastAsia="Consolas" w:hAnsi="Consolas"/>
+          <w:sz w:val="14"/>
+        </w:rPr>
+        <w:br/>
+        <w:t>foreach file $tb_files {</w:t>
+      </w:r>
+      <w:r>
+        <w:rPr>
+          <w:rFonts w:ascii="Consolas" w:eastAsia="Consolas" w:hAnsi="Consolas"/>
+          <w:sz w:val="14"/>
+        </w:rPr>
+        <w:br/>
+        <w:t xml:space="preserve">    puts "vlog $file"</w:t>
+      </w:r>
+      <w:r>
+        <w:rPr>
+          <w:rFonts w:ascii="Consolas" w:eastAsia="Consolas" w:hAnsi="Consolas"/>
+          <w:sz w:val="14"/>
+        </w:rPr>
+        <w:br/>
+        <w:t xml:space="preserve">    vlog -work work $file</w:t>
+      </w:r>
+      <w:r>
+        <w:rPr>
+          <w:rFonts w:ascii="Consolas" w:eastAsia="Consolas" w:hAnsi="Consolas"/>
+          <w:sz w:val="14"/>
+        </w:rPr>
+        <w:br/>
+        <w:t>}</w:t>
+      </w:r>
+      <w:r>
+        <w:rPr>
+          <w:rFonts w:ascii="Consolas" w:eastAsia="Consolas" w:hAnsi="Consolas"/>
+          <w:sz w:val="14"/>
+        </w:rPr>
+        <w:br/>
+      </w:r>
+      <w:r>
+        <w:rPr>
+          <w:rFonts w:ascii="Consolas" w:eastAsia="Consolas" w:hAnsi="Consolas"/>
+          <w:sz w:val="14"/>
+        </w:rPr>
+        <w:br/>
+        <w:t>puts "========================================"</w:t>
+      </w:r>
+      <w:r>
+        <w:rPr>
+          <w:rFonts w:ascii="Consolas" w:eastAsia="Consolas" w:hAnsi="Consolas"/>
+          <w:sz w:val="14"/>
+        </w:rPr>
+        <w:br/>
+        <w:t>puts "Start simulation: work.$sim_top"</w:t>
+      </w:r>
+      <w:r>
+        <w:rPr>
+          <w:rFonts w:ascii="Consolas" w:eastAsia="Consolas" w:hAnsi="Consolas"/>
+          <w:sz w:val="14"/>
+        </w:rPr>
+        <w:br/>
+        <w:t>puts "========================================"</w:t>
+      </w:r>
+      <w:r>
+        <w:rPr>
+          <w:rFonts w:ascii="Consolas" w:eastAsia="Consolas" w:hAnsi="Consolas"/>
+          <w:sz w:val="14"/>
+        </w:rPr>
+        <w:br/>
+        <w:t>vsim -voptargs=+acc work.$sim_top</w:t>
+      </w:r>
+      <w:r>
+        <w:rPr>
+          <w:rFonts w:ascii="Consolas" w:eastAsia="Consolas" w:hAnsi="Consolas"/>
+          <w:sz w:val="14"/>
+        </w:rPr>
+        <w:br/>
+        <w:t>onfinish stop</w:t>
+      </w:r>
+      <w:r>
+        <w:rPr>
+          <w:rFonts w:ascii="Consolas" w:eastAsia="Consolas" w:hAnsi="Consolas"/>
+          <w:sz w:val="14"/>
+        </w:rPr>
+        <w:br/>
+      </w:r>
+      <w:r>
+        <w:rPr>
+          <w:rFonts w:ascii="Consolas" w:eastAsia="Consolas" w:hAnsi="Consolas"/>
+          <w:sz w:val="14"/>
+        </w:rPr>
+        <w:br/>
+        <w:t>if {[batch_mode]} {</w:t>
+      </w:r>
+      <w:r>
+        <w:rPr>
+          <w:rFonts w:ascii="Consolas" w:eastAsia="Consolas" w:hAnsi="Consolas"/>
+          <w:sz w:val="14"/>
+        </w:rPr>
+        <w:br/>
+        <w:t xml:space="preserve">    log -r /*</w:t>
+      </w:r>
+      <w:r>
+        <w:rPr>
+          <w:rFonts w:ascii="Consolas" w:eastAsia="Consolas" w:hAnsi="Consolas"/>
+          <w:sz w:val="14"/>
+        </w:rPr>
+        <w:br/>
+        <w:t>} elseif {[file exists [file join $sim_dir "wave.do"]]} {</w:t>
+      </w:r>
+      <w:r>
+        <w:rPr>
+          <w:rFonts w:ascii="Consolas" w:eastAsia="Consolas" w:hAnsi="Consolas"/>
+          <w:sz w:val="14"/>
+        </w:rPr>
+        <w:br/>
+        <w:t xml:space="preserve">    do [file join $sim_dir "wave.do"]</w:t>
+      </w:r>
+      <w:r>
+        <w:rPr>
+          <w:rFonts w:ascii="Consolas" w:eastAsia="Consolas" w:hAnsi="Consolas"/>
+          <w:sz w:val="14"/>
+        </w:rPr>
+        <w:br/>
+        <w:t>} else {</w:t>
+      </w:r>
+      <w:r>
+        <w:rPr>
+          <w:rFonts w:ascii="Consolas" w:eastAsia="Consolas" w:hAnsi="Consolas"/>
+          <w:sz w:val="14"/>
+        </w:rPr>
+        <w:br/>
+        <w:t xml:space="preserve">    log -r /*</w:t>
+      </w:r>
+      <w:r>
+        <w:rPr>
+          <w:rFonts w:ascii="Consolas" w:eastAsia="Consolas" w:hAnsi="Consolas"/>
+          <w:sz w:val="14"/>
+        </w:rPr>
+        <w:br/>
+        <w:t xml:space="preserve">    add wave -r /*</w:t>
+      </w:r>
+      <w:r>
+        <w:rPr>
+          <w:rFonts w:ascii="Consolas" w:eastAsia="Consolas" w:hAnsi="Consolas"/>
+          <w:sz w:val="14"/>
+        </w:rPr>
+        <w:br/>
+        <w:t>}</w:t>
+      </w:r>
+      <w:r>
+        <w:rPr>
+          <w:rFonts w:ascii="Consolas" w:eastAsia="Consolas" w:hAnsi="Consolas"/>
+          <w:sz w:val="14"/>
+        </w:rPr>
+        <w:br/>
+      </w:r>
+      <w:r>
+        <w:rPr>
+          <w:rFonts w:ascii="Consolas" w:eastAsia="Consolas" w:hAnsi="Consolas"/>
+          <w:sz w:val="14"/>
+        </w:rPr>
+        <w:br/>
+        <w:t>run -all</w:t>
+      </w:r>
+      <w:r>
+        <w:rPr>
+          <w:rFonts w:ascii="Consolas" w:eastAsia="Consolas" w:hAnsi="Consolas"/>
+          <w:sz w:val="14"/>
+        </w:rPr>
+        <w:br/>
+      </w:r>
+      <w:r>
+        <w:rPr>
+          <w:rFonts w:ascii="Consolas" w:eastAsia="Consolas" w:hAnsi="Consolas"/>
+          <w:sz w:val="14"/>
+        </w:rPr>
+        <w:lastRenderedPageBreak/>
+        <w:br/>
+        <w:t>set error_count_value ""</w:t>
+      </w:r>
+      <w:r>
+        <w:rPr>
+          <w:rFonts w:ascii="Consolas" w:eastAsia="Consolas" w:hAnsi="Consolas"/>
+          <w:sz w:val="14"/>
+        </w:rPr>
+        <w:br/>
+        <w:t>if {![catch {examine -radix decimal /$sim_top/error_count} error_count_value]} {</w:t>
+      </w:r>
+      <w:r>
+        <w:rPr>
+          <w:rFonts w:ascii="Consolas" w:eastAsia="Consolas" w:hAnsi="Consolas"/>
+          <w:sz w:val="14"/>
+        </w:rPr>
+        <w:br/>
+        <w:t xml:space="preserve">    puts "Self-check error_count = $error_count_value"</w:t>
+      </w:r>
+      <w:r>
+        <w:rPr>
+          <w:rFonts w:ascii="Consolas" w:eastAsia="Consolas" w:hAnsi="Consolas"/>
+          <w:sz w:val="14"/>
+        </w:rPr>
+        <w:br/>
+        <w:t xml:space="preserve">    if {$error_count_value != 0} {</w:t>
+      </w:r>
+      <w:r>
+        <w:rPr>
+          <w:rFonts w:ascii="Consolas" w:eastAsia="Consolas" w:hAnsi="Consolas"/>
+          <w:sz w:val="14"/>
+        </w:rPr>
+        <w:br/>
+        <w:t xml:space="preserve">        puts "ERROR: Self-checking testbench reported failures."</w:t>
+      </w:r>
+      <w:r>
+        <w:rPr>
+          <w:rFonts w:ascii="Consolas" w:eastAsia="Consolas" w:hAnsi="Consolas"/>
+          <w:sz w:val="14"/>
+        </w:rPr>
+        <w:br/>
+        <w:t xml:space="preserve">        quit -code 1</w:t>
+      </w:r>
+      <w:r>
+        <w:rPr>
+          <w:rFonts w:ascii="Consolas" w:eastAsia="Consolas" w:hAnsi="Consolas"/>
+          <w:sz w:val="14"/>
+        </w:rPr>
+        <w:br/>
+        <w:t xml:space="preserve">    }</w:t>
+      </w:r>
+      <w:r>
+        <w:rPr>
+          <w:rFonts w:ascii="Consolas" w:eastAsia="Consolas" w:hAnsi="Consolas"/>
+          <w:sz w:val="14"/>
+        </w:rPr>
+        <w:br/>
+        <w:t>} else {</w:t>
+      </w:r>
+      <w:r>
+        <w:rPr>
+          <w:rFonts w:ascii="Consolas" w:eastAsia="Consolas" w:hAnsi="Consolas"/>
+          <w:sz w:val="14"/>
+        </w:rPr>
+        <w:br/>
+        <w:t xml:space="preserve">    puts "WARNING: No /$sim_top/error_count signal found; relying on testbench exit status."</w:t>
+      </w:r>
+      <w:r>
+        <w:rPr>
+          <w:rFonts w:ascii="Consolas" w:eastAsia="Consolas" w:hAnsi="Consolas"/>
+          <w:sz w:val="14"/>
+        </w:rPr>
+        <w:br/>
+        <w:t>}</w:t>
+      </w:r>
+      <w:r>
+        <w:rPr>
+          <w:rFonts w:ascii="Consolas" w:eastAsia="Consolas" w:hAnsi="Consolas"/>
+          <w:sz w:val="14"/>
+        </w:rPr>
+        <w:br/>
+      </w:r>
+      <w:r>
+        <w:rPr>
+          <w:rFonts w:ascii="Consolas" w:eastAsia="Consolas" w:hAnsi="Consolas"/>
+          <w:sz w:val="14"/>
+        </w:rPr>
+        <w:br/>
+        <w:t>puts "========================================"</w:t>
+      </w:r>
+      <w:r>
+        <w:rPr>
+          <w:rFonts w:ascii="Consolas" w:eastAsia="Consolas" w:hAnsi="Consolas"/>
+          <w:sz w:val="14"/>
+        </w:rPr>
+        <w:br/>
+        <w:t>puts "ModelSim flow finished."</w:t>
+      </w:r>
+      <w:r>
+        <w:rPr>
+          <w:rFonts w:ascii="Consolas" w:eastAsia="Consolas" w:hAnsi="Consolas"/>
+          <w:sz w:val="14"/>
+        </w:rPr>
+        <w:br/>
+        <w:t>puts "Top module: $top_module"</w:t>
+      </w:r>
+      <w:r>
+        <w:rPr>
+          <w:rFonts w:ascii="Consolas" w:eastAsia="Consolas" w:hAnsi="Consolas"/>
+          <w:sz w:val="14"/>
+        </w:rPr>
+        <w:br/>
+        <w:t>puts "Simulation top: $sim_top"</w:t>
+      </w:r>
+      <w:r>
+        <w:rPr>
+          <w:rFonts w:ascii="Consolas" w:eastAsia="Consolas" w:hAnsi="Consolas"/>
+          <w:sz w:val="14"/>
+        </w:rPr>
+        <w:br/>
+        <w:t>puts "========================================"</w:t>
+      </w:r>
+      <w:r>
+        <w:rPr>
+          <w:rFonts w:ascii="Consolas" w:eastAsia="Consolas" w:hAnsi="Consolas"/>
+          <w:sz w:val="14"/>
+        </w:rPr>
+        <w:br/>
+      </w:r>
+      <w:r>
+        <w:rPr>
+          <w:rFonts w:ascii="Consolas" w:eastAsia="Consolas" w:hAnsi="Consolas"/>
+          <w:sz w:val="14"/>
+        </w:rPr>
+        <w:br/>
+        <w:t>quit -code 0</w:t>
+      </w:r>
+      <w:r>
+        <w:rPr>
+          <w:rFonts w:ascii="Consolas" w:eastAsia="Consolas" w:hAnsi="Consolas"/>
+          <w:sz w:val="14"/>
+        </w:rPr>
+        <w:br/>
+      </w:r>
     </w:p>
     <w:p>
       <w:pPr>
@@ -1406,10 +8982,115 @@
     </w:p>
     <w:p>
       <w:pPr>
+        <w:spacing w:after="60"/>
+        <w:ind w:left="261" w:firstLineChars="200" w:firstLine="420"/>
+        <w:rPr>
+          <w:bCs/>
+          <w:color w:val="000000"/>
+          <w:sz w:val="21"/>
+          <w:szCs w:val="21"/>
+        </w:rPr>
+      </w:pPr>
+      <w:r>
+        <w:rPr>
+          <w:bCs/>
+          <w:color w:val="000000"/>
+          <w:sz w:val="21"/>
+          <w:szCs w:val="21"/>
+        </w:rPr>
+        <w:t>CPU</w:t>
+      </w:r>
+      <w:r>
+        <w:rPr>
+          <w:bCs/>
+          <w:color w:val="000000"/>
+          <w:sz w:val="21"/>
+          <w:szCs w:val="21"/>
+        </w:rPr>
+        <w:t>设计中控制信号数量较多，容易出现立即数类型或写回选择接错。解决办法是按指令类型逐条梳理控制表，并用两段程序覆盖算术、访存和分支路径。</w:t>
+      </w:r>
+    </w:p>
+    <w:p>
+      <w:pPr>
+        <w:spacing w:after="60"/>
+        <w:ind w:left="261" w:firstLineChars="200" w:firstLine="420"/>
+        <w:rPr>
+          <w:bCs/>
+          <w:color w:val="000000"/>
+          <w:sz w:val="21"/>
+          <w:szCs w:val="21"/>
+        </w:rPr>
+      </w:pPr>
+      <w:r>
+        <w:rPr>
+          <w:bCs/>
+          <w:color w:val="000000"/>
+          <w:sz w:val="21"/>
+          <w:szCs w:val="21"/>
+        </w:rPr>
+        <w:t>分支指令</w:t>
+      </w:r>
+      <w:r>
+        <w:rPr>
+          <w:bCs/>
+          <w:color w:val="000000"/>
+          <w:sz w:val="21"/>
+          <w:szCs w:val="21"/>
+        </w:rPr>
+        <w:t>beq</w:t>
+      </w:r>
+      <w:r>
+        <w:rPr>
+          <w:bCs/>
+          <w:color w:val="000000"/>
+          <w:sz w:val="21"/>
+          <w:szCs w:val="21"/>
+        </w:rPr>
+        <w:t>需要同时验证跳转和不跳转。冒泡排序程序中的比较与交换路径提供了</w:t>
+      </w:r>
+      <w:r>
+        <w:rPr>
+          <w:bCs/>
+          <w:color w:val="000000"/>
+          <w:sz w:val="21"/>
+          <w:szCs w:val="21"/>
+        </w:rPr>
+        <w:t>taken/not-taken</w:t>
+      </w:r>
+      <w:r>
+        <w:rPr>
+          <w:bCs/>
+          <w:color w:val="000000"/>
+          <w:sz w:val="21"/>
+          <w:szCs w:val="21"/>
+        </w:rPr>
+        <w:t>场景，</w:t>
+      </w:r>
+      <w:r>
+        <w:rPr>
+          <w:bCs/>
+          <w:color w:val="000000"/>
+          <w:sz w:val="21"/>
+          <w:szCs w:val="21"/>
+        </w:rPr>
+        <w:t>testbench</w:t>
+      </w:r>
+      <w:r>
+        <w:rPr>
+          <w:bCs/>
+          <w:color w:val="000000"/>
+          <w:sz w:val="21"/>
+          <w:szCs w:val="21"/>
+        </w:rPr>
+        <w:t>通过最终内存排序结果间接验证。</w:t>
+      </w:r>
+    </w:p>
+    <w:p>
+      <w:pPr>
         <w:pStyle w:val="Normal0"/>
         <w:spacing w:before="0" w:after="0"/>
         <w:rPr>
-          <w:rFonts w:ascii="Times New Roman" w:eastAsia="宋体" w:hAnsi="Times New Roman" w:hint="eastAsia"/>
+          <w:rFonts w:ascii="Times New Roman" w:eastAsia="宋体" w:hAnsi="Times New Roman"/>
           <w:bCs/>
           <w:color w:val="000000"/>
           <w:sz w:val="21"/>
@@ -1423,7 +9104,7 @@
         <w:pStyle w:val="Normal0"/>
         <w:spacing w:before="0" w:after="0"/>
         <w:rPr>
-          <w:rFonts w:ascii="Times New Roman" w:eastAsia="宋体" w:hAnsi="Times New Roman" w:hint="eastAsia"/>
+          <w:rFonts w:ascii="Times New Roman" w:eastAsia="宋体" w:hAnsi="Times New Roman"/>
           <w:bCs/>
           <w:color w:val="000000"/>
           <w:sz w:val="21"/>
@@ -1447,7 +9128,7 @@
       </w:pPr>
     </w:p>
     <w:sectPr>
-      <w:headerReference w:type="default" r:id="rId9"/>
+      <w:headerReference w:type="default" r:id="rId10"/>
       <w:type w:val="continuous"/>
       <w:pgSz w:w="11906" w:h="16838"/>
       <w:pgMar w:top="1134" w:right="1418" w:bottom="1418" w:left="1418" w:header="851" w:footer="992" w:gutter="0"/>
@@ -1481,7 +9162,7 @@
 <w:ftr xmlns:wpc="http://schemas.microsoft.com/office/word/2010/wordprocessingCanvas" xmlns:cx="http://schemas.microsoft.com/office/drawing/2014/chartex" xmlns:cx1="http://schemas.microsoft.com/office/drawing/2015/9/8/chartex" xmlns:cx2="http://schemas.microsoft.com/office/drawing/2015/10/21/chartex" xmlns:cx3="http://schemas.microsoft.com/office/drawing/2016/5/9/chartex" xmlns:cx4="http://schemas.microsoft.com/office/drawing/2016/5/10/chartex" xmlns:cx5="http://schemas.microsoft.com/office/drawing/2016/5/11/chartex" xmlns:cx6="http://schemas.microsoft.com/office/drawing/2016/5/12/chartex" xmlns:cx7="http://schemas.microsoft.com/office/drawing/2016/5/13/chartex" xmlns:cx8="http://schemas.microsoft.com/office/drawing/2016/5/14/chartex" xmlns:mc="http://schemas.openxmlformats.org/markup-compatibility/2006" xmlns:aink="http://schemas.microsoft.com/office/drawing/2016/ink" xmlns:am3d="http://schemas.microsoft.com/office/drawing/2017/model3d" xmlns:o="urn:schemas-microsoft-com:office:office" xmlns:oel="http://schemas.microsoft.com/office/2019/extlst" xmlns:r="http://schemas.openxmlformats.org/officeDocument/2006/relationships" xmlns:m="http://schemas.openxmlformats.org/officeDocument/2006/math" xmlns:v="urn:schemas-microsoft-com:vml" xmlns:wp14="http://schemas.microsoft.com/office/word/2010/wordprocessingDrawing" xmlns:wp="http://schemas.openxmlformats.org/drawingml/2006/wordprocessingDrawing" xmlns:w10="urn:schemas-microsoft-com:office:word" xmlns:w="http://schemas.openxmlformats.org/wordprocessingml/2006/main" xmlns:w14="http://schemas.microsoft.com/office/word/2010/wordml" xmlns:w15="http://schemas.microsoft.com/office/word/2012/wordml" xmlns:w16cex="http://schemas.microsoft.com/office/word/2018/wordml/cex" xmlns:w16cid="http://schemas.microsoft.com/office/word/2016/wordml/cid" xmlns:w16="http://schemas.microsoft.com/office/word/2018/wordml" xmlns:w16du="http://schemas.microsoft.com/office/word/2023/wordml/word16du" xmlns:w16sdtdh="http://schemas.microsoft.com/office/word/2020/wordml/sdtdatahash" xmlns:w16sdtfl="http://schemas.microsoft.com/office/word/2024/wordml/sdtformatlock" xmlns:w16se="http://schemas.microsoft.com/office/word/2015/wordml/symex" xmlns:wpg="http://schemas.microsoft.com/office/word/2010/wordprocessingGroup" xmlns:wpi="http://schemas.microsoft.com/office/word/2010/wordprocessingInk" xmlns:wne="http://schemas.microsoft.com/office/word/2006/wordml" xmlns:wps="http://schemas.microsoft.com/office/word/2010/wordprocessingShape" mc:Ignorable="w14 w15 w16se w16cid w16 w16cex w16sdtdh w16sdtfl w16du wp14">
   <w:p>
     <w:pPr>
-      <w:pStyle w:val="a4"/>
+      <w:pStyle w:val="a5"/>
       <w:jc w:val="center"/>
     </w:pPr>
     <w:r>
@@ -1515,7 +9196,7 @@
   </w:p>
   <w:p>
     <w:pPr>
-      <w:pStyle w:val="a4"/>
+      <w:pStyle w:val="a5"/>
     </w:pPr>
   </w:p>
 </w:ftr>
@@ -1564,7 +9245,7 @@
       <w:rPr>
         <w:lang w:val="en-US" w:eastAsia="zh-CN"/>
       </w:rPr>
-      <w:pict w14:anchorId="154BC0C4">
+      <w:pict w14:anchorId="44B24087">
         <v:shapetype id="_x0000_t75" coordsize="21600,21600" o:spt="75" o:preferrelative="t" path="m@4@5l@4@11@9@11@9@5xe" filled="f" stroked="f">
           <v:stroke joinstyle="miter"/>
           <v:formulas>
@@ -1584,7 +9265,7 @@
           <v:path o:extrusionok="f" gradientshapeok="t" o:connecttype="rect"/>
           <o:lock v:ext="edit" aspectratio="t"/>
         </v:shapetype>
-        <v:shape id="图片 3" o:spid="_x0000_s1025" type="#_x0000_t75" style="position:absolute;left:0;text-align:left;margin-left:23.85pt;margin-top:32.05pt;width:96.5pt;height:48.4pt;z-index:-1;mso-position-horizontal-relative:page;mso-position-vertical-relative:page">
+        <v:shape id="图片 3" o:spid="_x0000_s1025" type="#_x0000_t75" alt="" style="position:absolute;left:0;text-align:left;margin-left:23.85pt;margin-top:32.05pt;width:96.5pt;height:48.4pt;z-index:-1;mso-wrap-edited:f;mso-width-percent:0;mso-height-percent:0;mso-position-horizontal-relative:page;mso-position-vertical-relative:page;mso-width-percent:0;mso-height-percent:0">
           <v:imagedata r:id="rId1" o:title=""/>
           <w10:wrap anchorx="page" anchory="page"/>
           <w10:anchorlock/>
@@ -1821,6 +9502,231 @@
 <file path=word/numbering.xml><?xml version="1.0" encoding="utf-8"?>
 <w:numbering xmlns:wpc="http://schemas.microsoft.com/office/word/2010/wordprocessingCanvas" xmlns:cx="http://schemas.microsoft.com/office/drawing/2014/chartex" xmlns:cx1="http://schemas.microsoft.com/office/drawing/2015/9/8/chartex" xmlns:cx2="http://schemas.microsoft.com/office/drawing/2015/10/21/chartex" xmlns:cx3="http://schemas.microsoft.com/office/drawing/2016/5/9/chartex" xmlns:cx4="http://schemas.microsoft.com/office/drawing/2016/5/10/chartex" xmlns:cx5="http://schemas.microsoft.com/office/drawing/2016/5/11/chartex" xmlns:cx6="http://schemas.microsoft.com/office/drawing/2016/5/12/chartex" xmlns:cx7="http://schemas.microsoft.com/office/drawing/2016/5/13/chartex" xmlns:cx8="http://schemas.microsoft.com/office/drawing/2016/5/14/chartex" xmlns:mc="http://schemas.openxmlformats.org/markup-compatibility/2006" xmlns:aink="http://schemas.microsoft.com/office/drawing/2016/ink" xmlns:am3d="http://schemas.microsoft.com/office/drawing/2017/model3d" xmlns:o="urn:schemas-microsoft-com:office:office" xmlns:oel="http://schemas.microsoft.com/office/2019/extlst" xmlns:r="http://schemas.openxmlformats.org/officeDocument/2006/relationships" xmlns:m="http://schemas.openxmlformats.org/officeDocument/2006/math" xmlns:v="urn:schemas-microsoft-com:vml" xmlns:wp14="http://schemas.microsoft.com/office/word/2010/wordprocessingDrawing" xmlns:wp="http://schemas.openxmlformats.org/drawingml/2006/wordprocessingDrawing" xmlns:w10="urn:schemas-microsoft-com:office:word" xmlns:w="http://schemas.openxmlformats.org/wordprocessingml/2006/main" xmlns:w14="http://schemas.microsoft.com/office/word/2010/wordml" xmlns:w15="http://schemas.microsoft.com/office/word/2012/wordml" xmlns:w16cex="http://schemas.microsoft.com/office/word/2018/wordml/cex" xmlns:w16cid="http://schemas.microsoft.com/office/word/2016/wordml/cid" xmlns:w16="http://schemas.microsoft.com/office/word/2018/wordml" xmlns:w16du="http://schemas.microsoft.com/office/word/2023/wordml/word16du" xmlns:w16sdtdh="http://schemas.microsoft.com/office/word/2020/wordml/sdtdatahash" xmlns:w16sdtfl="http://schemas.microsoft.com/office/word/2024/wordml/sdtformatlock" xmlns:w16se="http://schemas.microsoft.com/office/word/2015/wordml/symex" xmlns:wpg="http://schemas.microsoft.com/office/word/2010/wordprocessingGroup" xmlns:wpi="http://schemas.microsoft.com/office/word/2010/wordprocessingInk" xmlns:wne="http://schemas.microsoft.com/office/word/2006/wordml" xmlns:wps="http://schemas.microsoft.com/office/word/2010/wordprocessingShape" mc:Ignorable="w14 w15 w16se w16cid w16 w16cex w16sdtdh w16sdtfl w16du wp14">
   <w:abstractNum w:abstractNumId="0" w15:restartNumberingAfterBreak="0">
+    <w:nsid w:val="14A35F31"/>
+    <w:multiLevelType w:val="hybridMultilevel"/>
+    <w:tmpl w:val="40182350"/>
+    <w:lvl w:ilvl="0" w:tplc="04090001">
+      <w:start w:val="1"/>
+      <w:numFmt w:val="bullet"/>
+      <w:lvlText w:val=""/>
+      <w:lvlJc w:val="left"/>
+      <w:pPr>
+        <w:ind w:left="701" w:hanging="440"/>
+      </w:pPr>
+      <w:rPr>
+        <w:rFonts w:ascii="Wingdings" w:hAnsi="Wingdings" w:hint="default"/>
+      </w:rPr>
+    </w:lvl>
+    <w:lvl w:ilvl="1" w:tplc="04090003" w:tentative="1">
+      <w:start w:val="1"/>
+      <w:numFmt w:val="bullet"/>
+      <w:lvlText w:val=""/>
+      <w:lvlJc w:val="left"/>
+      <w:pPr>
+        <w:ind w:left="1141" w:hanging="440"/>
+      </w:pPr>
+      <w:rPr>
+        <w:rFonts w:ascii="Wingdings" w:hAnsi="Wingdings" w:hint="default"/>
+      </w:rPr>
+    </w:lvl>
+    <w:lvl w:ilvl="2" w:tplc="04090005" w:tentative="1">
+      <w:start w:val="1"/>
+      <w:numFmt w:val="bullet"/>
+      <w:lvlText w:val=""/>
+      <w:lvlJc w:val="left"/>
+      <w:pPr>
+        <w:ind w:left="1581" w:hanging="440"/>
+      </w:pPr>
+      <w:rPr>
+        <w:rFonts w:ascii="Wingdings" w:hAnsi="Wingdings" w:hint="default"/>
+      </w:rPr>
+    </w:lvl>
+    <w:lvl w:ilvl="3" w:tplc="04090001" w:tentative="1">
+      <w:start w:val="1"/>
+      <w:numFmt w:val="bullet"/>
+      <w:lvlText w:val=""/>
+      <w:lvlJc w:val="left"/>
+      <w:pPr>
+        <w:ind w:left="2021" w:hanging="440"/>
+      </w:pPr>
+      <w:rPr>
+        <w:rFonts w:ascii="Wingdings" w:hAnsi="Wingdings" w:hint="default"/>
+      </w:rPr>
+    </w:lvl>
+    <w:lvl w:ilvl="4" w:tplc="04090003" w:tentative="1">
+      <w:start w:val="1"/>
+      <w:numFmt w:val="bullet"/>
+      <w:lvlText w:val=""/>
+      <w:lvlJc w:val="left"/>
+      <w:pPr>
+        <w:ind w:left="2461" w:hanging="440"/>
+      </w:pPr>
+      <w:rPr>
+        <w:rFonts w:ascii="Wingdings" w:hAnsi="Wingdings" w:hint="default"/>
+      </w:rPr>
+    </w:lvl>
+    <w:lvl w:ilvl="5" w:tplc="04090005" w:tentative="1">
+      <w:start w:val="1"/>
+      <w:numFmt w:val="bullet"/>
+      <w:lvlText w:val=""/>
+      <w:lvlJc w:val="left"/>
+      <w:pPr>
+        <w:ind w:left="2901" w:hanging="440"/>
+      </w:pPr>
+      <w:rPr>
+        <w:rFonts w:ascii="Wingdings" w:hAnsi="Wingdings" w:hint="default"/>
+      </w:rPr>
+    </w:lvl>
+    <w:lvl w:ilvl="6" w:tplc="04090001" w:tentative="1">
+      <w:start w:val="1"/>
+      <w:numFmt w:val="bullet"/>
+      <w:lvlText w:val=""/>
+      <w:lvlJc w:val="left"/>
+      <w:pPr>
+        <w:ind w:left="3341" w:hanging="440"/>
+      </w:pPr>
+      <w:rPr>
+        <w:rFonts w:ascii="Wingdings" w:hAnsi="Wingdings" w:hint="default"/>
+      </w:rPr>
+    </w:lvl>
+    <w:lvl w:ilvl="7" w:tplc="04090003" w:tentative="1">
+      <w:start w:val="1"/>
+      <w:numFmt w:val="bullet"/>
+      <w:lvlText w:val=""/>
+      <w:lvlJc w:val="left"/>
+      <w:pPr>
+        <w:ind w:left="3781" w:hanging="440"/>
+      </w:pPr>
+      <w:rPr>
+        <w:rFonts w:ascii="Wingdings" w:hAnsi="Wingdings" w:hint="default"/>
+      </w:rPr>
+    </w:lvl>
+    <w:lvl w:ilvl="8" w:tplc="04090005" w:tentative="1">
+      <w:start w:val="1"/>
+      <w:numFmt w:val="bullet"/>
+      <w:lvlText w:val=""/>
+      <w:lvlJc w:val="left"/>
+      <w:pPr>
+        <w:ind w:left="4221" w:hanging="440"/>
+      </w:pPr>
+      <w:rPr>
+        <w:rFonts w:ascii="Wingdings" w:hAnsi="Wingdings" w:hint="default"/>
+      </w:rPr>
+    </w:lvl>
+  </w:abstractNum>
+  <w:abstractNum w:abstractNumId="1" w15:restartNumberingAfterBreak="0">
+    <w:nsid w:val="26985BDE"/>
+    <w:multiLevelType w:val="hybridMultilevel"/>
+    <w:tmpl w:val="2DC07906"/>
+    <w:lvl w:ilvl="0" w:tplc="562E771E">
+      <w:numFmt w:val="bullet"/>
+      <w:lvlText w:val="•"/>
+      <w:lvlJc w:val="left"/>
+      <w:pPr>
+        <w:ind w:left="882" w:hanging="360"/>
+      </w:pPr>
+      <w:rPr>
+        <w:rFonts w:ascii="Times New Roman" w:eastAsia="宋体" w:hAnsi="Times New Roman" w:cs="Times New Roman" w:hint="default"/>
+      </w:rPr>
+    </w:lvl>
+    <w:lvl w:ilvl="1" w:tplc="04090003" w:tentative="1">
+      <w:start w:val="1"/>
+      <w:numFmt w:val="bullet"/>
+      <w:lvlText w:val=""/>
+      <w:lvlJc w:val="left"/>
+      <w:pPr>
+        <w:ind w:left="1141" w:hanging="440"/>
+      </w:pPr>
+      <w:rPr>
+        <w:rFonts w:ascii="Wingdings" w:hAnsi="Wingdings" w:hint="default"/>
+      </w:rPr>
+    </w:lvl>
+    <w:lvl w:ilvl="2" w:tplc="04090005" w:tentative="1">
+      <w:start w:val="1"/>
+      <w:numFmt w:val="bullet"/>
+      <w:lvlText w:val=""/>
+      <w:lvlJc w:val="left"/>
+      <w:pPr>
+        <w:ind w:left="1581" w:hanging="440"/>
+      </w:pPr>
+      <w:rPr>
+        <w:rFonts w:ascii="Wingdings" w:hAnsi="Wingdings" w:hint="default"/>
+      </w:rPr>
+    </w:lvl>
+    <w:lvl w:ilvl="3" w:tplc="04090001" w:tentative="1">
+      <w:start w:val="1"/>
+      <w:numFmt w:val="bullet"/>
+      <w:lvlText w:val=""/>
+      <w:lvlJc w:val="left"/>
+      <w:pPr>
+        <w:ind w:left="2021" w:hanging="440"/>
+      </w:pPr>
+      <w:rPr>
+        <w:rFonts w:ascii="Wingdings" w:hAnsi="Wingdings" w:hint="default"/>
+      </w:rPr>
+    </w:lvl>
+    <w:lvl w:ilvl="4" w:tplc="04090003" w:tentative="1">
+      <w:start w:val="1"/>
+      <w:numFmt w:val="bullet"/>
+      <w:lvlText w:val=""/>
+      <w:lvlJc w:val="left"/>
+      <w:pPr>
+        <w:ind w:left="2461" w:hanging="440"/>
+      </w:pPr>
+      <w:rPr>
+        <w:rFonts w:ascii="Wingdings" w:hAnsi="Wingdings" w:hint="default"/>
+      </w:rPr>
+    </w:lvl>
+    <w:lvl w:ilvl="5" w:tplc="04090005" w:tentative="1">
+      <w:start w:val="1"/>
+      <w:numFmt w:val="bullet"/>
+      <w:lvlText w:val=""/>
+      <w:lvlJc w:val="left"/>
+      <w:pPr>
+        <w:ind w:left="2901" w:hanging="440"/>
+      </w:pPr>
+      <w:rPr>
+        <w:rFonts w:ascii="Wingdings" w:hAnsi="Wingdings" w:hint="default"/>
+      </w:rPr>
+    </w:lvl>
+    <w:lvl w:ilvl="6" w:tplc="04090001" w:tentative="1">
+      <w:start w:val="1"/>
+      <w:numFmt w:val="bullet"/>
+      <w:lvlText w:val=""/>
+      <w:lvlJc w:val="left"/>
+      <w:pPr>
+        <w:ind w:left="3341" w:hanging="440"/>
+      </w:pPr>
+      <w:rPr>
+        <w:rFonts w:ascii="Wingdings" w:hAnsi="Wingdings" w:hint="default"/>
+      </w:rPr>
+    </w:lvl>
+    <w:lvl w:ilvl="7" w:tplc="04090003" w:tentative="1">
+      <w:start w:val="1"/>
+      <w:numFmt w:val="bullet"/>
+      <w:lvlText w:val=""/>
+      <w:lvlJc w:val="left"/>
+      <w:pPr>
+        <w:ind w:left="3781" w:hanging="440"/>
+      </w:pPr>
+      <w:rPr>
+        <w:rFonts w:ascii="Wingdings" w:hAnsi="Wingdings" w:hint="default"/>
+      </w:rPr>
+    </w:lvl>
+    <w:lvl w:ilvl="8" w:tplc="04090005" w:tentative="1">
+      <w:start w:val="1"/>
+      <w:numFmt w:val="bullet"/>
+      <w:lvlText w:val=""/>
+      <w:lvlJc w:val="left"/>
+      <w:pPr>
+        <w:ind w:left="4221" w:hanging="440"/>
+      </w:pPr>
+      <w:rPr>
+        <w:rFonts w:ascii="Wingdings" w:hAnsi="Wingdings" w:hint="default"/>
+      </w:rPr>
+    </w:lvl>
+  </w:abstractNum>
+  <w:abstractNum w:abstractNumId="2" w15:restartNumberingAfterBreak="0">
     <w:nsid w:val="2A205A3E"/>
     <w:multiLevelType w:val="multilevel"/>
     <w:tmpl w:val="2A205A3E"/>
@@ -1909,7 +9815,7 @@
       </w:pPr>
     </w:lvl>
   </w:abstractNum>
-  <w:abstractNum w:abstractNumId="1" w15:restartNumberingAfterBreak="0">
+  <w:abstractNum w:abstractNumId="3" w15:restartNumberingAfterBreak="0">
     <w:nsid w:val="4B373A98"/>
     <w:multiLevelType w:val="multilevel"/>
     <w:tmpl w:val="4B373A98"/>
@@ -1998,7 +9904,7 @@
       </w:pPr>
     </w:lvl>
   </w:abstractNum>
-  <w:abstractNum w:abstractNumId="2" w15:restartNumberingAfterBreak="0">
+  <w:abstractNum w:abstractNumId="4" w15:restartNumberingAfterBreak="0">
     <w:nsid w:val="4C883533"/>
     <w:multiLevelType w:val="multilevel"/>
     <w:tmpl w:val="4C883533"/>
@@ -2087,7 +9993,119 @@
       </w:pPr>
     </w:lvl>
   </w:abstractNum>
-  <w:abstractNum w:abstractNumId="3" w15:restartNumberingAfterBreak="0">
+  <w:abstractNum w:abstractNumId="5" w15:restartNumberingAfterBreak="0">
+    <w:nsid w:val="5D2E6971"/>
+    <w:multiLevelType w:val="hybridMultilevel"/>
+    <w:tmpl w:val="43B613F4"/>
+    <w:lvl w:ilvl="0" w:tplc="562E771E">
+      <w:numFmt w:val="bullet"/>
+      <w:lvlText w:val="•"/>
+      <w:lvlJc w:val="left"/>
+      <w:pPr>
+        <w:ind w:left="621" w:hanging="360"/>
+      </w:pPr>
+      <w:rPr>
+        <w:rFonts w:ascii="Times New Roman" w:eastAsia="宋体" w:hAnsi="Times New Roman" w:cs="Times New Roman" w:hint="default"/>
+      </w:rPr>
+    </w:lvl>
+    <w:lvl w:ilvl="1" w:tplc="04090003" w:tentative="1">
+      <w:start w:val="1"/>
+      <w:numFmt w:val="bullet"/>
+      <w:lvlText w:val=""/>
+      <w:lvlJc w:val="left"/>
+      <w:pPr>
+        <w:ind w:left="1141" w:hanging="440"/>
+      </w:pPr>
+      <w:rPr>
+        <w:rFonts w:ascii="Wingdings" w:hAnsi="Wingdings" w:hint="default"/>
+      </w:rPr>
+    </w:lvl>
+    <w:lvl w:ilvl="2" w:tplc="04090005" w:tentative="1">
+      <w:start w:val="1"/>
+      <w:numFmt w:val="bullet"/>
+      <w:lvlText w:val=""/>
+      <w:lvlJc w:val="left"/>
+      <w:pPr>
+        <w:ind w:left="1581" w:hanging="440"/>
+      </w:pPr>
+      <w:rPr>
+        <w:rFonts w:ascii="Wingdings" w:hAnsi="Wingdings" w:hint="default"/>
+      </w:rPr>
+    </w:lvl>
+    <w:lvl w:ilvl="3" w:tplc="04090001" w:tentative="1">
+      <w:start w:val="1"/>
+      <w:numFmt w:val="bullet"/>
+      <w:lvlText w:val=""/>
+      <w:lvlJc w:val="left"/>
+      <w:pPr>
+        <w:ind w:left="2021" w:hanging="440"/>
+      </w:pPr>
+      <w:rPr>
+        <w:rFonts w:ascii="Wingdings" w:hAnsi="Wingdings" w:hint="default"/>
+      </w:rPr>
+    </w:lvl>
+    <w:lvl w:ilvl="4" w:tplc="04090003" w:tentative="1">
+      <w:start w:val="1"/>
+      <w:numFmt w:val="bullet"/>
+      <w:lvlText w:val=""/>
+      <w:lvlJc w:val="left"/>
+      <w:pPr>
+        <w:ind w:left="2461" w:hanging="440"/>
+      </w:pPr>
+      <w:rPr>
+        <w:rFonts w:ascii="Wingdings" w:hAnsi="Wingdings" w:hint="default"/>
+      </w:rPr>
+    </w:lvl>
+    <w:lvl w:ilvl="5" w:tplc="04090005" w:tentative="1">
+      <w:start w:val="1"/>
+      <w:numFmt w:val="bullet"/>
+      <w:lvlText w:val=""/>
+      <w:lvlJc w:val="left"/>
+      <w:pPr>
+        <w:ind w:left="2901" w:hanging="440"/>
+      </w:pPr>
+      <w:rPr>
+        <w:rFonts w:ascii="Wingdings" w:hAnsi="Wingdings" w:hint="default"/>
+      </w:rPr>
+    </w:lvl>
+    <w:lvl w:ilvl="6" w:tplc="04090001" w:tentative="1">
+      <w:start w:val="1"/>
+      <w:numFmt w:val="bullet"/>
+      <w:lvlText w:val=""/>
+      <w:lvlJc w:val="left"/>
+      <w:pPr>
+        <w:ind w:left="3341" w:hanging="440"/>
+      </w:pPr>
+      <w:rPr>
+        <w:rFonts w:ascii="Wingdings" w:hAnsi="Wingdings" w:hint="default"/>
+      </w:rPr>
+    </w:lvl>
+    <w:lvl w:ilvl="7" w:tplc="04090003" w:tentative="1">
+      <w:start w:val="1"/>
+      <w:numFmt w:val="bullet"/>
+      <w:lvlText w:val=""/>
+      <w:lvlJc w:val="left"/>
+      <w:pPr>
+        <w:ind w:left="3781" w:hanging="440"/>
+      </w:pPr>
+      <w:rPr>
+        <w:rFonts w:ascii="Wingdings" w:hAnsi="Wingdings" w:hint="default"/>
+      </w:rPr>
+    </w:lvl>
+    <w:lvl w:ilvl="8" w:tplc="04090005" w:tentative="1">
+      <w:start w:val="1"/>
+      <w:numFmt w:val="bullet"/>
+      <w:lvlText w:val=""/>
+      <w:lvlJc w:val="left"/>
+      <w:pPr>
+        <w:ind w:left="4221" w:hanging="440"/>
+      </w:pPr>
+      <w:rPr>
+        <w:rFonts w:ascii="Wingdings" w:hAnsi="Wingdings" w:hint="default"/>
+      </w:rPr>
+    </w:lvl>
+  </w:abstractNum>
+  <w:abstractNum w:abstractNumId="6" w15:restartNumberingAfterBreak="0">
     <w:nsid w:val="5E5A6AF1"/>
     <w:multiLevelType w:val="multilevel"/>
     <w:tmpl w:val="5E5A6AF1"/>
@@ -2176,7 +10194,7 @@
       </w:pPr>
     </w:lvl>
   </w:abstractNum>
-  <w:abstractNum w:abstractNumId="4" w15:restartNumberingAfterBreak="0">
+  <w:abstractNum w:abstractNumId="7" w15:restartNumberingAfterBreak="0">
     <w:nsid w:val="6D8D19F3"/>
     <w:multiLevelType w:val="hybridMultilevel"/>
     <w:tmpl w:val="B868FCC4"/>
@@ -2265,7 +10283,7 @@
       </w:pPr>
     </w:lvl>
   </w:abstractNum>
-  <w:abstractNum w:abstractNumId="5" w15:restartNumberingAfterBreak="0">
+  <w:abstractNum w:abstractNumId="8" w15:restartNumberingAfterBreak="0">
     <w:nsid w:val="73986C36"/>
     <w:multiLevelType w:val="multilevel"/>
     <w:tmpl w:val="73986C36"/>
@@ -2406,22 +10424,31 @@
     </w:lvl>
   </w:abstractNum>
   <w:num w:numId="1" w16cid:durableId="1370185586">
+    <w:abstractNumId w:val="6"/>
+  </w:num>
+  <w:num w:numId="2" w16cid:durableId="1718040972">
+    <w:abstractNumId w:val="2"/>
+  </w:num>
+  <w:num w:numId="3" w16cid:durableId="1672290621">
     <w:abstractNumId w:val="3"/>
   </w:num>
-  <w:num w:numId="2" w16cid:durableId="1718040972">
+  <w:num w:numId="4" w16cid:durableId="1336766491">
+    <w:abstractNumId w:val="4"/>
+  </w:num>
+  <w:num w:numId="5" w16cid:durableId="329334327">
+    <w:abstractNumId w:val="8"/>
+  </w:num>
+  <w:num w:numId="6" w16cid:durableId="2114787443">
+    <w:abstractNumId w:val="7"/>
+  </w:num>
+  <w:num w:numId="7" w16cid:durableId="1461730298">
     <w:abstractNumId w:val="0"/>
   </w:num>
-  <w:num w:numId="3" w16cid:durableId="1672290621">
-    <w:abstractNumId w:val="1"/>
-  </w:num>
-  <w:num w:numId="4" w16cid:durableId="1336766491">
-    <w:abstractNumId w:val="2"/>
-  </w:num>
-  <w:num w:numId="5" w16cid:durableId="329334327">
+  <w:num w:numId="8" w16cid:durableId="531698446">
     <w:abstractNumId w:val="5"/>
   </w:num>
-  <w:num w:numId="6" w16cid:durableId="2114787443">
-    <w:abstractNumId w:val="4"/>
+  <w:num w:numId="9" w16cid:durableId="156769112">
+    <w:abstractNumId w:val="1"/>
   </w:num>
 </w:numbering>
 </file>
@@ -2832,8 +10859,10 @@
   <w:style w:type="table" w:default="1" w:styleId="a1">
     <w:name w:val="Normal Table"/>
     <w:uiPriority w:val="99"/>
+    <w:semiHidden/>
     <w:unhideWhenUsed/>
     <w:tblPr>
+      <w:tblInd w:w="0" w:type="dxa"/>
       <w:tblCellMar>
         <w:top w:w="0" w:type="dxa"/>
         <w:left w:w="108" w:type="dxa"/>
@@ -2851,7 +10880,7 @@
   <w:style w:type="paragraph" w:styleId="a3">
     <w:name w:val="Balloon Text"/>
     <w:basedOn w:val="a"/>
-    <w:link w:val="Char"/>
+    <w:link w:val="a4"/>
     <w:uiPriority w:val="99"/>
     <w:unhideWhenUsed/>
     <w:rPr>
@@ -2861,8 +10890,8 @@
       <w:lang w:val="x-none" w:eastAsia="x-none"/>
     </w:rPr>
   </w:style>
-  <w:style w:type="character" w:customStyle="1" w:styleId="Char">
-    <w:name w:val="批注框文本 Char"/>
+  <w:style w:type="character" w:customStyle="1" w:styleId="a4">
+    <w:name w:val="批注框文本 字符"/>
     <w:link w:val="a3"/>
     <w:uiPriority w:val="99"/>
     <w:semiHidden/>
@@ -2871,10 +10900,10 @@
       <w:szCs w:val="18"/>
     </w:rPr>
   </w:style>
-  <w:style w:type="paragraph" w:styleId="a4">
+  <w:style w:type="paragraph" w:styleId="a5">
     <w:name w:val="footer"/>
     <w:basedOn w:val="a"/>
-    <w:link w:val="Char0"/>
+    <w:link w:val="a6"/>
     <w:uiPriority w:val="99"/>
     <w:unhideWhenUsed/>
     <w:pPr>
@@ -2891,19 +10920,19 @@
       <w:lang w:val="x-none" w:eastAsia="x-none"/>
     </w:rPr>
   </w:style>
-  <w:style w:type="character" w:customStyle="1" w:styleId="Char0">
-    <w:name w:val="页脚 Char"/>
-    <w:link w:val="a4"/>
+  <w:style w:type="character" w:customStyle="1" w:styleId="a6">
+    <w:name w:val="页脚 字符"/>
+    <w:link w:val="a5"/>
     <w:uiPriority w:val="99"/>
     <w:rPr>
       <w:sz w:val="18"/>
       <w:szCs w:val="18"/>
     </w:rPr>
   </w:style>
-  <w:style w:type="paragraph" w:styleId="a5">
+  <w:style w:type="paragraph" w:styleId="a7">
     <w:name w:val="header"/>
     <w:basedOn w:val="a"/>
-    <w:link w:val="Char1"/>
+    <w:link w:val="a8"/>
     <w:uiPriority w:val="99"/>
     <w:unhideWhenUsed/>
     <w:pPr>
@@ -2924,27 +10953,27 @@
       <w:lang w:val="x-none" w:eastAsia="x-none"/>
     </w:rPr>
   </w:style>
-  <w:style w:type="character" w:customStyle="1" w:styleId="Char1">
-    <w:name w:val="页眉 Char"/>
-    <w:link w:val="a5"/>
+  <w:style w:type="character" w:customStyle="1" w:styleId="a8">
+    <w:name w:val="页眉 字符"/>
+    <w:link w:val="a7"/>
     <w:uiPriority w:val="99"/>
     <w:rPr>
       <w:sz w:val="18"/>
       <w:szCs w:val="18"/>
     </w:rPr>
   </w:style>
-  <w:style w:type="paragraph" w:styleId="a6">
+  <w:style w:type="paragraph" w:styleId="a9">
     <w:name w:val="No Spacing"/>
-    <w:link w:val="Char2"/>
+    <w:link w:val="aa"/>
     <w:uiPriority w:val="1"/>
     <w:qFormat/>
     <w:rPr>
       <w:sz w:val="22"/>
     </w:rPr>
   </w:style>
-  <w:style w:type="character" w:customStyle="1" w:styleId="Char2">
-    <w:name w:val="无间隔 Char"/>
-    <w:link w:val="a6"/>
+  <w:style w:type="character" w:customStyle="1" w:styleId="aa">
+    <w:name w:val="无间隔 字符"/>
+    <w:link w:val="a9"/>
     <w:uiPriority w:val="1"/>
     <w:rPr>
       <w:sz w:val="22"/>
@@ -2965,7 +10994,7 @@
       <w:lang w:val="ru-RU" w:eastAsia="en-US"/>
     </w:rPr>
   </w:style>
-  <w:style w:type="paragraph" w:styleId="a7">
+  <w:style w:type="paragraph" w:customStyle="1" w:styleId="ab">
     <w:name w:val="列出段落"/>
     <w:basedOn w:val="a"/>
     <w:uiPriority w:val="34"/>
@@ -2974,7 +11003,7 @@
       <w:ind w:firstLineChars="200" w:firstLine="420"/>
     </w:pPr>
   </w:style>
-  <w:style w:type="character" w:styleId="a8">
+  <w:style w:type="character" w:styleId="ac">
     <w:name w:val="Hyperlink"/>
     <w:uiPriority w:val="99"/>
     <w:unhideWhenUsed/>
